--- a/Project Générative IA/KitchenBuddy - Oral Presentation (EN).docx
+++ b/Project Générative IA/KitchenBuddy - Oral Presentation (EN).docx
@@ -33,7 +33,7 @@
           <w:sz w:val="30"/>
           <w:szCs w:val="30"/>
         </w:rPr>
-        <w:t xml:space="preserve">Live demo script</w:t>
+        <w:t xml:space="preserve">Presentation script, with a live demo</w:t>
       </w:r>
     </w:p>
     <w:p>
@@ -50,7 +50,7 @@
           <w:sz w:val="22"/>
           <w:szCs w:val="22"/>
         </w:rPr>
-        <w:t xml:space="preserve">Generative AI course · Group project · September 2026</w:t>
+        <w:t xml:space="preserve">Group project · September 2026</w:t>
       </w:r>
     </w:p>
     <w:p>
@@ -67,7 +67,7 @@
           <w:sz w:val="22"/>
           <w:szCs w:val="22"/>
         </w:rPr>
-        <w:t xml:space="preserve">No slides. One laptop on the projector, four voices.</w:t>
+        <w:t xml:space="preserve">No slides. One laptop on the projector, five voices. Audience: the Head of Innovation.</w:t>
       </w:r>
     </w:p>
     <w:p>
@@ -102,7 +102,7 @@
           <w:sz w:val="22"/>
           <w:szCs w:val="22"/>
         </w:rPr>
-        <w:t xml:space="preserve">We present by doing. The MacBook Air runs the app on the projector, and the story follows a normal evening: a receipt, a tired request for dinner, and cooking with the chef. The technical explanations fit into the moments where the laptop is working anyway, so the waits become the talk.</w:t>
+        <w:t xml:space="preserve">Eight beats, five voices: about five minutes of speaking and a minute and a half of waiting for the laptop, six and a half minutes end to end. The waits are deliberate, because they are where the explanations go. Part 2 is the script; everything after it is preparation and backup, not more speech.</w:t>
       </w:r>
     </w:p>
     <w:p>
@@ -120,7 +120,7 @@
           <w:sz w:val="22"/>
           <w:szCs w:val="22"/>
         </w:rPr>
-        <w:t xml:space="preserve">Who does what.</w:t>
+        <w:t xml:space="preserve">Rehearse with a stopwatch and do not add anything.</w:t>
       </w:r>
       <w:r>
         <w:rPr>
@@ -132,7 +132,7 @@
           <w:sz w:val="22"/>
           <w:szCs w:val="22"/>
         </w:rPr>
-        <w:t xml:space="preserve"> The DevOps Engineer drives the laptop for the whole demo, speaks the voice commands, and opens and closes. The others speak at their parts. Nobody reads: the "Say" text is what we want to get across, in words that sound natural. Say it in your own words once you know it.</w:t>
+        <w:t xml:space="preserve"> If the slot is a hard five minutes, the receipt (beat 3) is the one to drop: describe it in one sentence instead and go straight from the model to "Bob, I'm drained". That version lands at five minutes exactly. If you are running long at beat 6, skip the spoken question.</w:t>
       </w:r>
     </w:p>
     <w:p>
@@ -150,7 +150,7 @@
           <w:sz w:val="22"/>
           <w:szCs w:val="22"/>
         </w:rPr>
-        <w:t xml:space="preserve">Timing.</w:t>
+        <w:t xml:space="preserve">Who speaks.</w:t>
       </w:r>
       <w:r>
         <w:rPr>
@@ -162,7 +162,67 @@
           <w:sz w:val="22"/>
           <w:szCs w:val="22"/>
         </w:rPr>
-        <w:t xml:space="preserve"> The full run takes 7 to 8 minutes, depending on how fast the laptop is that day. If we only get 5, follow the cuts in part 3.</w:t>
+        <w:t xml:space="preserve"> Scrum Master opens and closes. AI Researcher takes the model and the cost of training. Data Engineer takes the data, spoken over the wait while the recipe is written. ML Engineer takes the checks. DevOps drives the laptop throughout and speaks the voice commands.</w:t>
+      </w:r>
+    </w:p>
+    <w:p>
+      <w:pPr>
+        <w:spacing w:after="120" w:line="276"/>
+        <w:jc w:val="both"/>
+      </w:pPr>
+      <w:r>
+        <w:rPr>
+          <w:rFonts w:ascii="Calibri" w:cs="Calibri" w:eastAsia="Calibri" w:hAnsi="Calibri"/>
+          <w:b/>
+          <w:bCs/>
+          <w:i w:val="false"/>
+          <w:iCs w:val="false"/>
+          <w:sz w:val="22"/>
+          <w:szCs w:val="22"/>
+        </w:rPr>
+        <w:t xml:space="preserve">How to say it.</w:t>
+      </w:r>
+      <w:r>
+        <w:rPr>
+          <w:rFonts w:ascii="Calibri" w:cs="Calibri" w:eastAsia="Calibri" w:hAnsi="Calibri"/>
+          <w:b w:val="false"/>
+          <w:bCs w:val="false"/>
+          <w:i w:val="false"/>
+          <w:iCs w:val="false"/>
+          <w:sz w:val="22"/>
+          <w:szCs w:val="22"/>
+        </w:rPr>
+        <w:t xml:space="preserve"> Learn the shape of each beat and use your own words. Assume nobody in the room builds these systems: every technical word is explained where it appears, or avoided. Part 3 gives a one-line explanation of each, for questions.</w:t>
+      </w:r>
+    </w:p>
+    <w:p>
+      <w:pPr>
+        <w:spacing w:after="120" w:line="276"/>
+        <w:jc w:val="both"/>
+      </w:pPr>
+      <w:r>
+        <w:rPr>
+          <w:rFonts w:ascii="Calibri" w:cs="Calibri" w:eastAsia="Calibri" w:hAnsi="Calibri"/>
+          <w:b/>
+          <w:bCs/>
+          <w:i w:val="false"/>
+          <w:iCs w:val="false"/>
+          <w:sz w:val="22"/>
+          <w:szCs w:val="22"/>
+        </w:rPr>
+        <w:t xml:space="preserve">Two rules.</w:t>
+      </w:r>
+      <w:r>
+        <w:rPr>
+          <w:rFonts w:ascii="Calibri" w:cs="Calibri" w:eastAsia="Calibri" w:hAnsi="Calibri"/>
+          <w:b w:val="false"/>
+          <w:bCs w:val="false"/>
+          <w:i w:val="false"/>
+          <w:iCs w:val="false"/>
+          <w:sz w:val="22"/>
+          <w:szCs w:val="22"/>
+        </w:rPr>
+        <w:t xml:space="preserve"> Do not narrate what you are about to do, do it and explain while it runs. Never apologise for the laptop being slow: that pause is scripted.</w:t>
       </w:r>
     </w:p>
     <w:tbl>
@@ -179,10 +239,10 @@
       </w:tblPr>
       <w:tblGrid>
         <w:gridCol w:w="500"/>
-        <w:gridCol w:w="3300"/>
-        <w:gridCol w:w="2000"/>
-        <w:gridCol w:w="1500"/>
-        <w:gridCol w:w="2000"/>
+        <w:gridCol w:w="3400"/>
+        <w:gridCol w:w="1900"/>
+        <w:gridCol w:w="900"/>
+        <w:gridCol w:w="2600"/>
       </w:tblGrid>
       <w:tr>
         <w:trPr>
@@ -220,7 +280,7 @@
         </w:tc>
         <w:tc>
           <w:tcPr>
-            <w:tcW w:type="dxa" w:w="3300"/>
+            <w:tcW w:type="dxa" w:w="3400"/>
             <w:shd w:fill="1F3864" w:color="auto" w:val="clear"/>
             <w:tcMar>
               <w:top w:type="dxa" w:w="60"/>
@@ -244,13 +304,13 @@
                 <w:sz w:val="19"/>
                 <w:szCs w:val="19"/>
               </w:rPr>
-              <w:t xml:space="preserve">Part</w:t>
-            </w:r>
-          </w:p>
-        </w:tc>
-        <w:tc>
-          <w:tcPr>
-            <w:tcW w:type="dxa" w:w="2000"/>
+              <w:t xml:space="preserve">Beat</w:t>
+            </w:r>
+          </w:p>
+        </w:tc>
+        <w:tc>
+          <w:tcPr>
+            <w:tcW w:type="dxa" w:w="1900"/>
             <w:shd w:fill="1F3864" w:color="auto" w:val="clear"/>
             <w:tcMar>
               <w:top w:type="dxa" w:w="60"/>
@@ -280,7 +340,7 @@
         </w:tc>
         <w:tc>
           <w:tcPr>
-            <w:tcW w:type="dxa" w:w="1500"/>
+            <w:tcW w:type="dxa" w:w="900"/>
             <w:shd w:fill="1F3864" w:color="auto" w:val="clear"/>
             <w:tcMar>
               <w:top w:type="dxa" w:w="60"/>
@@ -310,7 +370,7 @@
         </w:tc>
         <w:tc>
           <w:tcPr>
-            <w:tcW w:type="dxa" w:w="2000"/>
+            <w:tcW w:type="dxa" w:w="2600"/>
             <w:shd w:fill="1F3864" w:color="auto" w:val="clear"/>
             <w:tcMar>
               <w:top w:type="dxa" w:w="60"/>
@@ -334,7 +394,7 @@
                 <w:sz w:val="19"/>
                 <w:szCs w:val="19"/>
               </w:rPr>
-              <w:t xml:space="preserve">On screen</w:t>
+              <w:t xml:space="preserve">Live on screen</w:t>
             </w:r>
           </w:p>
         </w:tc>
@@ -370,113 +430,113 @@
         </w:tc>
         <w:tc>
           <w:tcPr>
-            <w:tcW w:type="dxa" w:w="3300"/>
-            <w:tcMar>
-              <w:top w:type="dxa" w:w="60"/>
-              <w:left w:type="dxa" w:w="100"/>
-              <w:bottom w:type="dxa" w:w="60"/>
-              <w:right w:type="dxa" w:w="100"/>
-            </w:tcMar>
-          </w:tcPr>
-          <w:p>
-            <w:pPr>
-              <w:spacing w:after="0" w:line="252"/>
-            </w:pPr>
-            <w:r>
-              <w:rPr>
-                <w:rFonts w:ascii="Calibri" w:cs="Calibri" w:eastAsia="Calibri" w:hAnsi="Calibri"/>
-                <w:b w:val="false"/>
-                <w:bCs w:val="false"/>
-                <w:i w:val="false"/>
-                <w:iCs w:val="false"/>
-                <w:sz w:val="19"/>
-                <w:szCs w:val="19"/>
-              </w:rPr>
-              <w:t xml:space="preserve">A fridge at 7 pm</w:t>
-            </w:r>
-          </w:p>
-        </w:tc>
-        <w:tc>
-          <w:tcPr>
-            <w:tcW w:type="dxa" w:w="2000"/>
-            <w:tcMar>
-              <w:top w:type="dxa" w:w="60"/>
-              <w:left w:type="dxa" w:w="100"/>
-              <w:bottom w:type="dxa" w:w="60"/>
-              <w:right w:type="dxa" w:w="100"/>
-            </w:tcMar>
-          </w:tcPr>
-          <w:p>
-            <w:pPr>
-              <w:spacing w:after="0" w:line="252"/>
-            </w:pPr>
-            <w:r>
-              <w:rPr>
-                <w:rFonts w:ascii="Calibri" w:cs="Calibri" w:eastAsia="Calibri" w:hAnsi="Calibri"/>
-                <w:b w:val="false"/>
-                <w:bCs w:val="false"/>
-                <w:i w:val="false"/>
-                <w:iCs w:val="false"/>
-                <w:sz w:val="19"/>
-                <w:szCs w:val="19"/>
-              </w:rPr>
-              <w:t xml:space="preserve">DevOps</w:t>
-            </w:r>
-          </w:p>
-        </w:tc>
-        <w:tc>
-          <w:tcPr>
-            <w:tcW w:type="dxa" w:w="1500"/>
-            <w:tcMar>
-              <w:top w:type="dxa" w:w="60"/>
-              <w:left w:type="dxa" w:w="100"/>
-              <w:bottom w:type="dxa" w:w="60"/>
-              <w:right w:type="dxa" w:w="100"/>
-            </w:tcMar>
-          </w:tcPr>
-          <w:p>
-            <w:pPr>
-              <w:spacing w:after="0" w:line="252"/>
-            </w:pPr>
-            <w:r>
-              <w:rPr>
-                <w:rFonts w:ascii="Calibri" w:cs="Calibri" w:eastAsia="Calibri" w:hAnsi="Calibri"/>
-                <w:b w:val="false"/>
-                <w:bCs w:val="false"/>
-                <w:i w:val="false"/>
-                <w:iCs w:val="false"/>
-                <w:sz w:val="19"/>
-                <w:szCs w:val="19"/>
-              </w:rPr>
-              <w:t xml:space="preserve">0:00–0:40</w:t>
-            </w:r>
-          </w:p>
-        </w:tc>
-        <w:tc>
-          <w:tcPr>
-            <w:tcW w:type="dxa" w:w="2000"/>
-            <w:tcMar>
-              <w:top w:type="dxa" w:w="60"/>
-              <w:left w:type="dxa" w:w="100"/>
-              <w:bottom w:type="dxa" w:w="60"/>
-              <w:right w:type="dxa" w:w="100"/>
-            </w:tcMar>
-          </w:tcPr>
-          <w:p>
-            <w:pPr>
-              <w:spacing w:after="0" w:line="252"/>
-            </w:pPr>
-            <w:r>
-              <w:rPr>
-                <w:rFonts w:ascii="Calibri" w:cs="Calibri" w:eastAsia="Calibri" w:hAnsi="Calibri"/>
-                <w:b w:val="false"/>
-                <w:bCs w:val="false"/>
-                <w:i w:val="false"/>
-                <w:iCs w:val="false"/>
-                <w:sz w:val="19"/>
-                <w:szCs w:val="19"/>
-              </w:rPr>
-              <w:t xml:space="preserve">Today screen</w:t>
+            <w:tcW w:type="dxa" w:w="3400"/>
+            <w:tcMar>
+              <w:top w:type="dxa" w:w="60"/>
+              <w:left w:type="dxa" w:w="100"/>
+              <w:bottom w:type="dxa" w:w="60"/>
+              <w:right w:type="dxa" w:w="100"/>
+            </w:tcMar>
+          </w:tcPr>
+          <w:p>
+            <w:pPr>
+              <w:spacing w:after="0" w:line="252"/>
+            </w:pPr>
+            <w:r>
+              <w:rPr>
+                <w:rFonts w:ascii="Calibri" w:cs="Calibri" w:eastAsia="Calibri" w:hAnsi="Calibri"/>
+                <w:b w:val="false"/>
+                <w:bCs w:val="false"/>
+                <w:i w:val="false"/>
+                <w:iCs w:val="false"/>
+                <w:sz w:val="19"/>
+                <w:szCs w:val="19"/>
+              </w:rPr>
+              <w:t xml:space="preserve">The evening this is for</w:t>
+            </w:r>
+          </w:p>
+        </w:tc>
+        <w:tc>
+          <w:tcPr>
+            <w:tcW w:type="dxa" w:w="1900"/>
+            <w:tcMar>
+              <w:top w:type="dxa" w:w="60"/>
+              <w:left w:type="dxa" w:w="100"/>
+              <w:bottom w:type="dxa" w:w="60"/>
+              <w:right w:type="dxa" w:w="100"/>
+            </w:tcMar>
+          </w:tcPr>
+          <w:p>
+            <w:pPr>
+              <w:spacing w:after="0" w:line="252"/>
+            </w:pPr>
+            <w:r>
+              <w:rPr>
+                <w:rFonts w:ascii="Calibri" w:cs="Calibri" w:eastAsia="Calibri" w:hAnsi="Calibri"/>
+                <w:b w:val="false"/>
+                <w:bCs w:val="false"/>
+                <w:i w:val="false"/>
+                <w:iCs w:val="false"/>
+                <w:sz w:val="19"/>
+                <w:szCs w:val="19"/>
+              </w:rPr>
+              <w:t xml:space="preserve">Scrum Master</w:t>
+            </w:r>
+          </w:p>
+        </w:tc>
+        <w:tc>
+          <w:tcPr>
+            <w:tcW w:type="dxa" w:w="900"/>
+            <w:tcMar>
+              <w:top w:type="dxa" w:w="60"/>
+              <w:left w:type="dxa" w:w="100"/>
+              <w:bottom w:type="dxa" w:w="60"/>
+              <w:right w:type="dxa" w:w="100"/>
+            </w:tcMar>
+          </w:tcPr>
+          <w:p>
+            <w:pPr>
+              <w:spacing w:after="0" w:line="252"/>
+            </w:pPr>
+            <w:r>
+              <w:rPr>
+                <w:rFonts w:ascii="Calibri" w:cs="Calibri" w:eastAsia="Calibri" w:hAnsi="Calibri"/>
+                <w:b w:val="false"/>
+                <w:bCs w:val="false"/>
+                <w:i w:val="false"/>
+                <w:iCs w:val="false"/>
+                <w:sz w:val="19"/>
+                <w:szCs w:val="19"/>
+              </w:rPr>
+              <w:t xml:space="preserve">0:35</w:t>
+            </w:r>
+          </w:p>
+        </w:tc>
+        <w:tc>
+          <w:tcPr>
+            <w:tcW w:type="dxa" w:w="2600"/>
+            <w:tcMar>
+              <w:top w:type="dxa" w:w="60"/>
+              <w:left w:type="dxa" w:w="100"/>
+              <w:bottom w:type="dxa" w:w="60"/>
+              <w:right w:type="dxa" w:w="100"/>
+            </w:tcMar>
+          </w:tcPr>
+          <w:p>
+            <w:pPr>
+              <w:spacing w:after="0" w:line="252"/>
+            </w:pPr>
+            <w:r>
+              <w:rPr>
+                <w:rFonts w:ascii="Calibri" w:cs="Calibri" w:eastAsia="Calibri" w:hAnsi="Calibri"/>
+                <w:b w:val="false"/>
+                <w:bCs w:val="false"/>
+                <w:i w:val="false"/>
+                <w:iCs w:val="false"/>
+                <w:sz w:val="19"/>
+                <w:szCs w:val="19"/>
+              </w:rPr>
+              <w:t xml:space="preserve">Today</w:t>
             </w:r>
           </w:p>
         </w:tc>
@@ -512,113 +572,113 @@
         </w:tc>
         <w:tc>
           <w:tcPr>
-            <w:tcW w:type="dxa" w:w="3300"/>
-            <w:tcMar>
-              <w:top w:type="dxa" w:w="60"/>
-              <w:left w:type="dxa" w:w="100"/>
-              <w:bottom w:type="dxa" w:w="60"/>
-              <w:right w:type="dxa" w:w="100"/>
-            </w:tcMar>
-          </w:tcPr>
-          <w:p>
-            <w:pPr>
-              <w:spacing w:after="0" w:line="252"/>
-            </w:pPr>
-            <w:r>
-              <w:rPr>
-                <w:rFonts w:ascii="Calibri" w:cs="Calibri" w:eastAsia="Calibri" w:hAnsi="Calibri"/>
-                <w:b w:val="false"/>
-                <w:bCs w:val="false"/>
-                <w:i w:val="false"/>
-                <w:iCs w:val="false"/>
-                <w:sz w:val="19"/>
-                <w:szCs w:val="19"/>
-              </w:rPr>
-              <w:t xml:space="preserve">What runs on this laptop</w:t>
-            </w:r>
-          </w:p>
-        </w:tc>
-        <w:tc>
-          <w:tcPr>
-            <w:tcW w:type="dxa" w:w="2000"/>
-            <w:tcMar>
-              <w:top w:type="dxa" w:w="60"/>
-              <w:left w:type="dxa" w:w="100"/>
-              <w:bottom w:type="dxa" w:w="60"/>
-              <w:right w:type="dxa" w:w="100"/>
-            </w:tcMar>
-          </w:tcPr>
-          <w:p>
-            <w:pPr>
-              <w:spacing w:after="0" w:line="252"/>
-            </w:pPr>
-            <w:r>
-              <w:rPr>
-                <w:rFonts w:ascii="Calibri" w:cs="Calibri" w:eastAsia="Calibri" w:hAnsi="Calibri"/>
-                <w:b w:val="false"/>
-                <w:bCs w:val="false"/>
-                <w:i w:val="false"/>
-                <w:iCs w:val="false"/>
-                <w:sz w:val="19"/>
-                <w:szCs w:val="19"/>
-              </w:rPr>
-              <w:t xml:space="preserve">DevOps</w:t>
-            </w:r>
-          </w:p>
-        </w:tc>
-        <w:tc>
-          <w:tcPr>
-            <w:tcW w:type="dxa" w:w="1500"/>
-            <w:tcMar>
-              <w:top w:type="dxa" w:w="60"/>
-              <w:left w:type="dxa" w:w="100"/>
-              <w:bottom w:type="dxa" w:w="60"/>
-              <w:right w:type="dxa" w:w="100"/>
-            </w:tcMar>
-          </w:tcPr>
-          <w:p>
-            <w:pPr>
-              <w:spacing w:after="0" w:line="252"/>
-            </w:pPr>
-            <w:r>
-              <w:rPr>
-                <w:rFonts w:ascii="Calibri" w:cs="Calibri" w:eastAsia="Calibri" w:hAnsi="Calibri"/>
-                <w:b w:val="false"/>
-                <w:bCs w:val="false"/>
-                <w:i w:val="false"/>
-                <w:iCs w:val="false"/>
-                <w:sz w:val="19"/>
-                <w:szCs w:val="19"/>
-              </w:rPr>
-              <w:t xml:space="preserve">0:40–1:20</w:t>
-            </w:r>
-          </w:p>
-        </w:tc>
-        <w:tc>
-          <w:tcPr>
-            <w:tcW w:type="dxa" w:w="2000"/>
-            <w:tcMar>
-              <w:top w:type="dxa" w:w="60"/>
-              <w:left w:type="dxa" w:w="100"/>
-              <w:bottom w:type="dxa" w:w="60"/>
-              <w:right w:type="dxa" w:w="100"/>
-            </w:tcMar>
-          </w:tcPr>
-          <w:p>
-            <w:pPr>
-              <w:spacing w:after="0" w:line="252"/>
-            </w:pPr>
-            <w:r>
-              <w:rPr>
-                <w:rFonts w:ascii="Calibri" w:cs="Calibri" w:eastAsia="Calibri" w:hAnsi="Calibri"/>
-                <w:b w:val="false"/>
-                <w:bCs w:val="false"/>
-                <w:i w:val="false"/>
-                <w:iCs w:val="false"/>
-                <w:sz w:val="19"/>
-                <w:szCs w:val="19"/>
-              </w:rPr>
-              <w:t xml:space="preserve">Kitchen screen</w:t>
+            <w:tcW w:type="dxa" w:w="3400"/>
+            <w:tcMar>
+              <w:top w:type="dxa" w:w="60"/>
+              <w:left w:type="dxa" w:w="100"/>
+              <w:bottom w:type="dxa" w:w="60"/>
+              <w:right w:type="dxa" w:w="100"/>
+            </w:tcMar>
+          </w:tcPr>
+          <w:p>
+            <w:pPr>
+              <w:spacing w:after="0" w:line="252"/>
+            </w:pPr>
+            <w:r>
+              <w:rPr>
+                <w:rFonts w:ascii="Calibri" w:cs="Calibri" w:eastAsia="Calibri" w:hAnsi="Calibri"/>
+                <w:b w:val="false"/>
+                <w:bCs w:val="false"/>
+                <w:i w:val="false"/>
+                <w:iCs w:val="false"/>
+                <w:sz w:val="19"/>
+                <w:szCs w:val="19"/>
+              </w:rPr>
+              <w:t xml:space="preserve">The machine, and how we chose the model</w:t>
+            </w:r>
+          </w:p>
+        </w:tc>
+        <w:tc>
+          <w:tcPr>
+            <w:tcW w:type="dxa" w:w="1900"/>
+            <w:tcMar>
+              <w:top w:type="dxa" w:w="60"/>
+              <w:left w:type="dxa" w:w="100"/>
+              <w:bottom w:type="dxa" w:w="60"/>
+              <w:right w:type="dxa" w:w="100"/>
+            </w:tcMar>
+          </w:tcPr>
+          <w:p>
+            <w:pPr>
+              <w:spacing w:after="0" w:line="252"/>
+            </w:pPr>
+            <w:r>
+              <w:rPr>
+                <w:rFonts w:ascii="Calibri" w:cs="Calibri" w:eastAsia="Calibri" w:hAnsi="Calibri"/>
+                <w:b w:val="false"/>
+                <w:bCs w:val="false"/>
+                <w:i w:val="false"/>
+                <w:iCs w:val="false"/>
+                <w:sz w:val="19"/>
+                <w:szCs w:val="19"/>
+              </w:rPr>
+              <w:t xml:space="preserve">AI Researcher</w:t>
+            </w:r>
+          </w:p>
+        </w:tc>
+        <w:tc>
+          <w:tcPr>
+            <w:tcW w:type="dxa" w:w="900"/>
+            <w:tcMar>
+              <w:top w:type="dxa" w:w="60"/>
+              <w:left w:type="dxa" w:w="100"/>
+              <w:bottom w:type="dxa" w:w="60"/>
+              <w:right w:type="dxa" w:w="100"/>
+            </w:tcMar>
+          </w:tcPr>
+          <w:p>
+            <w:pPr>
+              <w:spacing w:after="0" w:line="252"/>
+            </w:pPr>
+            <w:r>
+              <w:rPr>
+                <w:rFonts w:ascii="Calibri" w:cs="Calibri" w:eastAsia="Calibri" w:hAnsi="Calibri"/>
+                <w:b w:val="false"/>
+                <w:bCs w:val="false"/>
+                <w:i w:val="false"/>
+                <w:iCs w:val="false"/>
+                <w:sz w:val="19"/>
+                <w:szCs w:val="19"/>
+              </w:rPr>
+              <w:t xml:space="preserve">0:55</w:t>
+            </w:r>
+          </w:p>
+        </w:tc>
+        <w:tc>
+          <w:tcPr>
+            <w:tcW w:type="dxa" w:w="2600"/>
+            <w:tcMar>
+              <w:top w:type="dxa" w:w="60"/>
+              <w:left w:type="dxa" w:w="100"/>
+              <w:bottom w:type="dxa" w:w="60"/>
+              <w:right w:type="dxa" w:w="100"/>
+            </w:tcMar>
+          </w:tcPr>
+          <w:p>
+            <w:pPr>
+              <w:spacing w:after="0" w:line="252"/>
+            </w:pPr>
+            <w:r>
+              <w:rPr>
+                <w:rFonts w:ascii="Calibri" w:cs="Calibri" w:eastAsia="Calibri" w:hAnsi="Calibri"/>
+                <w:b w:val="false"/>
+                <w:bCs w:val="false"/>
+                <w:i w:val="false"/>
+                <w:iCs w:val="false"/>
+                <w:sz w:val="19"/>
+                <w:szCs w:val="19"/>
+              </w:rPr>
+              <w:t xml:space="preserve">spoken</w:t>
             </w:r>
           </w:p>
         </w:tc>
@@ -654,35 +714,35 @@
         </w:tc>
         <w:tc>
           <w:tcPr>
-            <w:tcW w:type="dxa" w:w="3300"/>
-            <w:tcMar>
-              <w:top w:type="dxa" w:w="60"/>
-              <w:left w:type="dxa" w:w="100"/>
-              <w:bottom w:type="dxa" w:w="60"/>
-              <w:right w:type="dxa" w:w="100"/>
-            </w:tcMar>
-          </w:tcPr>
-          <w:p>
-            <w:pPr>
-              <w:spacing w:after="0" w:line="252"/>
-            </w:pPr>
-            <w:r>
-              <w:rPr>
-                <w:rFonts w:ascii="Calibri" w:cs="Calibri" w:eastAsia="Calibri" w:hAnsi="Calibri"/>
-                <w:b w:val="false"/>
-                <w:bCs w:val="false"/>
-                <w:i w:val="false"/>
-                <w:iCs w:val="false"/>
-                <w:sz w:val="19"/>
-                <w:szCs w:val="19"/>
-              </w:rPr>
-              <w:t xml:space="preserve">Scanning a receipt</w:t>
-            </w:r>
-          </w:p>
-        </w:tc>
-        <w:tc>
-          <w:tcPr>
-            <w:tcW w:type="dxa" w:w="2000"/>
+            <w:tcW w:type="dxa" w:w="3400"/>
+            <w:tcMar>
+              <w:top w:type="dxa" w:w="60"/>
+              <w:left w:type="dxa" w:w="100"/>
+              <w:bottom w:type="dxa" w:w="60"/>
+              <w:right w:type="dxa" w:w="100"/>
+            </w:tcMar>
+          </w:tcPr>
+          <w:p>
+            <w:pPr>
+              <w:spacing w:after="0" w:line="252"/>
+            </w:pPr>
+            <w:r>
+              <w:rPr>
+                <w:rFonts w:ascii="Calibri" w:cs="Calibri" w:eastAsia="Calibri" w:hAnsi="Calibri"/>
+                <w:b w:val="false"/>
+                <w:bCs w:val="false"/>
+                <w:i w:val="false"/>
+                <w:iCs w:val="false"/>
+                <w:sz w:val="19"/>
+                <w:szCs w:val="19"/>
+              </w:rPr>
+              <w:t xml:space="preserve">A receipt becomes the kitchen</w:t>
+            </w:r>
+          </w:p>
+        </w:tc>
+        <w:tc>
+          <w:tcPr>
+            <w:tcW w:type="dxa" w:w="1900"/>
             <w:tcMar>
               <w:top w:type="dxa" w:w="60"/>
               <w:left w:type="dxa" w:w="100"/>
@@ -710,57 +770,57 @@
         </w:tc>
         <w:tc>
           <w:tcPr>
-            <w:tcW w:type="dxa" w:w="1500"/>
-            <w:tcMar>
-              <w:top w:type="dxa" w:w="60"/>
-              <w:left w:type="dxa" w:w="100"/>
-              <w:bottom w:type="dxa" w:w="60"/>
-              <w:right w:type="dxa" w:w="100"/>
-            </w:tcMar>
-          </w:tcPr>
-          <w:p>
-            <w:pPr>
-              <w:spacing w:after="0" w:line="252"/>
-            </w:pPr>
-            <w:r>
-              <w:rPr>
-                <w:rFonts w:ascii="Calibri" w:cs="Calibri" w:eastAsia="Calibri" w:hAnsi="Calibri"/>
-                <w:b w:val="false"/>
-                <w:bCs w:val="false"/>
-                <w:i w:val="false"/>
-                <w:iCs w:val="false"/>
-                <w:sz w:val="19"/>
-                <w:szCs w:val="19"/>
-              </w:rPr>
-              <w:t xml:space="preserve">1:20–2:50</w:t>
-            </w:r>
-          </w:p>
-        </w:tc>
-        <w:tc>
-          <w:tcPr>
-            <w:tcW w:type="dxa" w:w="2000"/>
-            <w:tcMar>
-              <w:top w:type="dxa" w:w="60"/>
-              <w:left w:type="dxa" w:w="100"/>
-              <w:bottom w:type="dxa" w:w="60"/>
-              <w:right w:type="dxa" w:w="100"/>
-            </w:tcMar>
-          </w:tcPr>
-          <w:p>
-            <w:pPr>
-              <w:spacing w:after="0" w:line="252"/>
-            </w:pPr>
-            <w:r>
-              <w:rPr>
-                <w:rFonts w:ascii="Calibri" w:cs="Calibri" w:eastAsia="Calibri" w:hAnsi="Calibri"/>
-                <w:b w:val="false"/>
-                <w:bCs w:val="false"/>
-                <w:i w:val="false"/>
-                <w:iCs w:val="false"/>
-                <w:sz w:val="19"/>
-                <w:szCs w:val="19"/>
-              </w:rPr>
-              <w:t xml:space="preserve">Camera, then the read receipt</w:t>
+            <w:tcW w:type="dxa" w:w="900"/>
+            <w:tcMar>
+              <w:top w:type="dxa" w:w="60"/>
+              <w:left w:type="dxa" w:w="100"/>
+              <w:bottom w:type="dxa" w:w="60"/>
+              <w:right w:type="dxa" w:w="100"/>
+            </w:tcMar>
+          </w:tcPr>
+          <w:p>
+            <w:pPr>
+              <w:spacing w:after="0" w:line="252"/>
+            </w:pPr>
+            <w:r>
+              <w:rPr>
+                <w:rFonts w:ascii="Calibri" w:cs="Calibri" w:eastAsia="Calibri" w:hAnsi="Calibri"/>
+                <w:b w:val="false"/>
+                <w:bCs w:val="false"/>
+                <w:i w:val="false"/>
+                <w:iCs w:val="false"/>
+                <w:sz w:val="19"/>
+                <w:szCs w:val="19"/>
+              </w:rPr>
+              <w:t xml:space="preserve">1:20</w:t>
+            </w:r>
+          </w:p>
+        </w:tc>
+        <w:tc>
+          <w:tcPr>
+            <w:tcW w:type="dxa" w:w="2600"/>
+            <w:tcMar>
+              <w:top w:type="dxa" w:w="60"/>
+              <w:left w:type="dxa" w:w="100"/>
+              <w:bottom w:type="dxa" w:w="60"/>
+              <w:right w:type="dxa" w:w="100"/>
+            </w:tcMar>
+          </w:tcPr>
+          <w:p>
+            <w:pPr>
+              <w:spacing w:after="0" w:line="252"/>
+            </w:pPr>
+            <w:r>
+              <w:rPr>
+                <w:rFonts w:ascii="Calibri" w:cs="Calibri" w:eastAsia="Calibri" w:hAnsi="Calibri"/>
+                <w:b w:val="false"/>
+                <w:bCs w:val="false"/>
+                <w:i w:val="false"/>
+                <w:iCs w:val="false"/>
+                <w:sz w:val="19"/>
+                <w:szCs w:val="19"/>
+              </w:rPr>
+              <w:t xml:space="preserve">camera, then the read receipt</w:t>
             </w:r>
           </w:p>
         </w:tc>
@@ -796,113 +856,113 @@
         </w:tc>
         <w:tc>
           <w:tcPr>
-            <w:tcW w:type="dxa" w:w="3300"/>
-            <w:tcMar>
-              <w:top w:type="dxa" w:w="60"/>
-              <w:left w:type="dxa" w:w="100"/>
-              <w:bottom w:type="dxa" w:w="60"/>
-              <w:right w:type="dxa" w:w="100"/>
-            </w:tcMar>
-          </w:tcPr>
-          <w:p>
-            <w:pPr>
-              <w:spacing w:after="0" w:line="252"/>
-            </w:pPr>
-            <w:r>
-              <w:rPr>
-                <w:rFonts w:ascii="Calibri" w:cs="Calibri" w:eastAsia="Calibri" w:hAnsi="Calibri"/>
-                <w:b w:val="false"/>
-                <w:bCs w:val="false"/>
-                <w:i w:val="false"/>
-                <w:iCs w:val="false"/>
-                <w:sz w:val="19"/>
-                <w:szCs w:val="19"/>
-              </w:rPr>
-              <w:t xml:space="preserve">"Bob, I'm drained"</w:t>
-            </w:r>
-          </w:p>
-        </w:tc>
-        <w:tc>
-          <w:tcPr>
-            <w:tcW w:type="dxa" w:w="2000"/>
-            <w:tcMar>
-              <w:top w:type="dxa" w:w="60"/>
-              <w:left w:type="dxa" w:w="100"/>
-              <w:bottom w:type="dxa" w:w="60"/>
-              <w:right w:type="dxa" w:w="100"/>
-            </w:tcMar>
-          </w:tcPr>
-          <w:p>
-            <w:pPr>
-              <w:spacing w:after="0" w:line="252"/>
-            </w:pPr>
-            <w:r>
-              <w:rPr>
-                <w:rFonts w:ascii="Calibri" w:cs="Calibri" w:eastAsia="Calibri" w:hAnsi="Calibri"/>
-                <w:b w:val="false"/>
-                <w:bCs w:val="false"/>
-                <w:i w:val="false"/>
-                <w:iCs w:val="false"/>
-                <w:sz w:val="19"/>
-                <w:szCs w:val="19"/>
-              </w:rPr>
-              <w:t xml:space="preserve">AI Researcher</w:t>
-            </w:r>
-          </w:p>
-        </w:tc>
-        <w:tc>
-          <w:tcPr>
-            <w:tcW w:type="dxa" w:w="1500"/>
-            <w:tcMar>
-              <w:top w:type="dxa" w:w="60"/>
-              <w:left w:type="dxa" w:w="100"/>
-              <w:bottom w:type="dxa" w:w="60"/>
-              <w:right w:type="dxa" w:w="100"/>
-            </w:tcMar>
-          </w:tcPr>
-          <w:p>
-            <w:pPr>
-              <w:spacing w:after="0" w:line="252"/>
-            </w:pPr>
-            <w:r>
-              <w:rPr>
-                <w:rFonts w:ascii="Calibri" w:cs="Calibri" w:eastAsia="Calibri" w:hAnsi="Calibri"/>
-                <w:b w:val="false"/>
-                <w:bCs w:val="false"/>
-                <w:i w:val="false"/>
-                <w:iCs w:val="false"/>
-                <w:sz w:val="19"/>
-                <w:szCs w:val="19"/>
-              </w:rPr>
-              <w:t xml:space="preserve">2:50–3:50</w:t>
-            </w:r>
-          </w:p>
-        </w:tc>
-        <w:tc>
-          <w:tcPr>
-            <w:tcW w:type="dxa" w:w="2000"/>
-            <w:tcMar>
-              <w:top w:type="dxa" w:w="60"/>
-              <w:left w:type="dxa" w:w="100"/>
-              <w:bottom w:type="dxa" w:w="60"/>
-              <w:right w:type="dxa" w:w="100"/>
-            </w:tcMar>
-          </w:tcPr>
-          <w:p>
-            <w:pPr>
-              <w:spacing w:after="0" w:line="252"/>
-            </w:pPr>
-            <w:r>
-              <w:rPr>
-                <w:rFonts w:ascii="Calibri" w:cs="Calibri" w:eastAsia="Calibri" w:hAnsi="Calibri"/>
-                <w:b w:val="false"/>
-                <w:bCs w:val="false"/>
-                <w:i w:val="false"/>
-                <w:iCs w:val="false"/>
-                <w:sz w:val="19"/>
-                <w:szCs w:val="19"/>
-              </w:rPr>
-              <w:t xml:space="preserve">Recipe being written</w:t>
+            <w:tcW w:type="dxa" w:w="3400"/>
+            <w:tcMar>
+              <w:top w:type="dxa" w:w="60"/>
+              <w:left w:type="dxa" w:w="100"/>
+              <w:bottom w:type="dxa" w:w="60"/>
+              <w:right w:type="dxa" w:w="100"/>
+            </w:tcMar>
+          </w:tcPr>
+          <w:p>
+            <w:pPr>
+              <w:spacing w:after="0" w:line="252"/>
+            </w:pPr>
+            <w:r>
+              <w:rPr>
+                <w:rFonts w:ascii="Calibri" w:cs="Calibri" w:eastAsia="Calibri" w:hAnsi="Calibri"/>
+                <w:b w:val="false"/>
+                <w:bCs w:val="false"/>
+                <w:i w:val="false"/>
+                <w:iCs w:val="false"/>
+                <w:sz w:val="19"/>
+                <w:szCs w:val="19"/>
+              </w:rPr>
+              <w:t xml:space="preserve">Ask it for dinner: where the recipe comes from</w:t>
+            </w:r>
+          </w:p>
+        </w:tc>
+        <w:tc>
+          <w:tcPr>
+            <w:tcW w:type="dxa" w:w="1900"/>
+            <w:tcMar>
+              <w:top w:type="dxa" w:w="60"/>
+              <w:left w:type="dxa" w:w="100"/>
+              <w:bottom w:type="dxa" w:w="60"/>
+              <w:right w:type="dxa" w:w="100"/>
+            </w:tcMar>
+          </w:tcPr>
+          <w:p>
+            <w:pPr>
+              <w:spacing w:after="0" w:line="252"/>
+            </w:pPr>
+            <w:r>
+              <w:rPr>
+                <w:rFonts w:ascii="Calibri" w:cs="Calibri" w:eastAsia="Calibri" w:hAnsi="Calibri"/>
+                <w:b w:val="false"/>
+                <w:bCs w:val="false"/>
+                <w:i w:val="false"/>
+                <w:iCs w:val="false"/>
+                <w:sz w:val="19"/>
+                <w:szCs w:val="19"/>
+              </w:rPr>
+              <w:t xml:space="preserve">Data Engineer</w:t>
+            </w:r>
+          </w:p>
+        </w:tc>
+        <w:tc>
+          <w:tcPr>
+            <w:tcW w:type="dxa" w:w="900"/>
+            <w:tcMar>
+              <w:top w:type="dxa" w:w="60"/>
+              <w:left w:type="dxa" w:w="100"/>
+              <w:bottom w:type="dxa" w:w="60"/>
+              <w:right w:type="dxa" w:w="100"/>
+            </w:tcMar>
+          </w:tcPr>
+          <w:p>
+            <w:pPr>
+              <w:spacing w:after="0" w:line="252"/>
+            </w:pPr>
+            <w:r>
+              <w:rPr>
+                <w:rFonts w:ascii="Calibri" w:cs="Calibri" w:eastAsia="Calibri" w:hAnsi="Calibri"/>
+                <w:b w:val="false"/>
+                <w:bCs w:val="false"/>
+                <w:i w:val="false"/>
+                <w:iCs w:val="false"/>
+                <w:sz w:val="19"/>
+                <w:szCs w:val="19"/>
+              </w:rPr>
+              <w:t xml:space="preserve">1:05</w:t>
+            </w:r>
+          </w:p>
+        </w:tc>
+        <w:tc>
+          <w:tcPr>
+            <w:tcW w:type="dxa" w:w="2600"/>
+            <w:tcMar>
+              <w:top w:type="dxa" w:w="60"/>
+              <w:left w:type="dxa" w:w="100"/>
+              <w:bottom w:type="dxa" w:w="60"/>
+              <w:right w:type="dxa" w:w="100"/>
+            </w:tcMar>
+          </w:tcPr>
+          <w:p>
+            <w:pPr>
+              <w:spacing w:after="0" w:line="252"/>
+            </w:pPr>
+            <w:r>
+              <w:rPr>
+                <w:rFonts w:ascii="Calibri" w:cs="Calibri" w:eastAsia="Calibri" w:hAnsi="Calibri"/>
+                <w:b w:val="false"/>
+                <w:bCs w:val="false"/>
+                <w:i w:val="false"/>
+                <w:iCs w:val="false"/>
+                <w:sz w:val="19"/>
+                <w:szCs w:val="19"/>
+              </w:rPr>
+              <w:t xml:space="preserve">the pot filling, then the recipe</w:t>
             </w:r>
           </w:p>
         </w:tc>
@@ -938,35 +998,35 @@
         </w:tc>
         <w:tc>
           <w:tcPr>
-            <w:tcW w:type="dxa" w:w="3300"/>
-            <w:tcMar>
-              <w:top w:type="dxa" w:w="60"/>
-              <w:left w:type="dxa" w:w="100"/>
-              <w:bottom w:type="dxa" w:w="60"/>
-              <w:right w:type="dxa" w:w="100"/>
-            </w:tcMar>
-          </w:tcPr>
-          <w:p>
-            <w:pPr>
-              <w:spacing w:after="0" w:line="252"/>
-            </w:pPr>
-            <w:r>
-              <w:rPr>
-                <w:rFonts w:ascii="Calibri" w:cs="Calibri" w:eastAsia="Calibri" w:hAnsi="Calibri"/>
-                <w:b w:val="false"/>
-                <w:bCs w:val="false"/>
-                <w:i w:val="false"/>
-                <w:iCs w:val="false"/>
-                <w:sz w:val="19"/>
-                <w:szCs w:val="19"/>
-              </w:rPr>
-              <w:t xml:space="preserve">Why the recipe can be trusted</w:t>
-            </w:r>
-          </w:p>
-        </w:tc>
-        <w:tc>
-          <w:tcPr>
-            <w:tcW w:type="dxa" w:w="2000"/>
+            <w:tcW w:type="dxa" w:w="3400"/>
+            <w:tcMar>
+              <w:top w:type="dxa" w:w="60"/>
+              <w:left w:type="dxa" w:w="100"/>
+              <w:bottom w:type="dxa" w:w="60"/>
+              <w:right w:type="dxa" w:w="100"/>
+            </w:tcMar>
+          </w:tcPr>
+          <w:p>
+            <w:pPr>
+              <w:spacing w:after="0" w:line="252"/>
+            </w:pPr>
+            <w:r>
+              <w:rPr>
+                <w:rFonts w:ascii="Calibri" w:cs="Calibri" w:eastAsia="Calibri" w:hAnsi="Calibri"/>
+                <w:b w:val="false"/>
+                <w:bCs w:val="false"/>
+                <w:i w:val="false"/>
+                <w:iCs w:val="false"/>
+                <w:sz w:val="19"/>
+                <w:szCs w:val="19"/>
+              </w:rPr>
+              <w:t xml:space="preserve">Why you can trust what came back</w:t>
+            </w:r>
+          </w:p>
+        </w:tc>
+        <w:tc>
+          <w:tcPr>
+            <w:tcW w:type="dxa" w:w="1900"/>
             <w:tcMar>
               <w:top w:type="dxa" w:w="60"/>
               <w:left w:type="dxa" w:w="100"/>
@@ -994,57 +1054,57 @@
         </w:tc>
         <w:tc>
           <w:tcPr>
-            <w:tcW w:type="dxa" w:w="1500"/>
-            <w:tcMar>
-              <w:top w:type="dxa" w:w="60"/>
-              <w:left w:type="dxa" w:w="100"/>
-              <w:bottom w:type="dxa" w:w="60"/>
-              <w:right w:type="dxa" w:w="100"/>
-            </w:tcMar>
-          </w:tcPr>
-          <w:p>
-            <w:pPr>
-              <w:spacing w:after="0" w:line="252"/>
-            </w:pPr>
-            <w:r>
-              <w:rPr>
-                <w:rFonts w:ascii="Calibri" w:cs="Calibri" w:eastAsia="Calibri" w:hAnsi="Calibri"/>
-                <w:b w:val="false"/>
-                <w:bCs w:val="false"/>
-                <w:i w:val="false"/>
-                <w:iCs w:val="false"/>
-                <w:sz w:val="19"/>
-                <w:szCs w:val="19"/>
-              </w:rPr>
-              <w:t xml:space="preserve">3:50–4:40</w:t>
-            </w:r>
-          </w:p>
-        </w:tc>
-        <w:tc>
-          <w:tcPr>
-            <w:tcW w:type="dxa" w:w="2000"/>
-            <w:tcMar>
-              <w:top w:type="dxa" w:w="60"/>
-              <w:left w:type="dxa" w:w="100"/>
-              <w:bottom w:type="dxa" w:w="60"/>
-              <w:right w:type="dxa" w:w="100"/>
-            </w:tcMar>
-          </w:tcPr>
-          <w:p>
-            <w:pPr>
-              <w:spacing w:after="0" w:line="252"/>
-            </w:pPr>
-            <w:r>
-              <w:rPr>
-                <w:rFonts w:ascii="Calibri" w:cs="Calibri" w:eastAsia="Calibri" w:hAnsi="Calibri"/>
-                <w:b w:val="false"/>
-                <w:bCs w:val="false"/>
-                <w:i w:val="false"/>
-                <w:iCs w:val="false"/>
-                <w:sz w:val="19"/>
-                <w:szCs w:val="19"/>
-              </w:rPr>
-              <w:t xml:space="preserve">The recipe</w:t>
+            <w:tcW w:type="dxa" w:w="900"/>
+            <w:tcMar>
+              <w:top w:type="dxa" w:w="60"/>
+              <w:left w:type="dxa" w:w="100"/>
+              <w:bottom w:type="dxa" w:w="60"/>
+              <w:right w:type="dxa" w:w="100"/>
+            </w:tcMar>
+          </w:tcPr>
+          <w:p>
+            <w:pPr>
+              <w:spacing w:after="0" w:line="252"/>
+            </w:pPr>
+            <w:r>
+              <w:rPr>
+                <w:rFonts w:ascii="Calibri" w:cs="Calibri" w:eastAsia="Calibri" w:hAnsi="Calibri"/>
+                <w:b w:val="false"/>
+                <w:bCs w:val="false"/>
+                <w:i w:val="false"/>
+                <w:iCs w:val="false"/>
+                <w:sz w:val="19"/>
+                <w:szCs w:val="19"/>
+              </w:rPr>
+              <w:t xml:space="preserve">0:40</w:t>
+            </w:r>
+          </w:p>
+        </w:tc>
+        <w:tc>
+          <w:tcPr>
+            <w:tcW w:type="dxa" w:w="2600"/>
+            <w:tcMar>
+              <w:top w:type="dxa" w:w="60"/>
+              <w:left w:type="dxa" w:w="100"/>
+              <w:bottom w:type="dxa" w:w="60"/>
+              <w:right w:type="dxa" w:w="100"/>
+            </w:tcMar>
+          </w:tcPr>
+          <w:p>
+            <w:pPr>
+              <w:spacing w:after="0" w:line="252"/>
+            </w:pPr>
+            <w:r>
+              <w:rPr>
+                <w:rFonts w:ascii="Calibri" w:cs="Calibri" w:eastAsia="Calibri" w:hAnsi="Calibri"/>
+                <w:b w:val="false"/>
+                <w:bCs w:val="false"/>
+                <w:i w:val="false"/>
+                <w:iCs w:val="false"/>
+                <w:sz w:val="19"/>
+                <w:szCs w:val="19"/>
+              </w:rPr>
+              <w:t xml:space="preserve">the recipe</w:t>
             </w:r>
           </w:p>
         </w:tc>
@@ -1080,113 +1140,113 @@
         </w:tc>
         <w:tc>
           <w:tcPr>
-            <w:tcW w:type="dxa" w:w="3300"/>
-            <w:tcMar>
-              <w:top w:type="dxa" w:w="60"/>
-              <w:left w:type="dxa" w:w="100"/>
-              <w:bottom w:type="dxa" w:w="60"/>
-              <w:right w:type="dxa" w:w="100"/>
-            </w:tcMar>
-          </w:tcPr>
-          <w:p>
-            <w:pPr>
-              <w:spacing w:after="0" w:line="252"/>
-            </w:pPr>
-            <w:r>
-              <w:rPr>
-                <w:rFonts w:ascii="Calibri" w:cs="Calibri" w:eastAsia="Calibri" w:hAnsi="Calibri"/>
-                <w:b w:val="false"/>
-                <w:bCs w:val="false"/>
-                <w:i w:val="false"/>
-                <w:iCs w:val="false"/>
-                <w:sz w:val="19"/>
-                <w:szCs w:val="19"/>
-              </w:rPr>
-              <w:t xml:space="preserve">Cooking with the chef</w:t>
-            </w:r>
-          </w:p>
-        </w:tc>
-        <w:tc>
-          <w:tcPr>
-            <w:tcW w:type="dxa" w:w="2000"/>
-            <w:tcMar>
-              <w:top w:type="dxa" w:w="60"/>
-              <w:left w:type="dxa" w:w="100"/>
-              <w:bottom w:type="dxa" w:w="60"/>
-              <w:right w:type="dxa" w:w="100"/>
-            </w:tcMar>
-          </w:tcPr>
-          <w:p>
-            <w:pPr>
-              <w:spacing w:after="0" w:line="252"/>
-            </w:pPr>
-            <w:r>
-              <w:rPr>
-                <w:rFonts w:ascii="Calibri" w:cs="Calibri" w:eastAsia="Calibri" w:hAnsi="Calibri"/>
-                <w:b w:val="false"/>
-                <w:bCs w:val="false"/>
-                <w:i w:val="false"/>
-                <w:iCs w:val="false"/>
-                <w:sz w:val="19"/>
-                <w:szCs w:val="19"/>
-              </w:rPr>
-              <w:t xml:space="preserve">DevOps + ML Engineer</w:t>
-            </w:r>
-          </w:p>
-        </w:tc>
-        <w:tc>
-          <w:tcPr>
-            <w:tcW w:type="dxa" w:w="1500"/>
-            <w:tcMar>
-              <w:top w:type="dxa" w:w="60"/>
-              <w:left w:type="dxa" w:w="100"/>
-              <w:bottom w:type="dxa" w:w="60"/>
-              <w:right w:type="dxa" w:w="100"/>
-            </w:tcMar>
-          </w:tcPr>
-          <w:p>
-            <w:pPr>
-              <w:spacing w:after="0" w:line="252"/>
-            </w:pPr>
-            <w:r>
-              <w:rPr>
-                <w:rFonts w:ascii="Calibri" w:cs="Calibri" w:eastAsia="Calibri" w:hAnsi="Calibri"/>
-                <w:b w:val="false"/>
-                <w:bCs w:val="false"/>
-                <w:i w:val="false"/>
-                <w:iCs w:val="false"/>
-                <w:sz w:val="19"/>
-                <w:szCs w:val="19"/>
-              </w:rPr>
-              <w:t xml:space="preserve">4:40–5:50</w:t>
-            </w:r>
-          </w:p>
-        </w:tc>
-        <w:tc>
-          <w:tcPr>
-            <w:tcW w:type="dxa" w:w="2000"/>
-            <w:tcMar>
-              <w:top w:type="dxa" w:w="60"/>
-              <w:left w:type="dxa" w:w="100"/>
-              <w:bottom w:type="dxa" w:w="60"/>
-              <w:right w:type="dxa" w:w="100"/>
-            </w:tcMar>
-          </w:tcPr>
-          <w:p>
-            <w:pPr>
-              <w:spacing w:after="0" w:line="252"/>
-            </w:pPr>
-            <w:r>
-              <w:rPr>
-                <w:rFonts w:ascii="Calibri" w:cs="Calibri" w:eastAsia="Calibri" w:hAnsi="Calibri"/>
-                <w:b w:val="false"/>
-                <w:bCs w:val="false"/>
-                <w:i w:val="false"/>
-                <w:iCs w:val="false"/>
-                <w:sz w:val="19"/>
-                <w:szCs w:val="19"/>
-              </w:rPr>
-              <w:t xml:space="preserve">Cooking mode</w:t>
+            <w:tcW w:type="dxa" w:w="3400"/>
+            <w:tcMar>
+              <w:top w:type="dxa" w:w="60"/>
+              <w:left w:type="dxa" w:w="100"/>
+              <w:bottom w:type="dxa" w:w="60"/>
+              <w:right w:type="dxa" w:w="100"/>
+            </w:tcMar>
+          </w:tcPr>
+          <w:p>
+            <w:pPr>
+              <w:spacing w:after="0" w:line="252"/>
+            </w:pPr>
+            <w:r>
+              <w:rPr>
+                <w:rFonts w:ascii="Calibri" w:cs="Calibri" w:eastAsia="Calibri" w:hAnsi="Calibri"/>
+                <w:b w:val="false"/>
+                <w:bCs w:val="false"/>
+                <w:i w:val="false"/>
+                <w:iCs w:val="false"/>
+                <w:sz w:val="19"/>
+                <w:szCs w:val="19"/>
+              </w:rPr>
+              <w:t xml:space="preserve">Cooking, hands-free</w:t>
+            </w:r>
+          </w:p>
+        </w:tc>
+        <w:tc>
+          <w:tcPr>
+            <w:tcW w:type="dxa" w:w="1900"/>
+            <w:tcMar>
+              <w:top w:type="dxa" w:w="60"/>
+              <w:left w:type="dxa" w:w="100"/>
+              <w:bottom w:type="dxa" w:w="60"/>
+              <w:right w:type="dxa" w:w="100"/>
+            </w:tcMar>
+          </w:tcPr>
+          <w:p>
+            <w:pPr>
+              <w:spacing w:after="0" w:line="252"/>
+            </w:pPr>
+            <w:r>
+              <w:rPr>
+                <w:rFonts w:ascii="Calibri" w:cs="Calibri" w:eastAsia="Calibri" w:hAnsi="Calibri"/>
+                <w:b w:val="false"/>
+                <w:bCs w:val="false"/>
+                <w:i w:val="false"/>
+                <w:iCs w:val="false"/>
+                <w:sz w:val="19"/>
+                <w:szCs w:val="19"/>
+              </w:rPr>
+              <w:t xml:space="preserve">DevOps Engineer</w:t>
+            </w:r>
+          </w:p>
+        </w:tc>
+        <w:tc>
+          <w:tcPr>
+            <w:tcW w:type="dxa" w:w="900"/>
+            <w:tcMar>
+              <w:top w:type="dxa" w:w="60"/>
+              <w:left w:type="dxa" w:w="100"/>
+              <w:bottom w:type="dxa" w:w="60"/>
+              <w:right w:type="dxa" w:w="100"/>
+            </w:tcMar>
+          </w:tcPr>
+          <w:p>
+            <w:pPr>
+              <w:spacing w:after="0" w:line="252"/>
+            </w:pPr>
+            <w:r>
+              <w:rPr>
+                <w:rFonts w:ascii="Calibri" w:cs="Calibri" w:eastAsia="Calibri" w:hAnsi="Calibri"/>
+                <w:b w:val="false"/>
+                <w:bCs w:val="false"/>
+                <w:i w:val="false"/>
+                <w:iCs w:val="false"/>
+                <w:sz w:val="19"/>
+                <w:szCs w:val="19"/>
+              </w:rPr>
+              <w:t xml:space="preserve">0:45</w:t>
+            </w:r>
+          </w:p>
+        </w:tc>
+        <w:tc>
+          <w:tcPr>
+            <w:tcW w:type="dxa" w:w="2600"/>
+            <w:tcMar>
+              <w:top w:type="dxa" w:w="60"/>
+              <w:left w:type="dxa" w:w="100"/>
+              <w:bottom w:type="dxa" w:w="60"/>
+              <w:right w:type="dxa" w:w="100"/>
+            </w:tcMar>
+          </w:tcPr>
+          <w:p>
+            <w:pPr>
+              <w:spacing w:after="0" w:line="252"/>
+            </w:pPr>
+            <w:r>
+              <w:rPr>
+                <w:rFonts w:ascii="Calibri" w:cs="Calibri" w:eastAsia="Calibri" w:hAnsi="Calibri"/>
+                <w:b w:val="false"/>
+                <w:bCs w:val="false"/>
+                <w:i w:val="false"/>
+                <w:iCs w:val="false"/>
+                <w:sz w:val="19"/>
+                <w:szCs w:val="19"/>
+              </w:rPr>
+              <w:t xml:space="preserve">cooking mode</w:t>
             </w:r>
           </w:p>
         </w:tc>
@@ -1222,35 +1282,35 @@
         </w:tc>
         <w:tc>
           <w:tcPr>
-            <w:tcW w:type="dxa" w:w="3300"/>
-            <w:tcMar>
-              <w:top w:type="dxa" w:w="60"/>
-              <w:left w:type="dxa" w:w="100"/>
-              <w:bottom w:type="dxa" w:w="60"/>
-              <w:right w:type="dxa" w:w="100"/>
-            </w:tcMar>
-          </w:tcPr>
-          <w:p>
-            <w:pPr>
-              <w:spacing w:after="0" w:line="252"/>
-            </w:pPr>
-            <w:r>
-              <w:rPr>
-                <w:rFonts w:ascii="Calibri" w:cs="Calibri" w:eastAsia="Calibri" w:hAnsi="Calibri"/>
-                <w:b w:val="false"/>
-                <w:bCs w:val="false"/>
-                <w:i w:val="false"/>
-                <w:iCs w:val="false"/>
-                <w:sz w:val="19"/>
-                <w:szCs w:val="19"/>
-              </w:rPr>
-              <w:t xml:space="preserve">Fine-tuning, and what doesn't work yet</w:t>
-            </w:r>
-          </w:p>
-        </w:tc>
-        <w:tc>
-          <w:tcPr>
-            <w:tcW w:type="dxa" w:w="2000"/>
+            <w:tcW w:type="dxa" w:w="3400"/>
+            <w:tcMar>
+              <w:top w:type="dxa" w:w="60"/>
+              <w:left w:type="dxa" w:w="100"/>
+              <w:bottom w:type="dxa" w:w="60"/>
+              <w:right w:type="dxa" w:w="100"/>
+            </w:tcMar>
+          </w:tcPr>
+          <w:p>
+            <w:pPr>
+              <w:spacing w:after="0" w:line="252"/>
+            </w:pPr>
+            <w:r>
+              <w:rPr>
+                <w:rFonts w:ascii="Calibri" w:cs="Calibri" w:eastAsia="Calibri" w:hAnsi="Calibri"/>
+                <w:b w:val="false"/>
+                <w:bCs w:val="false"/>
+                <w:i w:val="false"/>
+                <w:iCs w:val="false"/>
+                <w:sz w:val="19"/>
+                <w:szCs w:val="19"/>
+              </w:rPr>
+              <w:t xml:space="preserve">Why we did not train it</w:t>
+            </w:r>
+          </w:p>
+        </w:tc>
+        <w:tc>
+          <w:tcPr>
+            <w:tcW w:type="dxa" w:w="1900"/>
             <w:tcMar>
               <w:top w:type="dxa" w:w="60"/>
               <w:left w:type="dxa" w:w="100"/>
@@ -1278,57 +1338,57 @@
         </w:tc>
         <w:tc>
           <w:tcPr>
-            <w:tcW w:type="dxa" w:w="1500"/>
-            <w:tcMar>
-              <w:top w:type="dxa" w:w="60"/>
-              <w:left w:type="dxa" w:w="100"/>
-              <w:bottom w:type="dxa" w:w="60"/>
-              <w:right w:type="dxa" w:w="100"/>
-            </w:tcMar>
-          </w:tcPr>
-          <w:p>
-            <w:pPr>
-              <w:spacing w:after="0" w:line="252"/>
-            </w:pPr>
-            <w:r>
-              <w:rPr>
-                <w:rFonts w:ascii="Calibri" w:cs="Calibri" w:eastAsia="Calibri" w:hAnsi="Calibri"/>
-                <w:b w:val="false"/>
-                <w:bCs w:val="false"/>
-                <w:i w:val="false"/>
-                <w:iCs w:val="false"/>
-                <w:sz w:val="19"/>
-                <w:szCs w:val="19"/>
-              </w:rPr>
-              <w:t xml:space="preserve">5:50–6:45</w:t>
-            </w:r>
-          </w:p>
-        </w:tc>
-        <w:tc>
-          <w:tcPr>
-            <w:tcW w:type="dxa" w:w="2000"/>
-            <w:tcMar>
-              <w:top w:type="dxa" w:w="60"/>
-              <w:left w:type="dxa" w:w="100"/>
-              <w:bottom w:type="dxa" w:w="60"/>
-              <w:right w:type="dxa" w:w="100"/>
-            </w:tcMar>
-          </w:tcPr>
-          <w:p>
-            <w:pPr>
-              <w:spacing w:after="0" w:line="252"/>
-            </w:pPr>
-            <w:r>
-              <w:rPr>
-                <w:rFonts w:ascii="Calibri" w:cs="Calibri" w:eastAsia="Calibri" w:hAnsi="Calibri"/>
-                <w:b w:val="false"/>
-                <w:bCs w:val="false"/>
-                <w:i w:val="false"/>
-                <w:iCs w:val="false"/>
-                <w:sz w:val="19"/>
-                <w:szCs w:val="19"/>
-              </w:rPr>
-              <w:t xml:space="preserve">Cooking mode stays open</w:t>
+            <w:tcW w:type="dxa" w:w="900"/>
+            <w:tcMar>
+              <w:top w:type="dxa" w:w="60"/>
+              <w:left w:type="dxa" w:w="100"/>
+              <w:bottom w:type="dxa" w:w="60"/>
+              <w:right w:type="dxa" w:w="100"/>
+            </w:tcMar>
+          </w:tcPr>
+          <w:p>
+            <w:pPr>
+              <w:spacing w:after="0" w:line="252"/>
+            </w:pPr>
+            <w:r>
+              <w:rPr>
+                <w:rFonts w:ascii="Calibri" w:cs="Calibri" w:eastAsia="Calibri" w:hAnsi="Calibri"/>
+                <w:b w:val="false"/>
+                <w:bCs w:val="false"/>
+                <w:i w:val="false"/>
+                <w:iCs w:val="false"/>
+                <w:sz w:val="19"/>
+                <w:szCs w:val="19"/>
+              </w:rPr>
+              <w:t xml:space="preserve">0:35</w:t>
+            </w:r>
+          </w:p>
+        </w:tc>
+        <w:tc>
+          <w:tcPr>
+            <w:tcW w:type="dxa" w:w="2600"/>
+            <w:tcMar>
+              <w:top w:type="dxa" w:w="60"/>
+              <w:left w:type="dxa" w:w="100"/>
+              <w:bottom w:type="dxa" w:w="60"/>
+              <w:right w:type="dxa" w:w="100"/>
+            </w:tcMar>
+          </w:tcPr>
+          <w:p>
+            <w:pPr>
+              <w:spacing w:after="0" w:line="252"/>
+            </w:pPr>
+            <w:r>
+              <w:rPr>
+                <w:rFonts w:ascii="Calibri" w:cs="Calibri" w:eastAsia="Calibri" w:hAnsi="Calibri"/>
+                <w:b w:val="false"/>
+                <w:bCs w:val="false"/>
+                <w:i w:val="false"/>
+                <w:iCs w:val="false"/>
+                <w:sz w:val="19"/>
+                <w:szCs w:val="19"/>
+              </w:rPr>
+              <w:t xml:space="preserve">cooking mode stays open</w:t>
             </w:r>
           </w:p>
         </w:tc>
@@ -1364,113 +1424,113 @@
         </w:tc>
         <w:tc>
           <w:tcPr>
-            <w:tcW w:type="dxa" w:w="3300"/>
-            <w:tcMar>
-              <w:top w:type="dxa" w:w="60"/>
-              <w:left w:type="dxa" w:w="100"/>
-              <w:bottom w:type="dxa" w:w="60"/>
-              <w:right w:type="dxa" w:w="100"/>
-            </w:tcMar>
-          </w:tcPr>
-          <w:p>
-            <w:pPr>
-              <w:spacing w:after="0" w:line="252"/>
-            </w:pPr>
-            <w:r>
-              <w:rPr>
-                <w:rFonts w:ascii="Calibri" w:cs="Calibri" w:eastAsia="Calibri" w:hAnsi="Calibri"/>
-                <w:b w:val="false"/>
-                <w:bCs w:val="false"/>
-                <w:i w:val="false"/>
-                <w:iCs w:val="false"/>
-                <w:sz w:val="19"/>
-                <w:szCs w:val="19"/>
-              </w:rPr>
-              <w:t xml:space="preserve">Close</w:t>
-            </w:r>
-          </w:p>
-        </w:tc>
-        <w:tc>
-          <w:tcPr>
-            <w:tcW w:type="dxa" w:w="2000"/>
-            <w:tcMar>
-              <w:top w:type="dxa" w:w="60"/>
-              <w:left w:type="dxa" w:w="100"/>
-              <w:bottom w:type="dxa" w:w="60"/>
-              <w:right w:type="dxa" w:w="100"/>
-            </w:tcMar>
-          </w:tcPr>
-          <w:p>
-            <w:pPr>
-              <w:spacing w:after="0" w:line="252"/>
-            </w:pPr>
-            <w:r>
-              <w:rPr>
-                <w:rFonts w:ascii="Calibri" w:cs="Calibri" w:eastAsia="Calibri" w:hAnsi="Calibri"/>
-                <w:b w:val="false"/>
-                <w:bCs w:val="false"/>
-                <w:i w:val="false"/>
-                <w:iCs w:val="false"/>
-                <w:sz w:val="19"/>
-                <w:szCs w:val="19"/>
-              </w:rPr>
-              <w:t xml:space="preserve">DevOps</w:t>
-            </w:r>
-          </w:p>
-        </w:tc>
-        <w:tc>
-          <w:tcPr>
-            <w:tcW w:type="dxa" w:w="1500"/>
-            <w:tcMar>
-              <w:top w:type="dxa" w:w="60"/>
-              <w:left w:type="dxa" w:w="100"/>
-              <w:bottom w:type="dxa" w:w="60"/>
-              <w:right w:type="dxa" w:w="100"/>
-            </w:tcMar>
-          </w:tcPr>
-          <w:p>
-            <w:pPr>
-              <w:spacing w:after="0" w:line="252"/>
-            </w:pPr>
-            <w:r>
-              <w:rPr>
-                <w:rFonts w:ascii="Calibri" w:cs="Calibri" w:eastAsia="Calibri" w:hAnsi="Calibri"/>
-                <w:b w:val="false"/>
-                <w:bCs w:val="false"/>
-                <w:i w:val="false"/>
-                <w:iCs w:val="false"/>
-                <w:sz w:val="19"/>
-                <w:szCs w:val="19"/>
-              </w:rPr>
-              <w:t xml:space="preserve">6:45–7:10</w:t>
-            </w:r>
-          </w:p>
-        </w:tc>
-        <w:tc>
-          <w:tcPr>
-            <w:tcW w:type="dxa" w:w="2000"/>
-            <w:tcMar>
-              <w:top w:type="dxa" w:w="60"/>
-              <w:left w:type="dxa" w:w="100"/>
-              <w:bottom w:type="dxa" w:w="60"/>
-              <w:right w:type="dxa" w:w="100"/>
-            </w:tcMar>
-          </w:tcPr>
-          <w:p>
-            <w:pPr>
-              <w:spacing w:after="0" w:line="252"/>
-            </w:pPr>
-            <w:r>
-              <w:rPr>
-                <w:rFonts w:ascii="Calibri" w:cs="Calibri" w:eastAsia="Calibri" w:hAnsi="Calibri"/>
-                <w:b w:val="false"/>
-                <w:bCs w:val="false"/>
-                <w:i w:val="false"/>
-                <w:iCs w:val="false"/>
-                <w:sz w:val="19"/>
-                <w:szCs w:val="19"/>
-              </w:rPr>
-              <w:t xml:space="preserve">Today screen</w:t>
+            <w:tcW w:type="dxa" w:w="3400"/>
+            <w:tcMar>
+              <w:top w:type="dxa" w:w="60"/>
+              <w:left w:type="dxa" w:w="100"/>
+              <w:bottom w:type="dxa" w:w="60"/>
+              <w:right w:type="dxa" w:w="100"/>
+            </w:tcMar>
+          </w:tcPr>
+          <w:p>
+            <w:pPr>
+              <w:spacing w:after="0" w:line="252"/>
+            </w:pPr>
+            <w:r>
+              <w:rPr>
+                <w:rFonts w:ascii="Calibri" w:cs="Calibri" w:eastAsia="Calibri" w:hAnsi="Calibri"/>
+                <w:b w:val="false"/>
+                <w:bCs w:val="false"/>
+                <w:i w:val="false"/>
+                <w:iCs w:val="false"/>
+                <w:sz w:val="19"/>
+                <w:szCs w:val="19"/>
+              </w:rPr>
+              <w:t xml:space="preserve">Where it stands</w:t>
+            </w:r>
+          </w:p>
+        </w:tc>
+        <w:tc>
+          <w:tcPr>
+            <w:tcW w:type="dxa" w:w="1900"/>
+            <w:tcMar>
+              <w:top w:type="dxa" w:w="60"/>
+              <w:left w:type="dxa" w:w="100"/>
+              <w:bottom w:type="dxa" w:w="60"/>
+              <w:right w:type="dxa" w:w="100"/>
+            </w:tcMar>
+          </w:tcPr>
+          <w:p>
+            <w:pPr>
+              <w:spacing w:after="0" w:line="252"/>
+            </w:pPr>
+            <w:r>
+              <w:rPr>
+                <w:rFonts w:ascii="Calibri" w:cs="Calibri" w:eastAsia="Calibri" w:hAnsi="Calibri"/>
+                <w:b w:val="false"/>
+                <w:bCs w:val="false"/>
+                <w:i w:val="false"/>
+                <w:iCs w:val="false"/>
+                <w:sz w:val="19"/>
+                <w:szCs w:val="19"/>
+              </w:rPr>
+              <w:t xml:space="preserve">Scrum Master</w:t>
+            </w:r>
+          </w:p>
+        </w:tc>
+        <w:tc>
+          <w:tcPr>
+            <w:tcW w:type="dxa" w:w="900"/>
+            <w:tcMar>
+              <w:top w:type="dxa" w:w="60"/>
+              <w:left w:type="dxa" w:w="100"/>
+              <w:bottom w:type="dxa" w:w="60"/>
+              <w:right w:type="dxa" w:w="100"/>
+            </w:tcMar>
+          </w:tcPr>
+          <w:p>
+            <w:pPr>
+              <w:spacing w:after="0" w:line="252"/>
+            </w:pPr>
+            <w:r>
+              <w:rPr>
+                <w:rFonts w:ascii="Calibri" w:cs="Calibri" w:eastAsia="Calibri" w:hAnsi="Calibri"/>
+                <w:b w:val="false"/>
+                <w:bCs w:val="false"/>
+                <w:i w:val="false"/>
+                <w:iCs w:val="false"/>
+                <w:sz w:val="19"/>
+                <w:szCs w:val="19"/>
+              </w:rPr>
+              <w:t xml:space="preserve">0:25</w:t>
+            </w:r>
+          </w:p>
+        </w:tc>
+        <w:tc>
+          <w:tcPr>
+            <w:tcW w:type="dxa" w:w="2600"/>
+            <w:tcMar>
+              <w:top w:type="dxa" w:w="60"/>
+              <w:left w:type="dxa" w:w="100"/>
+              <w:bottom w:type="dxa" w:w="60"/>
+              <w:right w:type="dxa" w:w="100"/>
+            </w:tcMar>
+          </w:tcPr>
+          <w:p>
+            <w:pPr>
+              <w:spacing w:after="0" w:line="252"/>
+            </w:pPr>
+            <w:r>
+              <w:rPr>
+                <w:rFonts w:ascii="Calibri" w:cs="Calibri" w:eastAsia="Calibri" w:hAnsi="Calibri"/>
+                <w:b w:val="false"/>
+                <w:bCs w:val="false"/>
+                <w:i w:val="false"/>
+                <w:iCs w:val="false"/>
+                <w:sz w:val="19"/>
+                <w:szCs w:val="19"/>
+              </w:rPr>
+              <w:t xml:space="preserve">Today</w:t>
             </w:r>
           </w:p>
         </w:tc>
@@ -1490,19 +1550,7 @@
           <w:sz w:val="20"/>
           <w:szCs w:val="20"/>
         </w:rPr>
-        <w:t xml:space="preserve">Run of show.</w:t>
-      </w:r>
-    </w:p>
-    <w:p>
-      <w:pPr>
-        <w:pStyle w:val="Heading1"/>
-        <w:spacing w:after="160" w:before="360"/>
-      </w:pPr>
-      <w:r>
-        <w:rPr>
-          <w:rFonts w:ascii="Calibri" w:cs="Calibri" w:eastAsia="Calibri" w:hAnsi="Calibri"/>
-        </w:rPr>
-        <w:t xml:space="preserve">Part 1. Before we go on</w:t>
+        <w:t xml:space="preserve">Run of show. Speech is timed at a normal pace; beats 3, 4 and 6 include the laptop's own working time, about half a minute each.</w:t>
       </w:r>
     </w:p>
     <w:p>
@@ -1515,7 +1563,7 @@
         <w:rPr>
           <w:rFonts w:ascii="Calibri" w:cs="Calibri" w:eastAsia="Calibri" w:hAnsi="Calibri"/>
         </w:rPr>
-        <w:t xml:space="preserve">The day before</w:t>
+        <w:t xml:space="preserve">Stagecraft</w:t>
       </w:r>
     </w:p>
     <w:p>
@@ -1538,7 +1586,7 @@
           <w:sz w:val="22"/>
           <w:szCs w:val="22"/>
         </w:rPr>
-        <w:t xml:space="preserve">Do two full rehearsals on the demo Mac, with the same stock we will use on the day.</w:t>
+        <w:t xml:space="preserve">Stand on the laptop's side</w:t>
       </w:r>
       <w:r>
         <w:rPr>
@@ -1550,7 +1598,7 @@
           <w:sz w:val="22"/>
           <w:szCs w:val="22"/>
         </w:rPr>
-        <w:t xml:space="preserve"> The model does not answer exactly the same way twice, so learn what it usually says.</w:t>
+        <w:t xml:space="preserve"> so nobody crosses the screen. The driver stays put; the others step in for their beat and back out after it.</w:t>
       </w:r>
     </w:p>
     <w:p>
@@ -1573,7 +1621,7 @@
           <w:sz w:val="22"/>
           <w:szCs w:val="22"/>
         </w:rPr>
-        <w:t xml:space="preserve">Fill the kitchen for a good quick dinner.</w:t>
+        <w:t xml:space="preserve">Hand over while the next person is already moving</w:t>
       </w:r>
       <w:r>
         <w:rPr>
@@ -1585,7 +1633,7 @@
           <w:sz w:val="22"/>
           <w:szCs w:val="22"/>
         </w:rPr>
-        <w:t xml:space="preserve"> For example rice, eggs, tomatoes, an onion, a courgette, chicken, cheese, olive oil. Avoid a near-empty kitchen: the recipe will be weak.</w:t>
+        <w:t xml:space="preserve">, by name: "so Léa will show you where the recipes come from".</w:t>
       </w:r>
     </w:p>
     <w:p>
@@ -1608,7 +1656,7 @@
           <w:sz w:val="22"/>
           <w:szCs w:val="22"/>
         </w:rPr>
-        <w:t xml:space="preserve">Get a real supermarket receipt</w:t>
+        <w:t xml:space="preserve">During a wait, look at the room, not the screen.</w:t>
       </w:r>
       <w:r>
         <w:rPr>
@@ -1620,7 +1668,7 @@
           <w:sz w:val="22"/>
           <w:szCs w:val="22"/>
         </w:rPr>
-        <w:t xml:space="preserve">, flat, not folded, printed clearly. Also keep a sharp JPEG photo of it in Pictures, in the Receipts folder, as a backup.</w:t>
+        <w:t xml:space="preserve"> Nothing kills a demo faster than five people watching a progress bar.</w:t>
       </w:r>
     </w:p>
     <w:p>
@@ -1643,6 +1691,211 @@
           <w:sz w:val="22"/>
           <w:szCs w:val="22"/>
         </w:rPr>
+        <w:t xml:space="preserve">A question mid-beat gets one sentence</w:t>
+      </w:r>
+      <w:r>
+        <w:rPr>
+          <w:rFonts w:ascii="Calibri" w:cs="Calibri" w:eastAsia="Calibri" w:hAnsi="Calibri"/>
+          <w:b w:val="false"/>
+          <w:bCs w:val="false"/>
+          <w:i w:val="false"/>
+          <w:iCs w:val="false"/>
+          <w:sz w:val="22"/>
+          <w:szCs w:val="22"/>
+        </w:rPr>
+        <w:t xml:space="preserve"> and "I'll come back to that at the end". Do not let it reorder the demo.</w:t>
+      </w:r>
+    </w:p>
+    <w:p>
+      <w:pPr>
+        <w:pStyle w:val="ListParagraph"/>
+        <w:numPr>
+          <w:ilvl w:val="0"/>
+          <w:numId w:val="2"/>
+        </w:numPr>
+        <w:spacing w:after="80" w:line="276"/>
+        <w:jc w:val="both"/>
+      </w:pPr>
+      <w:r>
+        <w:rPr>
+          <w:rFonts w:ascii="Calibri" w:cs="Calibri" w:eastAsia="Calibri" w:hAnsi="Calibri"/>
+          <w:b/>
+          <w:bCs/>
+          <w:i w:val="false"/>
+          <w:iCs w:val="false"/>
+          <w:sz w:val="22"/>
+          <w:szCs w:val="22"/>
+        </w:rPr>
+        <w:t xml:space="preserve">Have the receipt in your hand before beat 3 starts</w:t>
+      </w:r>
+      <w:r>
+        <w:rPr>
+          <w:rFonts w:ascii="Calibri" w:cs="Calibri" w:eastAsia="Calibri" w:hAnsi="Calibri"/>
+          <w:b w:val="false"/>
+          <w:bCs w:val="false"/>
+          <w:i w:val="false"/>
+          <w:iCs w:val="false"/>
+          <w:sz w:val="22"/>
+          <w:szCs w:val="22"/>
+        </w:rPr>
+        <w:t xml:space="preserve">, flat and the right way up, so the camera moment is one motion.</w:t>
+      </w:r>
+    </w:p>
+    <w:p>
+      <w:r>
+        <w:br w:type="page"/>
+      </w:r>
+    </w:p>
+    <w:p>
+      <w:pPr>
+        <w:pStyle w:val="Heading1"/>
+        <w:spacing w:after="160" w:before="360"/>
+      </w:pPr>
+      <w:r>
+        <w:rPr>
+          <w:rFonts w:ascii="Calibri" w:cs="Calibri" w:eastAsia="Calibri" w:hAnsi="Calibri"/>
+        </w:rPr>
+        <w:t xml:space="preserve">Part 1. Before we go on</w:t>
+      </w:r>
+    </w:p>
+    <w:p>
+      <w:pPr>
+        <w:pStyle w:val="Heading2"/>
+        <w:keepNext/>
+        <w:spacing w:after="120" w:before="240"/>
+      </w:pPr>
+      <w:r>
+        <w:rPr>
+          <w:rFonts w:ascii="Calibri" w:cs="Calibri" w:eastAsia="Calibri" w:hAnsi="Calibri"/>
+        </w:rPr>
+        <w:t xml:space="preserve">The day before</w:t>
+      </w:r>
+    </w:p>
+    <w:p>
+      <w:pPr>
+        <w:pStyle w:val="ListParagraph"/>
+        <w:numPr>
+          <w:ilvl w:val="0"/>
+          <w:numId w:val="2"/>
+        </w:numPr>
+        <w:spacing w:after="80" w:line="276"/>
+        <w:jc w:val="both"/>
+      </w:pPr>
+      <w:r>
+        <w:rPr>
+          <w:rFonts w:ascii="Calibri" w:cs="Calibri" w:eastAsia="Calibri" w:hAnsi="Calibri"/>
+          <w:b/>
+          <w:bCs/>
+          <w:i w:val="false"/>
+          <w:iCs w:val="false"/>
+          <w:sz w:val="22"/>
+          <w:szCs w:val="22"/>
+        </w:rPr>
+        <w:t xml:space="preserve">Do two full rehearsals on the demo Mac, with the same stock we will use on the day.</w:t>
+      </w:r>
+      <w:r>
+        <w:rPr>
+          <w:rFonts w:ascii="Calibri" w:cs="Calibri" w:eastAsia="Calibri" w:hAnsi="Calibri"/>
+          <w:b w:val="false"/>
+          <w:bCs w:val="false"/>
+          <w:i w:val="false"/>
+          <w:iCs w:val="false"/>
+          <w:sz w:val="22"/>
+          <w:szCs w:val="22"/>
+        </w:rPr>
+        <w:t xml:space="preserve"> The model does not answer exactly the same way twice, so learn what it usually says.</w:t>
+      </w:r>
+    </w:p>
+    <w:p>
+      <w:pPr>
+        <w:pStyle w:val="ListParagraph"/>
+        <w:numPr>
+          <w:ilvl w:val="0"/>
+          <w:numId w:val="2"/>
+        </w:numPr>
+        <w:spacing w:after="80" w:line="276"/>
+        <w:jc w:val="both"/>
+      </w:pPr>
+      <w:r>
+        <w:rPr>
+          <w:rFonts w:ascii="Calibri" w:cs="Calibri" w:eastAsia="Calibri" w:hAnsi="Calibri"/>
+          <w:b/>
+          <w:bCs/>
+          <w:i w:val="false"/>
+          <w:iCs w:val="false"/>
+          <w:sz w:val="22"/>
+          <w:szCs w:val="22"/>
+        </w:rPr>
+        <w:t xml:space="preserve">Fill the kitchen for a good quick dinner.</w:t>
+      </w:r>
+      <w:r>
+        <w:rPr>
+          <w:rFonts w:ascii="Calibri" w:cs="Calibri" w:eastAsia="Calibri" w:hAnsi="Calibri"/>
+          <w:b w:val="false"/>
+          <w:bCs w:val="false"/>
+          <w:i w:val="false"/>
+          <w:iCs w:val="false"/>
+          <w:sz w:val="22"/>
+          <w:szCs w:val="22"/>
+        </w:rPr>
+        <w:t xml:space="preserve"> For example rice, eggs, tomatoes, an onion, a courgette, chicken, cheese, olive oil. Avoid a near-empty kitchen: the recipe will be weak.</w:t>
+      </w:r>
+    </w:p>
+    <w:p>
+      <w:pPr>
+        <w:pStyle w:val="ListParagraph"/>
+        <w:numPr>
+          <w:ilvl w:val="0"/>
+          <w:numId w:val="2"/>
+        </w:numPr>
+        <w:spacing w:after="80" w:line="276"/>
+        <w:jc w:val="both"/>
+      </w:pPr>
+      <w:r>
+        <w:rPr>
+          <w:rFonts w:ascii="Calibri" w:cs="Calibri" w:eastAsia="Calibri" w:hAnsi="Calibri"/>
+          <w:b/>
+          <w:bCs/>
+          <w:i w:val="false"/>
+          <w:iCs w:val="false"/>
+          <w:sz w:val="22"/>
+          <w:szCs w:val="22"/>
+        </w:rPr>
+        <w:t xml:space="preserve">Get a real supermarket receipt</w:t>
+      </w:r>
+      <w:r>
+        <w:rPr>
+          <w:rFonts w:ascii="Calibri" w:cs="Calibri" w:eastAsia="Calibri" w:hAnsi="Calibri"/>
+          <w:b w:val="false"/>
+          <w:bCs w:val="false"/>
+          <w:i w:val="false"/>
+          <w:iCs w:val="false"/>
+          <w:sz w:val="22"/>
+          <w:szCs w:val="22"/>
+        </w:rPr>
+        <w:t xml:space="preserve">, flat, not folded, printed clearly. Also keep a sharp JPEG photo of it in Pictures, in the Receipts folder, as a backup.</w:t>
+      </w:r>
+    </w:p>
+    <w:p>
+      <w:pPr>
+        <w:pStyle w:val="ListParagraph"/>
+        <w:numPr>
+          <w:ilvl w:val="0"/>
+          <w:numId w:val="2"/>
+        </w:numPr>
+        <w:spacing w:after="80" w:line="276"/>
+        <w:jc w:val="both"/>
+      </w:pPr>
+      <w:r>
+        <w:rPr>
+          <w:rFonts w:ascii="Calibri" w:cs="Calibri" w:eastAsia="Calibri" w:hAnsi="Calibri"/>
+          <w:b/>
+          <w:bCs/>
+          <w:i w:val="false"/>
+          <w:iCs w:val="false"/>
+          <w:sz w:val="22"/>
+          <w:szCs w:val="22"/>
+        </w:rPr>
         <w:t xml:space="preserve">Decide on answer prefetching</w:t>
       </w:r>
       <w:r>
@@ -1806,7 +2059,7 @@
           <w:sz w:val="22"/>
           <w:szCs w:val="22"/>
         </w:rPr>
-        <w:t xml:space="preserve">Check the Wi-Fi. The wake word "Bob" needs internet, because Chrome's recogniser is online.</w:t>
+        <w:t xml:space="preserve">Check the Wi-Fi if you plan to show the hands-free button outside cooking mode: that one uses Chrome's online recogniser. Cooking mode itself needs no internet, and the Talk button works either way.</w:t>
       </w:r>
     </w:p>
     <w:p>
@@ -2045,7 +2298,7 @@
         <w:rPr>
           <w:rFonts w:ascii="Calibri" w:cs="Calibri" w:eastAsia="Calibri" w:hAnsi="Calibri"/>
         </w:rPr>
-        <w:t xml:space="preserve">Part 2. The demo</w:t>
+        <w:t xml:space="preserve">Part 2. The script</w:t>
       </w:r>
     </w:p>
     <w:p>
@@ -2058,16 +2311,7 @@
         <w:rPr>
           <w:rFonts w:ascii="Calibri" w:cs="Calibri" w:eastAsia="Calibri" w:hAnsi="Calibri"/>
         </w:rPr>
-        <w:t xml:space="preserve">1. A fridge at 7 pm</w:t>
-      </w:r>
-      <w:r>
-        <w:rPr>
-          <w:rFonts w:ascii="Calibri" w:cs="Calibri" w:eastAsia="Calibri" w:hAnsi="Calibri"/>
-          <w:color w:val="888888"/>
-          <w:sz w:val="20"/>
-          <w:szCs w:val="20"/>
-        </w:rPr>
-        <w:t xml:space="preserve">   0:00–0:40 · DevOps</w:t>
+        <w:t xml:space="preserve">1. The evening this is for</w:t>
       </w:r>
     </w:p>
     <w:p>
@@ -2103,7 +2347,7 @@
           <w:sz w:val="22"/>
           <w:szCs w:val="22"/>
         </w:rPr>
-        <w:t xml:space="preserve">Stand next to the laptop. The Today screen is on the projector. Don't touch anything yet.</w:t>
+        <w:t xml:space="preserve">Stand beside the laptop, app on Today. Don't touch it yet.</w:t>
       </w:r>
     </w:p>
     <w:p>
@@ -2141,7 +2385,7 @@
           <w:sz w:val="23"/>
           <w:szCs w:val="23"/>
         </w:rPr>
-        <w:t xml:space="preserve">Good afternoon. Picture a normal evening. It's seven o'clock, you open the fridge, and there's half a courgette, some rice, two chicken thighs that really need to be eaten tomorrow, and you are exhausted.</w:t>
+        <w:t xml:space="preserve">Seven in the evening. Half a courgette, some goat's cheese, rice, two chicken thighs to use tomorrow. You are tired, you have twenty minutes, and you are not going shopping. A recipe site cannot help: it has no idea what is on your shelves. So something gets thrown away.</w:t>
       </w:r>
     </w:p>
     <w:p>
@@ -2162,7 +2406,7 @@
           <w:sz w:val="23"/>
           <w:szCs w:val="23"/>
         </w:rPr>
-        <w:t xml:space="preserve">Recipe apps give you a book to search. Shopping apps give you a list. Nobody gives you someone standing next to you who knows what's on your shelves and keeps talking while your hands are busy. That's what we built. It's called KitchenBuddy, and everything you're about to see runs on this laptop.</w:t>
+        <w:t xml:space="preserve">KitchenBuddy knows what is in the kitchen and what is going off, writes a recipe from exactly that, and talks you through cooking it. All on this laptop, nothing leaving the room. That is the hard part.</w:t>
       </w:r>
     </w:p>
     <w:p>
@@ -2175,16 +2419,66 @@
         <w:rPr>
           <w:rFonts w:ascii="Calibri" w:cs="Calibri" w:eastAsia="Calibri" w:hAnsi="Calibri"/>
         </w:rPr>
-        <w:t xml:space="preserve">2. What runs on this laptop</w:t>
-      </w:r>
-      <w:r>
-        <w:rPr>
-          <w:rFonts w:ascii="Calibri" w:cs="Calibri" w:eastAsia="Calibri" w:hAnsi="Calibri"/>
-          <w:color w:val="888888"/>
+        <w:t xml:space="preserve">2. The machine, and how we chose the model</w:t>
+      </w:r>
+    </w:p>
+    <w:p>
+      <w:pPr>
+        <w:keepNext/>
+        <w:spacing w:after="40" w:before="100"/>
+      </w:pPr>
+      <w:r>
+        <w:rPr>
+          <w:rFonts w:ascii="Calibri" w:cs="Calibri" w:eastAsia="Calibri" w:hAnsi="Calibri"/>
+          <w:b/>
+          <w:bCs/>
+          <w:color w:val="2E5597"/>
           <w:sz w:val="20"/>
           <w:szCs w:val="20"/>
         </w:rPr>
-        <w:t xml:space="preserve">   0:40–1:20 · DevOps</w:t>
+        <w:t xml:space="preserve">Say</w:t>
+      </w:r>
+    </w:p>
+    <w:p>
+      <w:pPr>
+        <w:pBdr>
+          <w:left w:val="single" w:color="2E5597" w:sz="14" w:space="8"/>
+        </w:pBdr>
+        <w:spacing w:after="120" w:line="290"/>
+        <w:ind w:left="360"/>
+      </w:pPr>
+      <w:r>
+        <w:rPr>
+          <w:rFonts w:ascii="Calibri" w:cs="Calibri" w:eastAsia="Calibri" w:hAnsi="Calibri"/>
+          <w:b w:val="false"/>
+          <w:bCs w:val="false"/>
+          <w:i w:val="false"/>
+          <w:iCs w:val="false"/>
+          <w:sz w:val="23"/>
+          <w:szCs w:val="23"/>
+        </w:rPr>
+        <w:t xml:space="preserve">A MacBook Air: one chip, sixteen gigabytes of memory shared by the processor, the graphics cores and everything else. Three models must live in it at once: one writes, one listens, one speaks.</w:t>
+      </w:r>
+    </w:p>
+    <w:p>
+      <w:pPr>
+        <w:pBdr>
+          <w:left w:val="single" w:color="2E5597" w:sz="14" w:space="8"/>
+        </w:pBdr>
+        <w:spacing w:after="120" w:line="290"/>
+        <w:ind w:left="360"/>
+      </w:pPr>
+      <w:r>
+        <w:rPr>
+          <w:rFonts w:ascii="Calibri" w:cs="Calibri" w:eastAsia="Calibri" w:hAnsi="Calibri"/>
+          <w:b w:val="false"/>
+          <w:bCs w:val="false"/>
+          <w:i w:val="false"/>
+          <w:iCs w:val="false"/>
+          <w:sz w:val="23"/>
+          <w:szCs w:val="23"/>
+        </w:rPr>
+        <w:t xml:space="preserve">We did not start with this model. Day one used a cloud service; from day two everything ran here. First Qwen 2.5, seven billion parameters: loaded, it took most of the memory and left nothing for the voice. Then Qwen 3.5, which thinks before it answers, and once thought for twenty-six minutes. We settled on Google's Gemma 4 E2B, the LM Studio community's four-bit build for Apple's MLX. At full precision it would need around ten gigabytes of memory; compressed to four bits it runs in a few, with room for the other two.</w:t>
       </w:r>
     </w:p>
     <w:p>
@@ -2197,18 +2491,22 @@
           <w:rFonts w:ascii="Calibri" w:cs="Calibri" w:eastAsia="Calibri" w:hAnsi="Calibri"/>
           <w:b/>
           <w:bCs/>
-          <w:color w:val="1F7A55"/>
+          <w:color w:val="555555"/>
           <w:sz w:val="20"/>
           <w:szCs w:val="20"/>
         </w:rPr>
-        <w:t xml:space="preserve">Do</w:t>
-      </w:r>
-    </w:p>
-    <w:p>
-      <w:pPr>
-        <w:shd w:fill="EEF7F2" w:color="auto" w:val="clear"/>
-        <w:spacing w:after="60"/>
-        <w:ind w:left="360"/>
+        <w:t xml:space="preserve">If asked, or if there is time</w:t>
+      </w:r>
+    </w:p>
+    <w:p>
+      <w:pPr>
+        <w:pStyle w:val="ListParagraph"/>
+        <w:numPr>
+          <w:ilvl w:val="0"/>
+          <w:numId w:val="2"/>
+        </w:numPr>
+        <w:spacing w:after="80" w:line="276"/>
+        <w:jc w:val="both"/>
       </w:pPr>
       <w:r>
         <w:rPr>
@@ -2220,7 +2518,98 @@
           <w:sz w:val="22"/>
           <w:szCs w:val="22"/>
         </w:rPr>
-        <w:t xml:space="preserve">Tap the Kitchen tab. Scroll slowly through the stock so the expiry colours are visible.</w:t>
+        <w:t xml:space="preserve">The compression is called quantisation: each number kept in four bits instead of sixteen, sixteen possible values instead of sixty-five thousand, with a small loss of precision.</w:t>
+      </w:r>
+    </w:p>
+    <w:p>
+      <w:pPr>
+        <w:pStyle w:val="ListParagraph"/>
+        <w:numPr>
+          <w:ilvl w:val="0"/>
+          <w:numId w:val="2"/>
+        </w:numPr>
+        <w:spacing w:after="80" w:line="276"/>
+        <w:jc w:val="both"/>
+      </w:pPr>
+      <w:r>
+        <w:rPr>
+          <w:rFonts w:ascii="Calibri" w:cs="Calibri" w:eastAsia="Calibri" w:hAnsi="Calibri"/>
+          <w:b w:val="false"/>
+          <w:bCs w:val="false"/>
+          <w:i w:val="false"/>
+          <w:iCs w:val="false"/>
+          <w:sz w:val="22"/>
+          <w:szCs w:val="22"/>
+        </w:rPr>
+        <w:t xml:space="preserve">Five billion numbers in total, about half of them lookup tables, so roughly two billion do the work for each word. That is what E2B means: effective two billion.</w:t>
+      </w:r>
+    </w:p>
+    <w:p>
+      <w:pPr>
+        <w:pStyle w:val="Heading2"/>
+        <w:keepNext/>
+        <w:spacing w:after="60" w:before="320"/>
+      </w:pPr>
+      <w:r>
+        <w:rPr>
+          <w:rFonts w:ascii="Calibri" w:cs="Calibri" w:eastAsia="Calibri" w:hAnsi="Calibri"/>
+        </w:rPr>
+        <w:t xml:space="preserve">3. A receipt becomes the kitchen</w:t>
+      </w:r>
+    </w:p>
+    <w:p>
+      <w:pPr>
+        <w:keepNext/>
+        <w:spacing w:after="40" w:before="100"/>
+      </w:pPr>
+      <w:r>
+        <w:rPr>
+          <w:rFonts w:ascii="Calibri" w:cs="Calibri" w:eastAsia="Calibri" w:hAnsi="Calibri"/>
+          <w:b/>
+          <w:bCs/>
+          <w:color w:val="1F7A55"/>
+          <w:sz w:val="20"/>
+          <w:szCs w:val="20"/>
+        </w:rPr>
+        <w:t xml:space="preserve">Do</w:t>
+      </w:r>
+    </w:p>
+    <w:p>
+      <w:pPr>
+        <w:shd w:fill="EEF7F2" w:color="auto" w:val="clear"/>
+        <w:spacing w:after="60"/>
+        <w:ind w:left="360"/>
+      </w:pPr>
+      <w:r>
+        <w:rPr>
+          <w:rFonts w:ascii="Calibri" w:cs="Calibri" w:eastAsia="Calibri" w:hAnsi="Calibri"/>
+          <w:b w:val="false"/>
+          <w:bCs w:val="false"/>
+          <w:i w:val="false"/>
+          <w:iCs w:val="false"/>
+          <w:sz w:val="22"/>
+          <w:szCs w:val="22"/>
+        </w:rPr>
+        <w:t xml:space="preserve">Tap +, then "Scan a receipt". Hold the receipt flat, filling the dashed frame, press the shutter, check the photo, "Use this photo".</w:t>
+      </w:r>
+    </w:p>
+    <w:p>
+      <w:pPr>
+        <w:shd w:fill="EEF7F2" w:color="auto" w:val="clear"/>
+        <w:spacing w:after="60"/>
+        <w:ind w:left="360"/>
+      </w:pPr>
+      <w:r>
+        <w:rPr>
+          <w:rFonts w:ascii="Calibri" w:cs="Calibri" w:eastAsia="Calibri" w:hAnsi="Calibri"/>
+          <w:b w:val="false"/>
+          <w:bCs w:val="false"/>
+          <w:i w:val="false"/>
+          <w:iCs w:val="false"/>
+          <w:sz w:val="22"/>
+          <w:szCs w:val="22"/>
+        </w:rPr>
+        <w:t xml:space="preserve">While it reads, keep talking. When the lines appear, point at one match and one marked "Check", then tap "Put … items away".</w:t>
       </w:r>
     </w:p>
     <w:p>
@@ -2258,7 +2647,7 @@
           <w:sz w:val="23"/>
           <w:szCs w:val="23"/>
         </w:rPr>
-        <w:t xml:space="preserve">This is our kitchen: what we have and how long each thing keeps. This part uses no AI at all. It runs in the browser and still works with the server switched off.</w:t>
+        <w:t xml:space="preserve">Filling the kitchen by hand is why nobody keeps apps like this, so we read the receipt. Three steps, and only the last one is AI.</w:t>
       </w:r>
     </w:p>
     <w:p>
@@ -2279,53 +2668,30 @@
           <w:sz w:val="23"/>
           <w:szCs w:val="23"/>
         </w:rPr>
-        <w:t xml:space="preserve">The AI part runs on this MacBook Air: an M4 chip and 16 gigabytes of memory, shared by everything. That's the constraint the course gave us, running the model ourselves instead of calling an API, and it shaped every decision you'll hear about. On this machine: a language model, Gemma 4 E2B from Google; a speech recogniser; and a voice. No cloud account, no data leaving the room.</w:t>
-      </w:r>
-    </w:p>
-    <w:p>
-      <w:pPr>
-        <w:pStyle w:val="Heading2"/>
+        <w:t xml:space="preserve">First Tesseract, an open-source text reader, turns the photo into lines of text. Then each line, like "CRF LT DEMI ECR 1 L", is looked up in a database we built from Open Food Facts: four hundred and eighty-three thousand products sold in France, three hundred and thirty thousand of them already matched to the ingredients the app knows, searched by pieces of words so "ECR" finds "écrémé". Only then does Gemma read the line together with what the lookup found, and decide. When the two disagree, the app marks the line "Check" rather than guessing for you.</w:t>
+      </w:r>
+    </w:p>
+    <w:p>
+      <w:pPr>
         <w:keepNext/>
-        <w:spacing w:after="60" w:before="320"/>
-      </w:pPr>
-      <w:r>
-        <w:rPr>
-          <w:rFonts w:ascii="Calibri" w:cs="Calibri" w:eastAsia="Calibri" w:hAnsi="Calibri"/>
-        </w:rPr>
-        <w:t xml:space="preserve">3. Scanning a receipt</w:t>
-      </w:r>
-      <w:r>
-        <w:rPr>
-          <w:rFonts w:ascii="Calibri" w:cs="Calibri" w:eastAsia="Calibri" w:hAnsi="Calibri"/>
-          <w:color w:val="888888"/>
+        <w:spacing w:after="40" w:before="100"/>
+      </w:pPr>
+      <w:r>
+        <w:rPr>
+          <w:rFonts w:ascii="Calibri" w:cs="Calibri" w:eastAsia="Calibri" w:hAnsi="Calibri"/>
+          <w:b/>
+          <w:bCs/>
+          <w:color w:val="B5503A"/>
           <w:sz w:val="20"/>
           <w:szCs w:val="20"/>
         </w:rPr>
-        <w:t xml:space="preserve">   1:20–2:50 · Data Engineer speaks, DevOps drives</w:t>
-      </w:r>
-    </w:p>
-    <w:p>
-      <w:pPr>
-        <w:keepNext/>
-        <w:spacing w:after="40" w:before="100"/>
-      </w:pPr>
-      <w:r>
-        <w:rPr>
-          <w:rFonts w:ascii="Calibri" w:cs="Calibri" w:eastAsia="Calibri" w:hAnsi="Calibri"/>
-          <w:b/>
-          <w:bCs/>
-          <w:color w:val="1F7A55"/>
-          <w:sz w:val="20"/>
-          <w:szCs w:val="20"/>
-        </w:rPr>
-        <w:t xml:space="preserve">Do</w:t>
-      </w:r>
-    </w:p>
-    <w:p>
-      <w:pPr>
-        <w:shd w:fill="EEF7F2" w:color="auto" w:val="clear"/>
-        <w:spacing w:after="60"/>
-        <w:ind w:left="360"/>
+        <w:t xml:space="preserve">If it goes wrong</w:t>
+      </w:r>
+    </w:p>
+    <w:p>
+      <w:pPr>
+        <w:spacing w:after="120" w:line="276"/>
+        <w:jc w:val="both"/>
       </w:pPr>
       <w:r>
         <w:rPr>
@@ -2337,7 +2703,37 @@
           <w:sz w:val="22"/>
           <w:szCs w:val="22"/>
         </w:rPr>
-        <w:t xml:space="preserve">Tap the + button, then "Scan a receipt". The camera opens.</w:t>
+        <w:t xml:space="preserve">Camera or photo fails: "let's use the one we took this morning", Import a receipt from Pictures, then Receipts. Reading fails entirely: "Use a sample receipt" and give the same explanation.</w:t>
+      </w:r>
+    </w:p>
+    <w:p>
+      <w:pPr>
+        <w:pStyle w:val="Heading2"/>
+        <w:keepNext/>
+        <w:spacing w:after="60" w:before="320"/>
+      </w:pPr>
+      <w:r>
+        <w:rPr>
+          <w:rFonts w:ascii="Calibri" w:cs="Calibri" w:eastAsia="Calibri" w:hAnsi="Calibri"/>
+        </w:rPr>
+        <w:t xml:space="preserve">4. Ask it for dinner: where the recipe comes from</w:t>
+      </w:r>
+    </w:p>
+    <w:p>
+      <w:pPr>
+        <w:keepNext/>
+        <w:spacing w:after="40" w:before="100"/>
+      </w:pPr>
+      <w:r>
+        <w:rPr>
+          <w:rFonts w:ascii="Calibri" w:cs="Calibri" w:eastAsia="Calibri" w:hAnsi="Calibri"/>
+          <w:b/>
+          <w:bCs/>
+          <w:color w:val="1F7A55"/>
+          <w:sz w:val="20"/>
+          <w:szCs w:val="20"/>
+        </w:rPr>
+        <w:t xml:space="preserve">Do</w:t>
       </w:r>
     </w:p>
     <w:p>
@@ -2356,14 +2752,94 @@
           <w:sz w:val="22"/>
           <w:szCs w:val="22"/>
         </w:rPr>
-        <w:t xml:space="preserve">Hold the receipt flat, about 30 cm from the camera, filling the dashed frame. Press the round shutter button.</w:t>
-      </w:r>
-    </w:p>
-    <w:p>
-      <w:pPr>
-        <w:shd w:fill="EEF7F2" w:color="auto" w:val="clear"/>
-        <w:spacing w:after="60"/>
+        <w:t xml:space="preserve">DevOps, clearly: "Bob, I'm drained. Give me fifteen minutes." The pot fills while it works, 20 to 30 seconds.</w:t>
+      </w:r>
+    </w:p>
+    <w:p>
+      <w:pPr>
+        <w:keepNext/>
+        <w:spacing w:after="40" w:before="100"/>
+      </w:pPr>
+      <w:r>
+        <w:rPr>
+          <w:rFonts w:ascii="Calibri" w:cs="Calibri" w:eastAsia="Calibri" w:hAnsi="Calibri"/>
+          <w:b/>
+          <w:bCs/>
+          <w:color w:val="2E5597"/>
+          <w:sz w:val="20"/>
+          <w:szCs w:val="20"/>
+        </w:rPr>
+        <w:t xml:space="preserve">Say</w:t>
+      </w:r>
+    </w:p>
+    <w:p>
+      <w:pPr>
+        <w:pBdr>
+          <w:left w:val="single" w:color="2E5597" w:sz="14" w:space="8"/>
+        </w:pBdr>
+        <w:spacing w:after="120" w:line="290"/>
         <w:ind w:left="360"/>
+      </w:pPr>
+      <w:r>
+        <w:rPr>
+          <w:rFonts w:ascii="Calibri" w:cs="Calibri" w:eastAsia="Calibri" w:hAnsi="Calibri"/>
+          <w:b w:val="false"/>
+          <w:bCs w:val="false"/>
+          <w:i w:val="false"/>
+          <w:iCs w:val="false"/>
+          <w:sz w:val="23"/>
+          <w:szCs w:val="23"/>
+        </w:rPr>
+        <w:t xml:space="preserve">While it writes: the model needs two things it does not know. What is in your kitchen, kept in the browser and sent with every request. And real recipes to lean on, from a public dataset, CookingRecipes by Kaiser1308 on Hugging Face: two point one million recipes, each with its source.</w:t>
+      </w:r>
+    </w:p>
+    <w:p>
+      <w:pPr>
+        <w:pBdr>
+          <w:left w:val="single" w:color="2E5597" w:sz="14" w:space="8"/>
+        </w:pBdr>
+        <w:spacing w:after="120" w:line="290"/>
+        <w:ind w:left="360"/>
+      </w:pPr>
+      <w:r>
+        <w:rPr>
+          <w:rFonts w:ascii="Calibri" w:cs="Calibri" w:eastAsia="Calibri" w:hAnsi="Calibri"/>
+          <w:b w:val="false"/>
+          <w:bCs w:val="false"/>
+          <w:i w:val="false"/>
+          <w:iCs w:val="false"/>
+          <w:sz w:val="23"/>
+          <w:szCs w:val="23"/>
+        </w:rPr>
+        <w:t xml:space="preserve">We indexed those once, like the index at the back of a book, in SQLite. For every request we search on the ingredients in the kitchen, keep the best few, and put them into the prompt beside the rules and the stock. The model writes from that. Nothing was trained in; it was looked up.</w:t>
+      </w:r>
+    </w:p>
+    <w:p>
+      <w:pPr>
+        <w:keepNext/>
+        <w:spacing w:after="40" w:before="100"/>
+      </w:pPr>
+      <w:r>
+        <w:rPr>
+          <w:rFonts w:ascii="Calibri" w:cs="Calibri" w:eastAsia="Calibri" w:hAnsi="Calibri"/>
+          <w:b/>
+          <w:bCs/>
+          <w:color w:val="555555"/>
+          <w:sz w:val="20"/>
+          <w:szCs w:val="20"/>
+        </w:rPr>
+        <w:t xml:space="preserve">If asked, or if there is time</w:t>
+      </w:r>
+    </w:p>
+    <w:p>
+      <w:pPr>
+        <w:pStyle w:val="ListParagraph"/>
+        <w:numPr>
+          <w:ilvl w:val="0"/>
+          <w:numId w:val="2"/>
+        </w:numPr>
+        <w:spacing w:after="80" w:line="276"/>
+        <w:jc w:val="both"/>
       </w:pPr>
       <w:r>
         <w:rPr>
@@ -2375,7 +2851,56 @@
           <w:sz w:val="22"/>
           <w:szCs w:val="22"/>
         </w:rPr>
-        <w:t xml:space="preserve">Look at the review screen. If the prices are readable, press "Use this photo". If not, press "Retake".</w:t>
+        <w:t xml:space="preserve">The name for this is retrieval-augmented generation. Our search is ordinary word search with BM25 ranking, not embeddings: embedding two million recipes would take hours on a laptop, and word search answers in milliseconds.</w:t>
+      </w:r>
+    </w:p>
+    <w:p>
+      <w:pPr>
+        <w:pStyle w:val="Heading2"/>
+        <w:keepNext/>
+        <w:spacing w:after="60" w:before="320"/>
+      </w:pPr>
+      <w:r>
+        <w:rPr>
+          <w:rFonts w:ascii="Calibri" w:cs="Calibri" w:eastAsia="Calibri" w:hAnsi="Calibri"/>
+        </w:rPr>
+        <w:t xml:space="preserve">5. Why you can trust what came back</w:t>
+      </w:r>
+    </w:p>
+    <w:p>
+      <w:pPr>
+        <w:keepNext/>
+        <w:spacing w:after="40" w:before="100"/>
+      </w:pPr>
+      <w:r>
+        <w:rPr>
+          <w:rFonts w:ascii="Calibri" w:cs="Calibri" w:eastAsia="Calibri" w:hAnsi="Calibri"/>
+          <w:b/>
+          <w:bCs/>
+          <w:color w:val="1F7A55"/>
+          <w:sz w:val="20"/>
+          <w:szCs w:val="20"/>
+        </w:rPr>
+        <w:t xml:space="preserve">Do</w:t>
+      </w:r>
+    </w:p>
+    <w:p>
+      <w:pPr>
+        <w:shd w:fill="EEF7F2" w:color="auto" w:val="clear"/>
+        <w:spacing w:after="60"/>
+        <w:ind w:left="360"/>
+      </w:pPr>
+      <w:r>
+        <w:rPr>
+          <w:rFonts w:ascii="Calibri" w:cs="Calibri" w:eastAsia="Calibri" w:hAnsi="Calibri"/>
+          <w:b w:val="false"/>
+          <w:bCs w:val="false"/>
+          <w:i w:val="false"/>
+          <w:iCs w:val="false"/>
+          <w:sz w:val="22"/>
+          <w:szCs w:val="22"/>
+        </w:rPr>
+        <w:t xml:space="preserve">The recipe is open. Scroll once, slowly: ingredients, then steps.</w:t>
       </w:r>
     </w:p>
     <w:p>
@@ -2413,7 +2938,7 @@
           <w:sz w:val="23"/>
           <w:szCs w:val="23"/>
         </w:rPr>
-        <w:t xml:space="preserve">We came home from shopping, so let's add what we bought. Reading a receipt takes up to a minute, so while it works, here's what's happening.</w:t>
+        <w:t xml:space="preserve">A model this small makes specific mistakes, so nothing it writes reaches the screen unchecked. It answers into a fixed form, boxes rather than an essay, and ordinary code checks it: do these ingredients exist in your kitchen, could a person eat this quantity, do the times add up to fifteen minutes, is the rice ever actually cooked. We added that last one after it toasted raw rice and served it.</w:t>
       </w:r>
     </w:p>
     <w:p>
@@ -2434,7 +2959,92 @@
           <w:sz w:val="23"/>
           <w:szCs w:val="23"/>
         </w:rPr>
-        <w:t xml:space="preserve">First, Tesseract, an open-source OCR engine, turns the photo into lines of text. But a line like "CRF LT DEMI ECR 1 L" means nothing to a small model. So we built a product database from Open Food Facts: 483,000 products sold in France, and 330,000 of them linked to one of the 3,000 ingredients our app knows. Each line is searched by pieces of words, so "ECR" can find "écrémé".</w:t>
+        <w:t xml:space="preserve">If a check fails it gets one more go with the exact list. If it still fails, the problem is printed on the recipe rather than hidden.</w:t>
+      </w:r>
+    </w:p>
+    <w:p>
+      <w:pPr>
+        <w:pStyle w:val="Heading2"/>
+        <w:keepNext/>
+        <w:spacing w:after="60" w:before="320"/>
+      </w:pPr>
+      <w:r>
+        <w:rPr>
+          <w:rFonts w:ascii="Calibri" w:cs="Calibri" w:eastAsia="Calibri" w:hAnsi="Calibri"/>
+        </w:rPr>
+        <w:t xml:space="preserve">6. Cooking, hands-free</w:t>
+      </w:r>
+    </w:p>
+    <w:p>
+      <w:pPr>
+        <w:keepNext/>
+        <w:spacing w:after="40" w:before="100"/>
+      </w:pPr>
+      <w:r>
+        <w:rPr>
+          <w:rFonts w:ascii="Calibri" w:cs="Calibri" w:eastAsia="Calibri" w:hAnsi="Calibri"/>
+          <w:b/>
+          <w:bCs/>
+          <w:color w:val="1F7A55"/>
+          <w:sz w:val="20"/>
+          <w:szCs w:val="20"/>
+        </w:rPr>
+        <w:t xml:space="preserve">Do</w:t>
+      </w:r>
+    </w:p>
+    <w:p>
+      <w:pPr>
+        <w:shd w:fill="EEF7F2" w:color="auto" w:val="clear"/>
+        <w:spacing w:after="60"/>
+        <w:ind w:left="360"/>
+      </w:pPr>
+      <w:r>
+        <w:rPr>
+          <w:rFonts w:ascii="Calibri" w:cs="Calibri" w:eastAsia="Calibri" w:hAnsi="Calibri"/>
+          <w:b w:val="false"/>
+          <w:bCs w:val="false"/>
+          <w:i w:val="false"/>
+          <w:iCs w:val="false"/>
+          <w:sz w:val="22"/>
+          <w:szCs w:val="22"/>
+        </w:rPr>
+        <w:t xml:space="preserve">Press "Start cooking", let the chef read step one aloud, then say "Bob, next".</w:t>
+      </w:r>
+    </w:p>
+    <w:p>
+      <w:pPr>
+        <w:shd w:fill="EEF7F2" w:color="auto" w:val="clear"/>
+        <w:spacing w:after="60"/>
+        <w:ind w:left="360"/>
+      </w:pPr>
+      <w:r>
+        <w:rPr>
+          <w:rFonts w:ascii="Calibri" w:cs="Calibri" w:eastAsia="Calibri" w:hAnsi="Calibri"/>
+          <w:b w:val="false"/>
+          <w:bCs w:val="false"/>
+          <w:i w:val="false"/>
+          <w:iCs w:val="false"/>
+          <w:sz w:val="22"/>
+          <w:szCs w:val="22"/>
+        </w:rPr>
+        <w:t xml:space="preserve">Tap the Talk button and ask, without the name: "how do I know it's ready?"</w:t>
+      </w:r>
+    </w:p>
+    <w:p>
+      <w:pPr>
+        <w:keepNext/>
+        <w:spacing w:after="40" w:before="100"/>
+      </w:pPr>
+      <w:r>
+        <w:rPr>
+          <w:rFonts w:ascii="Calibri" w:cs="Calibri" w:eastAsia="Calibri" w:hAnsi="Calibri"/>
+          <w:b/>
+          <w:bCs/>
+          <w:color w:val="2E5597"/>
+          <w:sz w:val="20"/>
+          <w:szCs w:val="20"/>
+        </w:rPr>
+        <w:t xml:space="preserve">Say</w:t>
       </w:r>
     </w:p>
     <w:p>
@@ -2455,7 +3065,92 @@
           <w:sz w:val="23"/>
           <w:szCs w:val="23"/>
         </w:rPr>
-        <w:t xml:space="preserve">Then the language model reads each line together with what the database found, and decides. When the model and the database disagree, the app doesn't guess: it marks the line "Check" and asks you. A small anecdote: the first time we tried it, Gemma put 2.31 courgettes in the fridge. That was the price.</w:t>
+        <w:t xml:space="preserve">Hands covered in flour, so everything is voice. For listening we started with OpenAI's Whisper on the processor, then moved to NVIDIA's Parakeet, which runs on the Mac's graphics cores through MLX; Whisper stays as the fallback on Windows. The voice is Kokoro, chosen over Piper because it does not sound like a machine. The name stops the radio moving the recipe on; this button does the same with one tap.</w:t>
+      </w:r>
+    </w:p>
+    <w:p>
+      <w:pPr>
+        <w:pStyle w:val="Heading2"/>
+        <w:keepNext/>
+        <w:spacing w:after="60" w:before="320"/>
+      </w:pPr>
+      <w:r>
+        <w:rPr>
+          <w:rFonts w:ascii="Calibri" w:cs="Calibri" w:eastAsia="Calibri" w:hAnsi="Calibri"/>
+        </w:rPr>
+        <w:t xml:space="preserve">7. Why we did not train it</w:t>
+      </w:r>
+    </w:p>
+    <w:p>
+      <w:pPr>
+        <w:keepNext/>
+        <w:spacing w:after="40" w:before="100"/>
+      </w:pPr>
+      <w:r>
+        <w:rPr>
+          <w:rFonts w:ascii="Calibri" w:cs="Calibri" w:eastAsia="Calibri" w:hAnsi="Calibri"/>
+          <w:b/>
+          <w:bCs/>
+          <w:color w:val="2E5597"/>
+          <w:sz w:val="20"/>
+          <w:szCs w:val="20"/>
+        </w:rPr>
+        <w:t xml:space="preserve">Say</w:t>
+      </w:r>
+    </w:p>
+    <w:p>
+      <w:pPr>
+        <w:pBdr>
+          <w:left w:val="single" w:color="2E5597" w:sz="14" w:space="8"/>
+        </w:pBdr>
+        <w:spacing w:after="120" w:line="290"/>
+        <w:ind w:left="360"/>
+      </w:pPr>
+      <w:r>
+        <w:rPr>
+          <w:rFonts w:ascii="Calibri" w:cs="Calibri" w:eastAsia="Calibri" w:hAnsi="Calibri"/>
+          <w:b w:val="false"/>
+          <w:bCs w:val="false"/>
+          <w:i w:val="false"/>
+          <w:iCs w:val="false"/>
+          <w:sz w:val="23"/>
+          <w:szCs w:val="23"/>
+        </w:rPr>
+        <w:t xml:space="preserve">You might expect us to have trained the model on recipes. We did not, on purpose. Gemma already cooks well in general: techniques, timings, what goes with what. What it lacks is your kitchen tonight and the exact recipe to follow, and both change daily, so they belong in a lookup, not in training.</w:t>
+      </w:r>
+    </w:p>
+    <w:p>
+      <w:pPr>
+        <w:pBdr>
+          <w:left w:val="single" w:color="2E5597" w:sz="14" w:space="8"/>
+        </w:pBdr>
+        <w:spacing w:after="120" w:line="290"/>
+        <w:ind w:left="360"/>
+      </w:pPr>
+      <w:r>
+        <w:rPr>
+          <w:rFonts w:ascii="Calibri" w:cs="Calibri" w:eastAsia="Calibri" w:hAnsi="Calibri"/>
+          <w:b w:val="false"/>
+          <w:bCs w:val="false"/>
+          <w:i w:val="false"/>
+          <w:iCs w:val="false"/>
+          <w:sz w:val="23"/>
+          <w:szCs w:val="23"/>
+        </w:rPr>
+        <w:t xml:space="preserve">We did build and cost the training pipeline: with LoRA, about nineteen million extra numbers beside the model, an hour or two on a gaming graphics card. It is there if the writing itself ever needs teaching.</w:t>
+      </w:r>
+    </w:p>
+    <w:p>
+      <w:pPr>
+        <w:pStyle w:val="Heading2"/>
+        <w:keepNext/>
+        <w:spacing w:after="60" w:before="320"/>
+      </w:pPr>
+      <w:r>
+        <w:rPr>
+          <w:rFonts w:ascii="Calibri" w:cs="Calibri" w:eastAsia="Calibri" w:hAnsi="Calibri"/>
+        </w:rPr>
+        <w:t xml:space="preserve">8. Where it stands</w:t>
       </w:r>
     </w:p>
     <w:p>
@@ -2491,7 +3186,7 @@
           <w:sz w:val="22"/>
           <w:szCs w:val="22"/>
         </w:rPr>
-        <w:t xml:space="preserve">When the receipt appears, point at one matched line and one "Check" line if there is one. Tap "Put … items away".</w:t>
+        <w:t xml:space="preserve">Say "Bob, stop cooking", back to Today, then stand still for the last two sentences.</w:t>
       </w:r>
     </w:p>
     <w:p>
@@ -2504,11 +3199,70 @@
           <w:rFonts w:ascii="Calibri" w:cs="Calibri" w:eastAsia="Calibri" w:hAnsi="Calibri"/>
           <w:b/>
           <w:bCs/>
-          <w:color w:val="B5503A"/>
+          <w:color w:val="2E5597"/>
           <w:sz w:val="20"/>
           <w:szCs w:val="20"/>
         </w:rPr>
-        <w:t xml:space="preserve">If it goes wrong</w:t>
+        <w:t xml:space="preserve">Say</w:t>
+      </w:r>
+    </w:p>
+    <w:p>
+      <w:pPr>
+        <w:pBdr>
+          <w:left w:val="single" w:color="2E5597" w:sz="14" w:space="8"/>
+        </w:pBdr>
+        <w:spacing w:after="120" w:line="290"/>
+        <w:ind w:left="360"/>
+      </w:pPr>
+      <w:r>
+        <w:rPr>
+          <w:rFonts w:ascii="Calibri" w:cs="Calibri" w:eastAsia="Calibri" w:hAnsi="Calibri"/>
+          <w:b w:val="false"/>
+          <w:bCs w:val="false"/>
+          <w:i w:val="false"/>
+          <w:iCs w:val="false"/>
+          <w:sz w:val="23"/>
+          <w:szCs w:val="23"/>
+        </w:rPr>
+        <w:t xml:space="preserve">It still gets things wrong: the search matches words rather than meaning, and after several questions the chef can drift to the wrong step, which we measured and have a fix for.</w:t>
+      </w:r>
+    </w:p>
+    <w:p>
+      <w:pPr>
+        <w:pBdr>
+          <w:left w:val="single" w:color="2E5597" w:sz="14" w:space="8"/>
+        </w:pBdr>
+        <w:spacing w:after="120" w:line="290"/>
+        <w:ind w:left="360"/>
+      </w:pPr>
+      <w:r>
+        <w:rPr>
+          <w:rFonts w:ascii="Calibri" w:cs="Calibri" w:eastAsia="Calibri" w:hAnsi="Calibri"/>
+          <w:b w:val="false"/>
+          <w:bCs w:val="false"/>
+          <w:i w:val="false"/>
+          <w:iCs w:val="false"/>
+          <w:sz w:val="23"/>
+          <w:szCs w:val="23"/>
+        </w:rPr>
+        <w:t xml:space="preserve">Six days, five of us, one laptop, and we can tell you exactly which parts are weak because we measured them. Thank you, we will take questions.</w:t>
+      </w:r>
+    </w:p>
+    <w:p>
+      <w:r>
+        <w:br w:type="page"/>
+      </w:r>
+    </w:p>
+    <w:p>
+      <w:pPr>
+        <w:pStyle w:val="Heading1"/>
+        <w:spacing w:after="160" w:before="360"/>
+      </w:pPr>
+      <w:r>
+        <w:rPr>
+          <w:rFonts w:ascii="Calibri" w:cs="Calibri" w:eastAsia="Calibri" w:hAnsi="Calibri"/>
+        </w:rPr>
+        <w:t xml:space="preserve">Part 3. Every technical word, in one line</w:t>
       </w:r>
     </w:p>
     <w:p>
@@ -2526,691 +3280,7 @@
           <w:sz w:val="22"/>
           <w:szCs w:val="22"/>
         </w:rPr>
-        <w:t xml:space="preserve">If the camera doesn't start or the photo is blurry, say "let's use the photo we took this morning", press "Import a receipt" and pick the JPEG from Pictures, then Receipts. If reading fails completely, press "Use a sample receipt" and keep talking. The explanation stays the same.</w:t>
-      </w:r>
-    </w:p>
-    <w:p>
-      <w:pPr>
-        <w:pStyle w:val="Heading2"/>
-        <w:keepNext/>
-        <w:spacing w:after="60" w:before="320"/>
-      </w:pPr>
-      <w:r>
-        <w:rPr>
-          <w:rFonts w:ascii="Calibri" w:cs="Calibri" w:eastAsia="Calibri" w:hAnsi="Calibri"/>
-        </w:rPr>
-        <w:t xml:space="preserve">4. "Bob, I'm drained"</w:t>
-      </w:r>
-      <w:r>
-        <w:rPr>
-          <w:rFonts w:ascii="Calibri" w:cs="Calibri" w:eastAsia="Calibri" w:hAnsi="Calibri"/>
-          <w:color w:val="888888"/>
-          <w:sz w:val="20"/>
-          <w:szCs w:val="20"/>
-        </w:rPr>
-        <w:t xml:space="preserve">   2:50–3:50 · AI Researcher speaks, DevOps says the command</w:t>
-      </w:r>
-    </w:p>
-    <w:p>
-      <w:pPr>
-        <w:keepNext/>
-        <w:spacing w:after="40" w:before="100"/>
-      </w:pPr>
-      <w:r>
-        <w:rPr>
-          <w:rFonts w:ascii="Calibri" w:cs="Calibri" w:eastAsia="Calibri" w:hAnsi="Calibri"/>
-          <w:b/>
-          <w:bCs/>
-          <w:color w:val="1F7A55"/>
-          <w:sz w:val="20"/>
-          <w:szCs w:val="20"/>
-        </w:rPr>
-        <w:t xml:space="preserve">Do</w:t>
-      </w:r>
-    </w:p>
-    <w:p>
-      <w:pPr>
-        <w:shd w:fill="EEF7F2" w:color="auto" w:val="clear"/>
-        <w:spacing w:after="60"/>
-        <w:ind w:left="360"/>
-      </w:pPr>
-      <w:r>
-        <w:rPr>
-          <w:rFonts w:ascii="Calibri" w:cs="Calibri" w:eastAsia="Calibri" w:hAnsi="Calibri"/>
-          <w:b w:val="false"/>
-          <w:bCs w:val="false"/>
-          <w:i w:val="false"/>
-          <w:iCs w:val="false"/>
-          <w:sz w:val="22"/>
-          <w:szCs w:val="22"/>
-        </w:rPr>
-        <w:t xml:space="preserve">Go back to Today. DevOps says clearly: "Bob, I'm drained. Give me fifteen minutes." The app starts writing a recipe, which takes 20 to 30 seconds.</w:t>
-      </w:r>
-    </w:p>
-    <w:p>
-      <w:pPr>
-        <w:keepNext/>
-        <w:spacing w:after="40" w:before="100"/>
-      </w:pPr>
-      <w:r>
-        <w:rPr>
-          <w:rFonts w:ascii="Calibri" w:cs="Calibri" w:eastAsia="Calibri" w:hAnsi="Calibri"/>
-          <w:b/>
-          <w:bCs/>
-          <w:color w:val="2E5597"/>
-          <w:sz w:val="20"/>
-          <w:szCs w:val="20"/>
-        </w:rPr>
-        <w:t xml:space="preserve">Say</w:t>
-      </w:r>
-    </w:p>
-    <w:p>
-      <w:pPr>
-        <w:pBdr>
-          <w:left w:val="single" w:color="2E5597" w:sz="14" w:space="8"/>
-        </w:pBdr>
-        <w:spacing w:after="120" w:line="290"/>
-        <w:ind w:left="360"/>
-      </w:pPr>
-      <w:r>
-        <w:rPr>
-          <w:rFonts w:ascii="Calibri" w:cs="Calibri" w:eastAsia="Calibri" w:hAnsi="Calibri"/>
-          <w:b w:val="false"/>
-          <w:bCs w:val="false"/>
-          <w:i w:val="false"/>
-          <w:iCs w:val="false"/>
-          <w:sz w:val="23"/>
-          <w:szCs w:val="23"/>
-        </w:rPr>
-        <w:t xml:space="preserve">While it writes, a word about the model. We didn't pick it from a leaderboard. We started with Qwen 2.5 7B on paper, but on 16 gigabytes it left no room for the voice. We tried Qwen 3.5 9B, which is a reasoning model, and it thought for 26 minutes before writing one recipe. The small models were fast but wrote bad recipes: one asked for 380 grams of salt for three people.</w:t>
-      </w:r>
-    </w:p>
-    <w:p>
-      <w:pPr>
-        <w:pBdr>
-          <w:left w:val="single" w:color="2E5597" w:sz="14" w:space="8"/>
-        </w:pBdr>
-        <w:spacing w:after="120" w:line="290"/>
-        <w:ind w:left="360"/>
-      </w:pPr>
-      <w:r>
-        <w:rPr>
-          <w:rFonts w:ascii="Calibri" w:cs="Calibri" w:eastAsia="Calibri" w:hAnsi="Calibri"/>
-          <w:b w:val="false"/>
-          <w:bCs w:val="false"/>
-          <w:i w:val="false"/>
-          <w:iCs w:val="false"/>
-          <w:sz w:val="23"/>
-          <w:szCs w:val="23"/>
-        </w:rPr>
-        <w:t xml:space="preserve">Gemma 4 E2B was the balance: about three and a half gigabytes in 4-bit, around 15 words per second on this laptop, and good enough recipes. Its trick is that it has 5 billion parameters but runs like a 2 billion one, because much of it sits in cheap lookup tables. We also run it colder than Google recommends, temperature 0.2 for recipes, because we want reliable output, not creativity with the commas.</w:t>
-      </w:r>
-    </w:p>
-    <w:p>
-      <w:pPr>
-        <w:keepNext/>
-        <w:spacing w:after="40" w:before="100"/>
-      </w:pPr>
-      <w:r>
-        <w:rPr>
-          <w:rFonts w:ascii="Calibri" w:cs="Calibri" w:eastAsia="Calibri" w:hAnsi="Calibri"/>
-          <w:b/>
-          <w:bCs/>
-          <w:color w:val="B5503A"/>
-          <w:sz w:val="20"/>
-          <w:szCs w:val="20"/>
-        </w:rPr>
-        <w:t xml:space="preserve">If it goes wrong</w:t>
-      </w:r>
-    </w:p>
-    <w:p>
-      <w:pPr>
-        <w:spacing w:after="120" w:line="276"/>
-        <w:jc w:val="both"/>
-      </w:pPr>
-      <w:r>
-        <w:rPr>
-          <w:rFonts w:ascii="Calibri" w:cs="Calibri" w:eastAsia="Calibri" w:hAnsi="Calibri"/>
-          <w:b w:val="false"/>
-          <w:bCs w:val="false"/>
-          <w:i w:val="false"/>
-          <w:iCs w:val="false"/>
-          <w:sz w:val="22"/>
-          <w:szCs w:val="22"/>
-        </w:rPr>
-        <w:t xml:space="preserve">If "Bob" isn't heard, say it once more, closer to the laptop. If it still doesn't work, the Wi-Fi is probably down: open the chef chat from the + button and type the same sentence. Say "the wake word needs internet, that's one of our limits" and move on.</w:t>
-      </w:r>
-    </w:p>
-    <w:p>
-      <w:pPr>
-        <w:pStyle w:val="Heading2"/>
-        <w:keepNext/>
-        <w:spacing w:after="60" w:before="320"/>
-      </w:pPr>
-      <w:r>
-        <w:rPr>
-          <w:rFonts w:ascii="Calibri" w:cs="Calibri" w:eastAsia="Calibri" w:hAnsi="Calibri"/>
-        </w:rPr>
-        <w:t xml:space="preserve">5. Why the recipe can be trusted</w:t>
-      </w:r>
-      <w:r>
-        <w:rPr>
-          <w:rFonts w:ascii="Calibri" w:cs="Calibri" w:eastAsia="Calibri" w:hAnsi="Calibri"/>
-          <w:color w:val="888888"/>
-          <w:sz w:val="20"/>
-          <w:szCs w:val="20"/>
-        </w:rPr>
-        <w:t xml:space="preserve">   3:50–4:40 · ML Engineer</w:t>
-      </w:r>
-    </w:p>
-    <w:p>
-      <w:pPr>
-        <w:keepNext/>
-        <w:spacing w:after="40" w:before="100"/>
-      </w:pPr>
-      <w:r>
-        <w:rPr>
-          <w:rFonts w:ascii="Calibri" w:cs="Calibri" w:eastAsia="Calibri" w:hAnsi="Calibri"/>
-          <w:b/>
-          <w:bCs/>
-          <w:color w:val="1F7A55"/>
-          <w:sz w:val="20"/>
-          <w:szCs w:val="20"/>
-        </w:rPr>
-        <w:t xml:space="preserve">Do</w:t>
-      </w:r>
-    </w:p>
-    <w:p>
-      <w:pPr>
-        <w:shd w:fill="EEF7F2" w:color="auto" w:val="clear"/>
-        <w:spacing w:after="60"/>
-        <w:ind w:left="360"/>
-      </w:pPr>
-      <w:r>
-        <w:rPr>
-          <w:rFonts w:ascii="Calibri" w:cs="Calibri" w:eastAsia="Calibri" w:hAnsi="Calibri"/>
-          <w:b w:val="false"/>
-          <w:bCs w:val="false"/>
-          <w:i w:val="false"/>
-          <w:iCs w:val="false"/>
-          <w:sz w:val="22"/>
-          <w:szCs w:val="22"/>
-        </w:rPr>
-        <w:t xml:space="preserve">The recipe opens. Scroll slowly: ingredients, then steps with heat and cues.</w:t>
-      </w:r>
-    </w:p>
-    <w:p>
-      <w:pPr>
-        <w:keepNext/>
-        <w:spacing w:after="40" w:before="100"/>
-      </w:pPr>
-      <w:r>
-        <w:rPr>
-          <w:rFonts w:ascii="Calibri" w:cs="Calibri" w:eastAsia="Calibri" w:hAnsi="Calibri"/>
-          <w:b/>
-          <w:bCs/>
-          <w:color w:val="2E5597"/>
-          <w:sz w:val="20"/>
-          <w:szCs w:val="20"/>
-        </w:rPr>
-        <w:t xml:space="preserve">Say</w:t>
-      </w:r>
-    </w:p>
-    <w:p>
-      <w:pPr>
-        <w:pBdr>
-          <w:left w:val="single" w:color="2E5597" w:sz="14" w:space="8"/>
-        </w:pBdr>
-        <w:spacing w:after="120" w:line="290"/>
-        <w:ind w:left="360"/>
-      </w:pPr>
-      <w:r>
-        <w:rPr>
-          <w:rFonts w:ascii="Calibri" w:cs="Calibri" w:eastAsia="Calibri" w:hAnsi="Calibri"/>
-          <w:b w:val="false"/>
-          <w:bCs w:val="false"/>
-          <w:i w:val="false"/>
-          <w:iCs w:val="false"/>
-          <w:sz w:val="23"/>
-          <w:szCs w:val="23"/>
-        </w:rPr>
-        <w:t xml:space="preserve">Everything in this recipe was checked before you saw it. A small model makes mistakes, so we treat its answer like input from a stranger. The server forces the answer to follow a fixed JSON format. Then plain Python code checks it: do the times add up to fifteen minutes? Does a step mention a food that isn't in the recipe? Are the quantities something a person can eat? If something is wrong, the model gets the exact list of problems and one more try.</w:t>
-      </w:r>
-    </w:p>
-    <w:p>
-      <w:pPr>
-        <w:pBdr>
-          <w:left w:val="single" w:color="2E5597" w:sz="14" w:space="8"/>
-        </w:pBdr>
-        <w:spacing w:after="120" w:line="290"/>
-        <w:ind w:left="360"/>
-      </w:pPr>
-      <w:r>
-        <w:rPr>
-          <w:rFonts w:ascii="Calibri" w:cs="Calibri" w:eastAsia="Calibri" w:hAnsi="Calibri"/>
-          <w:b w:val="false"/>
-          <w:bCs w:val="false"/>
-          <w:i w:val="false"/>
-          <w:iCs w:val="false"/>
-          <w:sz w:val="23"/>
-          <w:szCs w:val="23"/>
-        </w:rPr>
-        <w:t xml:space="preserve">The recipes also don't come out of nowhere. We indexed 2.1 million real recipes. We first tried embeddings, the classic approach from the course, but indexing 2 million recipes on a laptop takes hours. So we used full-text search in SQLite. Our first version took 3.3 seconds per search. Keeping only the five rarest words in the question brought it down to a few milliseconds.</w:t>
-      </w:r>
-    </w:p>
-    <w:p>
-      <w:pPr>
-        <w:pStyle w:val="Heading2"/>
-        <w:keepNext/>
-        <w:spacing w:after="60" w:before="320"/>
-      </w:pPr>
-      <w:r>
-        <w:rPr>
-          <w:rFonts w:ascii="Calibri" w:cs="Calibri" w:eastAsia="Calibri" w:hAnsi="Calibri"/>
-        </w:rPr>
-        <w:t xml:space="preserve">6. Cooking with the chef</w:t>
-      </w:r>
-      <w:r>
-        <w:rPr>
-          <w:rFonts w:ascii="Calibri" w:cs="Calibri" w:eastAsia="Calibri" w:hAnsi="Calibri"/>
-          <w:color w:val="888888"/>
-          <w:sz w:val="20"/>
-          <w:szCs w:val="20"/>
-        </w:rPr>
-        <w:t xml:space="preserve">   4:40–5:50 · DevOps drives, ML Engineer speaks</w:t>
-      </w:r>
-    </w:p>
-    <w:p>
-      <w:pPr>
-        <w:keepNext/>
-        <w:spacing w:after="40" w:before="100"/>
-      </w:pPr>
-      <w:r>
-        <w:rPr>
-          <w:rFonts w:ascii="Calibri" w:cs="Calibri" w:eastAsia="Calibri" w:hAnsi="Calibri"/>
-          <w:b/>
-          <w:bCs/>
-          <w:color w:val="1F7A55"/>
-          <w:sz w:val="20"/>
-          <w:szCs w:val="20"/>
-        </w:rPr>
-        <w:t xml:space="preserve">Do</w:t>
-      </w:r>
-    </w:p>
-    <w:p>
-      <w:pPr>
-        <w:shd w:fill="EEF7F2" w:color="auto" w:val="clear"/>
-        <w:spacing w:after="60"/>
-        <w:ind w:left="360"/>
-      </w:pPr>
-      <w:r>
-        <w:rPr>
-          <w:rFonts w:ascii="Calibri" w:cs="Calibri" w:eastAsia="Calibri" w:hAnsi="Calibri"/>
-          <w:b w:val="false"/>
-          <w:bCs w:val="false"/>
-          <w:i w:val="false"/>
-          <w:iCs w:val="false"/>
-          <w:sz w:val="22"/>
-          <w:szCs w:val="22"/>
-        </w:rPr>
-        <w:t xml:space="preserve">Press "Start cooking". The chef reads step 1 aloud. Let it finish.</w:t>
-      </w:r>
-    </w:p>
-    <w:p>
-      <w:pPr>
-        <w:shd w:fill="EEF7F2" w:color="auto" w:val="clear"/>
-        <w:spacing w:after="60"/>
-        <w:ind w:left="360"/>
-      </w:pPr>
-      <w:r>
-        <w:rPr>
-          <w:rFonts w:ascii="Calibri" w:cs="Calibri" w:eastAsia="Calibri" w:hAnsi="Calibri"/>
-          <w:b w:val="false"/>
-          <w:bCs w:val="false"/>
-          <w:i w:val="false"/>
-          <w:iCs w:val="false"/>
-          <w:sz w:val="22"/>
-          <w:szCs w:val="22"/>
-        </w:rPr>
-        <w:t xml:space="preserve">DevOps says: "Bob, next." The chef reads step 2.</w:t>
-      </w:r>
-    </w:p>
-    <w:p>
-      <w:pPr>
-        <w:shd w:fill="EEF7F2" w:color="auto" w:val="clear"/>
-        <w:spacing w:after="60"/>
-        <w:ind w:left="360"/>
-      </w:pPr>
-      <w:r>
-        <w:rPr>
-          <w:rFonts w:ascii="Calibri" w:cs="Calibri" w:eastAsia="Calibri" w:hAnsi="Calibri"/>
-          <w:b w:val="false"/>
-          <w:bCs w:val="false"/>
-          <w:i w:val="false"/>
-          <w:iCs w:val="false"/>
-          <w:sz w:val="22"/>
-          <w:szCs w:val="22"/>
-        </w:rPr>
-        <w:t xml:space="preserve">DevOps asks one question about this step, for example: "Bob, how do I know it's ready?"</w:t>
-      </w:r>
-    </w:p>
-    <w:p>
-      <w:pPr>
-        <w:keepNext/>
-        <w:spacing w:after="40" w:before="100"/>
-      </w:pPr>
-      <w:r>
-        <w:rPr>
-          <w:rFonts w:ascii="Calibri" w:cs="Calibri" w:eastAsia="Calibri" w:hAnsi="Calibri"/>
-          <w:b/>
-          <w:bCs/>
-          <w:color w:val="2E5597"/>
-          <w:sz w:val="20"/>
-          <w:szCs w:val="20"/>
-        </w:rPr>
-        <w:t xml:space="preserve">Say</w:t>
-      </w:r>
-    </w:p>
-    <w:p>
-      <w:pPr>
-        <w:pBdr>
-          <w:left w:val="single" w:color="2E5597" w:sz="14" w:space="8"/>
-        </w:pBdr>
-        <w:spacing w:after="120" w:line="290"/>
-        <w:ind w:left="360"/>
-      </w:pPr>
-      <w:r>
-        <w:rPr>
-          <w:rFonts w:ascii="Calibri" w:cs="Calibri" w:eastAsia="Calibri" w:hAnsi="Calibri"/>
-          <w:b w:val="false"/>
-          <w:bCs w:val="false"/>
-          <w:i w:val="false"/>
-          <w:iCs w:val="false"/>
-          <w:sz w:val="23"/>
-          <w:szCs w:val="23"/>
-        </w:rPr>
-        <w:t xml:space="preserve">This is the part we use most: hands-free cooking. Everything you hear is generated here. The speech recogniser runs on the laptop's graphics chip, and the voice is Kokoro, an 82-million-parameter model. We picked it over a lighter one, Piper, because something that talks to you for twenty minutes shouldn't sound like a robot.</w:t>
-      </w:r>
-    </w:p>
-    <w:p>
-      <w:pPr>
-        <w:pBdr>
-          <w:left w:val="single" w:color="2E5597" w:sz="14" w:space="8"/>
-        </w:pBdr>
-        <w:spacing w:after="120" w:line="290"/>
-        <w:ind w:left="360"/>
-      </w:pPr>
-      <w:r>
-        <w:rPr>
-          <w:rFonts w:ascii="Calibri" w:cs="Calibri" w:eastAsia="Calibri" w:hAnsi="Calibri"/>
-          <w:b w:val="false"/>
-          <w:bCs w:val="false"/>
-          <w:i w:val="false"/>
-          <w:iCs w:val="false"/>
-          <w:sz w:val="23"/>
-          <w:szCs w:val="23"/>
-        </w:rPr>
-        <w:t xml:space="preserve">The answer is spoken sentence by sentence while it's still being written, so you don't wait for the whole reply before hearing it. And while you chop, the server quietly prepares answers to the questions each step usually raises, so some answers are instant.</w:t>
-      </w:r>
-    </w:p>
-    <w:p>
-      <w:pPr>
-        <w:keepNext/>
-        <w:spacing w:after="40" w:before="100"/>
-      </w:pPr>
-      <w:r>
-        <w:rPr>
-          <w:rFonts w:ascii="Calibri" w:cs="Calibri" w:eastAsia="Calibri" w:hAnsi="Calibri"/>
-          <w:b/>
-          <w:bCs/>
-          <w:color w:val="B5503A"/>
-          <w:sz w:val="20"/>
-          <w:szCs w:val="20"/>
-        </w:rPr>
-        <w:t xml:space="preserve">If it goes wrong</w:t>
-      </w:r>
-    </w:p>
-    <w:p>
-      <w:pPr>
-        <w:spacing w:after="120" w:line="276"/>
-        <w:jc w:val="both"/>
-      </w:pPr>
-      <w:r>
-        <w:rPr>
-          <w:rFonts w:ascii="Calibri" w:cs="Calibri" w:eastAsia="Calibri" w:hAnsi="Calibri"/>
-          <w:b w:val="false"/>
-          <w:bCs w:val="false"/>
-          <w:i w:val="false"/>
-          <w:iCs w:val="false"/>
-          <w:sz w:val="22"/>
-          <w:szCs w:val="22"/>
-        </w:rPr>
-        <w:t xml:space="preserve">If the chef answers about the wrong step, don't fight it. Say "Bob, repeat" and use it as the bridge into part 7: it's exactly the bug we measured.</w:t>
-      </w:r>
-    </w:p>
-    <w:p>
-      <w:pPr>
-        <w:pStyle w:val="Heading2"/>
-        <w:keepNext/>
-        <w:spacing w:after="60" w:before="320"/>
-      </w:pPr>
-      <w:r>
-        <w:rPr>
-          <w:rFonts w:ascii="Calibri" w:cs="Calibri" w:eastAsia="Calibri" w:hAnsi="Calibri"/>
-        </w:rPr>
-        <w:t xml:space="preserve">7. Fine-tuning, and what doesn't work yet</w:t>
-      </w:r>
-      <w:r>
-        <w:rPr>
-          <w:rFonts w:ascii="Calibri" w:cs="Calibri" w:eastAsia="Calibri" w:hAnsi="Calibri"/>
-          <w:color w:val="888888"/>
-          <w:sz w:val="20"/>
-          <w:szCs w:val="20"/>
-        </w:rPr>
-        <w:t xml:space="preserve">   5:50–6:45 · AI Researcher</w:t>
-      </w:r>
-    </w:p>
-    <w:p>
-      <w:pPr>
-        <w:keepNext/>
-        <w:spacing w:after="40" w:before="100"/>
-      </w:pPr>
-      <w:r>
-        <w:rPr>
-          <w:rFonts w:ascii="Calibri" w:cs="Calibri" w:eastAsia="Calibri" w:hAnsi="Calibri"/>
-          <w:b/>
-          <w:bCs/>
-          <w:color w:val="1F7A55"/>
-          <w:sz w:val="20"/>
-          <w:szCs w:val="20"/>
-        </w:rPr>
-        <w:t xml:space="preserve">Do</w:t>
-      </w:r>
-    </w:p>
-    <w:p>
-      <w:pPr>
-        <w:shd w:fill="EEF7F2" w:color="auto" w:val="clear"/>
-        <w:spacing w:after="60"/>
-        <w:ind w:left="360"/>
-      </w:pPr>
-      <w:r>
-        <w:rPr>
-          <w:rFonts w:ascii="Calibri" w:cs="Calibri" w:eastAsia="Calibri" w:hAnsi="Calibri"/>
-          <w:b w:val="false"/>
-          <w:bCs w:val="false"/>
-          <w:i w:val="false"/>
-          <w:iCs w:val="false"/>
-          <w:sz w:val="22"/>
-          <w:szCs w:val="22"/>
-        </w:rPr>
-        <w:t xml:space="preserve">Leave cooking mode open on screen.</w:t>
-      </w:r>
-    </w:p>
-    <w:p>
-      <w:pPr>
-        <w:keepNext/>
-        <w:spacing w:after="40" w:before="100"/>
-      </w:pPr>
-      <w:r>
-        <w:rPr>
-          <w:rFonts w:ascii="Calibri" w:cs="Calibri" w:eastAsia="Calibri" w:hAnsi="Calibri"/>
-          <w:b/>
-          <w:bCs/>
-          <w:color w:val="2E5597"/>
-          <w:sz w:val="20"/>
-          <w:szCs w:val="20"/>
-        </w:rPr>
-        <w:t xml:space="preserve">Say</w:t>
-      </w:r>
-    </w:p>
-    <w:p>
-      <w:pPr>
-        <w:pBdr>
-          <w:left w:val="single" w:color="2E5597" w:sz="14" w:space="8"/>
-        </w:pBdr>
-        <w:spacing w:after="120" w:line="290"/>
-        <w:ind w:left="360"/>
-      </w:pPr>
-      <w:r>
-        <w:rPr>
-          <w:rFonts w:ascii="Calibri" w:cs="Calibri" w:eastAsia="Calibri" w:hAnsi="Calibri"/>
-          <w:b w:val="false"/>
-          <w:bCs w:val="false"/>
-          <w:i w:val="false"/>
-          <w:iCs w:val="false"/>
-          <w:sz w:val="23"/>
-          <w:szCs w:val="23"/>
-        </w:rPr>
-        <w:t xml:space="preserve">You might ask why we didn't fine-tune. We did the maths from the course. The knowledge here is a fridge that changes every day and 2 million recipes. That belongs in retrieval, not in weights. For the behaviour, LoRA would train about 40 million parameters, half a percent of a 7B model, in an hour or two on one gaming GPU. A full fine-tune would need about 120 gigabytes of GPU memory. We wrote and tested the whole pipeline, but our only GPU was this laptop, and the checks had already removed most of the mistakes a fine-tune would fix. So it's our next step, not something we'll pretend we did.</w:t>
-      </w:r>
-    </w:p>
-    <w:p>
-      <w:pPr>
-        <w:pBdr>
-          <w:left w:val="single" w:color="2E5597" w:sz="14" w:space="8"/>
-        </w:pBdr>
-        <w:spacing w:after="120" w:line="290"/>
-        <w:ind w:left="360"/>
-      </w:pPr>
-      <w:r>
-        <w:rPr>
-          <w:rFonts w:ascii="Calibri" w:cs="Calibri" w:eastAsia="Calibri" w:hAnsi="Calibri"/>
-          <w:b w:val="false"/>
-          <w:bCs w:val="false"/>
-          <w:i w:val="false"/>
-          <w:iCs w:val="false"/>
-          <w:sz w:val="23"/>
-          <w:szCs w:val="23"/>
-        </w:rPr>
-        <w:t xml:space="preserve">And to be honest about the rest: after a few questions, the chef can drift to the wrong step. We measured it. With the conversation history it answered about the wrong step in all 6 runs we tried; with the current step repeated in the question it got it right in all 6. We know the fix, and it isn't shipped yet. The wake word also needs internet, and a laptop camera is not a great scanner.</w:t>
-      </w:r>
-    </w:p>
-    <w:p>
-      <w:pPr>
-        <w:pStyle w:val="Heading2"/>
-        <w:keepNext/>
-        <w:spacing w:after="60" w:before="320"/>
-      </w:pPr>
-      <w:r>
-        <w:rPr>
-          <w:rFonts w:ascii="Calibri" w:cs="Calibri" w:eastAsia="Calibri" w:hAnsi="Calibri"/>
-        </w:rPr>
-        <w:t xml:space="preserve">8. Close</w:t>
-      </w:r>
-      <w:r>
-        <w:rPr>
-          <w:rFonts w:ascii="Calibri" w:cs="Calibri" w:eastAsia="Calibri" w:hAnsi="Calibri"/>
-          <w:color w:val="888888"/>
-          <w:sz w:val="20"/>
-          <w:szCs w:val="20"/>
-        </w:rPr>
-        <w:t xml:space="preserve">   6:45–7:10 · DevOps</w:t>
-      </w:r>
-    </w:p>
-    <w:p>
-      <w:pPr>
-        <w:keepNext/>
-        <w:spacing w:after="40" w:before="100"/>
-      </w:pPr>
-      <w:r>
-        <w:rPr>
-          <w:rFonts w:ascii="Calibri" w:cs="Calibri" w:eastAsia="Calibri" w:hAnsi="Calibri"/>
-          <w:b/>
-          <w:bCs/>
-          <w:color w:val="1F7A55"/>
-          <w:sz w:val="20"/>
-          <w:szCs w:val="20"/>
-        </w:rPr>
-        <w:t xml:space="preserve">Do</w:t>
-      </w:r>
-    </w:p>
-    <w:p>
-      <w:pPr>
-        <w:shd w:fill="EEF7F2" w:color="auto" w:val="clear"/>
-        <w:spacing w:after="60"/>
-        <w:ind w:left="360"/>
-      </w:pPr>
-      <w:r>
-        <w:rPr>
-          <w:rFonts w:ascii="Calibri" w:cs="Calibri" w:eastAsia="Calibri" w:hAnsi="Calibri"/>
-          <w:b w:val="false"/>
-          <w:bCs w:val="false"/>
-          <w:i w:val="false"/>
-          <w:iCs w:val="false"/>
-          <w:sz w:val="22"/>
-          <w:szCs w:val="22"/>
-        </w:rPr>
-        <w:t xml:space="preserve">Say "Bob, stop cooking". Go back to the Today screen.</w:t>
-      </w:r>
-    </w:p>
-    <w:p>
-      <w:pPr>
-        <w:keepNext/>
-        <w:spacing w:after="40" w:before="100"/>
-      </w:pPr>
-      <w:r>
-        <w:rPr>
-          <w:rFonts w:ascii="Calibri" w:cs="Calibri" w:eastAsia="Calibri" w:hAnsi="Calibri"/>
-          <w:b/>
-          <w:bCs/>
-          <w:color w:val="2E5597"/>
-          <w:sz w:val="20"/>
-          <w:szCs w:val="20"/>
-        </w:rPr>
-        <w:t xml:space="preserve">Say</w:t>
-      </w:r>
-    </w:p>
-    <w:p>
-      <w:pPr>
-        <w:pBdr>
-          <w:left w:val="single" w:color="2E5597" w:sz="14" w:space="8"/>
-        </w:pBdr>
-        <w:spacing w:after="120" w:line="290"/>
-        <w:ind w:left="360"/>
-      </w:pPr>
-      <w:r>
-        <w:rPr>
-          <w:rFonts w:ascii="Calibri" w:cs="Calibri" w:eastAsia="Calibri" w:hAnsi="Calibri"/>
-          <w:b w:val="false"/>
-          <w:bCs w:val="false"/>
-          <w:i w:val="false"/>
-          <w:iCs w:val="false"/>
-          <w:sz w:val="23"/>
-          <w:szCs w:val="23"/>
-        </w:rPr>
-        <w:t xml:space="preserve">So that's KitchenBuddy: a receipt, a tired request, and a chef that talks you through dinner, all on a laptop, with nothing leaving the room. What we learned most is that with a small model, choosing it is the easy part. Making it reliable is the real work. Thank you, we're happy to take questions, and to try something live if you want.</w:t>
-      </w:r>
-    </w:p>
-    <w:p>
-      <w:pPr>
-        <w:pStyle w:val="Heading1"/>
-        <w:spacing w:after="160" w:before="360"/>
-      </w:pPr>
-      <w:r>
-        <w:rPr>
-          <w:rFonts w:ascii="Calibri" w:cs="Calibri" w:eastAsia="Calibri" w:hAnsi="Calibri"/>
-        </w:rPr>
-        <w:t xml:space="preserve">Part 3. If we only have 5 minutes</w:t>
+        <w:t xml:space="preserve">Learn the middle column. Say the right-hand one if someone asks on the day. Nothing here needs a diagram.</w:t>
       </w:r>
     </w:p>
     <w:tbl>
@@ -3226,9 +3296,9 @@
         </w:tblBorders>
       </w:tblPr>
       <w:tblGrid>
-        <w:gridCol w:w="2600"/>
-        <w:gridCol w:w="5400"/>
-        <w:gridCol w:w="1300"/>
+        <w:gridCol w:w="1900"/>
+        <w:gridCol w:w="3300"/>
+        <w:gridCol w:w="4100"/>
       </w:tblGrid>
       <w:tr>
         <w:trPr>
@@ -3236,7 +3306,7 @@
         </w:trPr>
         <w:tc>
           <w:tcPr>
-            <w:tcW w:type="dxa" w:w="2600"/>
+            <w:tcW w:type="dxa" w:w="1900"/>
             <w:shd w:fill="1F3864" w:color="auto" w:val="clear"/>
             <w:tcMar>
               <w:top w:type="dxa" w:w="60"/>
@@ -3260,13 +3330,13 @@
                 <w:sz w:val="19"/>
                 <w:szCs w:val="19"/>
               </w:rPr>
-              <w:t xml:space="preserve">Part</w:t>
-            </w:r>
-          </w:p>
-        </w:tc>
-        <w:tc>
-          <w:tcPr>
-            <w:tcW w:type="dxa" w:w="5400"/>
+              <w:t xml:space="preserve">Word</w:t>
+            </w:r>
+          </w:p>
+        </w:tc>
+        <w:tc>
+          <w:tcPr>
+            <w:tcW w:type="dxa" w:w="3300"/>
             <w:shd w:fill="1F3864" w:color="auto" w:val="clear"/>
             <w:tcMar>
               <w:top w:type="dxa" w:w="60"/>
@@ -3290,13 +3360,13 @@
                 <w:sz w:val="19"/>
                 <w:szCs w:val="19"/>
               </w:rPr>
-              <w:t xml:space="preserve">What to cut</w:t>
-            </w:r>
-          </w:p>
-        </w:tc>
-        <w:tc>
-          <w:tcPr>
-            <w:tcW w:type="dxa" w:w="1300"/>
+              <w:t xml:space="preserve">What it actually is</w:t>
+            </w:r>
+          </w:p>
+        </w:tc>
+        <w:tc>
+          <w:tcPr>
+            <w:tcW w:type="dxa" w:w="4100"/>
             <w:shd w:fill="1F3864" w:color="auto" w:val="clear"/>
             <w:tcMar>
               <w:top w:type="dxa" w:w="60"/>
@@ -3320,7 +3390,7 @@
                 <w:sz w:val="19"/>
                 <w:szCs w:val="19"/>
               </w:rPr>
-              <w:t xml:space="preserve">New time</w:t>
+              <w:t xml:space="preserve">How to say it on stage</w:t>
             </w:r>
           </w:p>
         </w:tc>
@@ -3328,85 +3398,85 @@
       <w:tr>
         <w:tc>
           <w:tcPr>
-            <w:tcW w:type="dxa" w:w="2600"/>
-            <w:tcMar>
-              <w:top w:type="dxa" w:w="60"/>
-              <w:left w:type="dxa" w:w="100"/>
-              <w:bottom w:type="dxa" w:w="60"/>
-              <w:right w:type="dxa" w:w="100"/>
-            </w:tcMar>
-          </w:tcPr>
-          <w:p>
-            <w:pPr>
-              <w:spacing w:after="0" w:line="252"/>
-            </w:pPr>
-            <w:r>
-              <w:rPr>
-                <w:rFonts w:ascii="Calibri" w:cs="Calibri" w:eastAsia="Calibri" w:hAnsi="Calibri"/>
-                <w:b w:val="false"/>
-                <w:bCs w:val="false"/>
-                <w:i w:val="false"/>
-                <w:iCs w:val="false"/>
-                <w:sz w:val="19"/>
-                <w:szCs w:val="19"/>
-              </w:rPr>
-              <w:t xml:space="preserve">1. A fridge at 7 pm</w:t>
-            </w:r>
-          </w:p>
-        </w:tc>
-        <w:tc>
-          <w:tcPr>
-            <w:tcW w:type="dxa" w:w="5400"/>
-            <w:tcMar>
-              <w:top w:type="dxa" w:w="60"/>
-              <w:left w:type="dxa" w:w="100"/>
-              <w:bottom w:type="dxa" w:w="60"/>
-              <w:right w:type="dxa" w:w="100"/>
-            </w:tcMar>
-          </w:tcPr>
-          <w:p>
-            <w:pPr>
-              <w:spacing w:after="0" w:line="252"/>
-            </w:pPr>
-            <w:r>
-              <w:rPr>
-                <w:rFonts w:ascii="Calibri" w:cs="Calibri" w:eastAsia="Calibri" w:hAnsi="Calibri"/>
-                <w:b w:val="false"/>
-                <w:bCs w:val="false"/>
-                <w:i w:val="false"/>
-                <w:iCs w:val="false"/>
-                <w:sz w:val="19"/>
-                <w:szCs w:val="19"/>
-              </w:rPr>
-              <w:t xml:space="preserve">Keep as is.</w:t>
-            </w:r>
-          </w:p>
-        </w:tc>
-        <w:tc>
-          <w:tcPr>
-            <w:tcW w:type="dxa" w:w="1300"/>
-            <w:tcMar>
-              <w:top w:type="dxa" w:w="60"/>
-              <w:left w:type="dxa" w:w="100"/>
-              <w:bottom w:type="dxa" w:w="60"/>
-              <w:right w:type="dxa" w:w="100"/>
-            </w:tcMar>
-          </w:tcPr>
-          <w:p>
-            <w:pPr>
-              <w:spacing w:after="0" w:line="252"/>
-            </w:pPr>
-            <w:r>
-              <w:rPr>
-                <w:rFonts w:ascii="Calibri" w:cs="Calibri" w:eastAsia="Calibri" w:hAnsi="Calibri"/>
-                <w:b w:val="false"/>
-                <w:bCs w:val="false"/>
-                <w:i w:val="false"/>
-                <w:iCs w:val="false"/>
-                <w:sz w:val="19"/>
-                <w:szCs w:val="19"/>
-              </w:rPr>
-              <w:t xml:space="preserve">0:35</w:t>
+            <w:tcW w:type="dxa" w:w="1900"/>
+            <w:tcMar>
+              <w:top w:type="dxa" w:w="60"/>
+              <w:left w:type="dxa" w:w="100"/>
+              <w:bottom w:type="dxa" w:w="60"/>
+              <w:right w:type="dxa" w:w="100"/>
+            </w:tcMar>
+          </w:tcPr>
+          <w:p>
+            <w:pPr>
+              <w:spacing w:after="0" w:line="252"/>
+            </w:pPr>
+            <w:r>
+              <w:rPr>
+                <w:rFonts w:ascii="Calibri" w:cs="Calibri" w:eastAsia="Calibri" w:hAnsi="Calibri"/>
+                <w:b w:val="false"/>
+                <w:bCs w:val="false"/>
+                <w:i w:val="false"/>
+                <w:iCs w:val="false"/>
+                <w:sz w:val="19"/>
+                <w:szCs w:val="19"/>
+              </w:rPr>
+              <w:t xml:space="preserve">Token</w:t>
+            </w:r>
+          </w:p>
+        </w:tc>
+        <w:tc>
+          <w:tcPr>
+            <w:tcW w:type="dxa" w:w="3300"/>
+            <w:tcMar>
+              <w:top w:type="dxa" w:w="60"/>
+              <w:left w:type="dxa" w:w="100"/>
+              <w:bottom w:type="dxa" w:w="60"/>
+              <w:right w:type="dxa" w:w="100"/>
+            </w:tcMar>
+          </w:tcPr>
+          <w:p>
+            <w:pPr>
+              <w:spacing w:after="0" w:line="252"/>
+            </w:pPr>
+            <w:r>
+              <w:rPr>
+                <w:rFonts w:ascii="Calibri" w:cs="Calibri" w:eastAsia="Calibri" w:hAnsi="Calibri"/>
+                <w:b w:val="false"/>
+                <w:bCs w:val="false"/>
+                <w:i w:val="false"/>
+                <w:iCs w:val="false"/>
+                <w:sz w:val="19"/>
+                <w:szCs w:val="19"/>
+              </w:rPr>
+              <w:t xml:space="preserve">The unit a model reads and writes: roughly three quarters of a word</w:t>
+            </w:r>
+          </w:p>
+        </w:tc>
+        <w:tc>
+          <w:tcPr>
+            <w:tcW w:type="dxa" w:w="4100"/>
+            <w:tcMar>
+              <w:top w:type="dxa" w:w="60"/>
+              <w:left w:type="dxa" w:w="100"/>
+              <w:bottom w:type="dxa" w:w="60"/>
+              <w:right w:type="dxa" w:w="100"/>
+            </w:tcMar>
+          </w:tcPr>
+          <w:p>
+            <w:pPr>
+              <w:spacing w:after="0" w:line="252"/>
+            </w:pPr>
+            <w:r>
+              <w:rPr>
+                <w:rFonts w:ascii="Calibri" w:cs="Calibri" w:eastAsia="Calibri" w:hAnsi="Calibri"/>
+                <w:b w:val="false"/>
+                <w:bCs w:val="false"/>
+                <w:i w:val="false"/>
+                <w:iCs w:val="false"/>
+                <w:sz w:val="19"/>
+                <w:szCs w:val="19"/>
+              </w:rPr>
+              <w:t xml:space="preserve">"It reads and writes in chunks a bit smaller than words. We call them tokens."</w:t>
             </w:r>
           </w:p>
         </w:tc>
@@ -3414,85 +3484,85 @@
       <w:tr>
         <w:tc>
           <w:tcPr>
-            <w:tcW w:type="dxa" w:w="2600"/>
-            <w:tcMar>
-              <w:top w:type="dxa" w:w="60"/>
-              <w:left w:type="dxa" w:w="100"/>
-              <w:bottom w:type="dxa" w:w="60"/>
-              <w:right w:type="dxa" w:w="100"/>
-            </w:tcMar>
-          </w:tcPr>
-          <w:p>
-            <w:pPr>
-              <w:spacing w:after="0" w:line="252"/>
-            </w:pPr>
-            <w:r>
-              <w:rPr>
-                <w:rFonts w:ascii="Calibri" w:cs="Calibri" w:eastAsia="Calibri" w:hAnsi="Calibri"/>
-                <w:b w:val="false"/>
-                <w:bCs w:val="false"/>
-                <w:i w:val="false"/>
-                <w:iCs w:val="false"/>
-                <w:sz w:val="19"/>
-                <w:szCs w:val="19"/>
-              </w:rPr>
-              <w:t xml:space="preserve">2. What runs on this laptop</w:t>
-            </w:r>
-          </w:p>
-        </w:tc>
-        <w:tc>
-          <w:tcPr>
-            <w:tcW w:type="dxa" w:w="5400"/>
-            <w:tcMar>
-              <w:top w:type="dxa" w:w="60"/>
-              <w:left w:type="dxa" w:w="100"/>
-              <w:bottom w:type="dxa" w:w="60"/>
-              <w:right w:type="dxa" w:w="100"/>
-            </w:tcMar>
-          </w:tcPr>
-          <w:p>
-            <w:pPr>
-              <w:spacing w:after="0" w:line="252"/>
-            </w:pPr>
-            <w:r>
-              <w:rPr>
-                <w:rFonts w:ascii="Calibri" w:cs="Calibri" w:eastAsia="Calibri" w:hAnsi="Calibri"/>
-                <w:b w:val="false"/>
-                <w:bCs w:val="false"/>
-                <w:i w:val="false"/>
-                <w:iCs w:val="false"/>
-                <w:sz w:val="19"/>
-                <w:szCs w:val="19"/>
-              </w:rPr>
-              <w:t xml:space="preserve">Skip the Kitchen screen. Say one sentence about the MacBook Air and the three models while standing on Today.</w:t>
-            </w:r>
-          </w:p>
-        </w:tc>
-        <w:tc>
-          <w:tcPr>
-            <w:tcW w:type="dxa" w:w="1300"/>
-            <w:tcMar>
-              <w:top w:type="dxa" w:w="60"/>
-              <w:left w:type="dxa" w:w="100"/>
-              <w:bottom w:type="dxa" w:w="60"/>
-              <w:right w:type="dxa" w:w="100"/>
-            </w:tcMar>
-          </w:tcPr>
-          <w:p>
-            <w:pPr>
-              <w:spacing w:after="0" w:line="252"/>
-            </w:pPr>
-            <w:r>
-              <w:rPr>
-                <w:rFonts w:ascii="Calibri" w:cs="Calibri" w:eastAsia="Calibri" w:hAnsi="Calibri"/>
-                <w:b w:val="false"/>
-                <w:bCs w:val="false"/>
-                <w:i w:val="false"/>
-                <w:iCs w:val="false"/>
-                <w:sz w:val="19"/>
-                <w:szCs w:val="19"/>
-              </w:rPr>
-              <w:t xml:space="preserve">0:15</w:t>
+            <w:tcW w:type="dxa" w:w="1900"/>
+            <w:tcMar>
+              <w:top w:type="dxa" w:w="60"/>
+              <w:left w:type="dxa" w:w="100"/>
+              <w:bottom w:type="dxa" w:w="60"/>
+              <w:right w:type="dxa" w:w="100"/>
+            </w:tcMar>
+          </w:tcPr>
+          <w:p>
+            <w:pPr>
+              <w:spacing w:after="0" w:line="252"/>
+            </w:pPr>
+            <w:r>
+              <w:rPr>
+                <w:rFonts w:ascii="Calibri" w:cs="Calibri" w:eastAsia="Calibri" w:hAnsi="Calibri"/>
+                <w:b w:val="false"/>
+                <w:bCs w:val="false"/>
+                <w:i w:val="false"/>
+                <w:iCs w:val="false"/>
+                <w:sz w:val="19"/>
+                <w:szCs w:val="19"/>
+              </w:rPr>
+              <w:t xml:space="preserve">Context window</w:t>
+            </w:r>
+          </w:p>
+        </w:tc>
+        <w:tc>
+          <w:tcPr>
+            <w:tcW w:type="dxa" w:w="3300"/>
+            <w:tcMar>
+              <w:top w:type="dxa" w:w="60"/>
+              <w:left w:type="dxa" w:w="100"/>
+              <w:bottom w:type="dxa" w:w="60"/>
+              <w:right w:type="dxa" w:w="100"/>
+            </w:tcMar>
+          </w:tcPr>
+          <w:p>
+            <w:pPr>
+              <w:spacing w:after="0" w:line="252"/>
+            </w:pPr>
+            <w:r>
+              <w:rPr>
+                <w:rFonts w:ascii="Calibri" w:cs="Calibri" w:eastAsia="Calibri" w:hAnsi="Calibri"/>
+                <w:b w:val="false"/>
+                <w:bCs w:val="false"/>
+                <w:i w:val="false"/>
+                <w:iCs w:val="false"/>
+                <w:sz w:val="19"/>
+                <w:szCs w:val="19"/>
+              </w:rPr>
+              <w:t xml:space="preserve">How much text the model can hold in mind at once</w:t>
+            </w:r>
+          </w:p>
+        </w:tc>
+        <w:tc>
+          <w:tcPr>
+            <w:tcW w:type="dxa" w:w="4100"/>
+            <w:tcMar>
+              <w:top w:type="dxa" w:w="60"/>
+              <w:left w:type="dxa" w:w="100"/>
+              <w:bottom w:type="dxa" w:w="60"/>
+              <w:right w:type="dxa" w:w="100"/>
+            </w:tcMar>
+          </w:tcPr>
+          <w:p>
+            <w:pPr>
+              <w:spacing w:after="0" w:line="252"/>
+            </w:pPr>
+            <w:r>
+              <w:rPr>
+                <w:rFonts w:ascii="Calibri" w:cs="Calibri" w:eastAsia="Calibri" w:hAnsi="Calibri"/>
+                <w:b w:val="false"/>
+                <w:bCs w:val="false"/>
+                <w:i w:val="false"/>
+                <w:iCs w:val="false"/>
+                <w:sz w:val="19"/>
+                <w:szCs w:val="19"/>
+              </w:rPr>
+              <w:t xml:space="preserve">"Its memory for the current conversation. Ours holds about twelve pages; the model could hold two hundred, but every page costs waiting time, so we keep it small."</w:t>
             </w:r>
           </w:p>
         </w:tc>
@@ -3500,85 +3570,85 @@
       <w:tr>
         <w:tc>
           <w:tcPr>
-            <w:tcW w:type="dxa" w:w="2600"/>
-            <w:tcMar>
-              <w:top w:type="dxa" w:w="60"/>
-              <w:left w:type="dxa" w:w="100"/>
-              <w:bottom w:type="dxa" w:w="60"/>
-              <w:right w:type="dxa" w:w="100"/>
-            </w:tcMar>
-          </w:tcPr>
-          <w:p>
-            <w:pPr>
-              <w:spacing w:after="0" w:line="252"/>
-            </w:pPr>
-            <w:r>
-              <w:rPr>
-                <w:rFonts w:ascii="Calibri" w:cs="Calibri" w:eastAsia="Calibri" w:hAnsi="Calibri"/>
-                <w:b w:val="false"/>
-                <w:bCs w:val="false"/>
-                <w:i w:val="false"/>
-                <w:iCs w:val="false"/>
-                <w:sz w:val="19"/>
-                <w:szCs w:val="19"/>
-              </w:rPr>
-              <w:t xml:space="preserve">3. Scanning a receipt</w:t>
-            </w:r>
-          </w:p>
-        </w:tc>
-        <w:tc>
-          <w:tcPr>
-            <w:tcW w:type="dxa" w:w="5400"/>
-            <w:tcMar>
-              <w:top w:type="dxa" w:w="60"/>
-              <w:left w:type="dxa" w:w="100"/>
-              <w:bottom w:type="dxa" w:w="60"/>
-              <w:right w:type="dxa" w:w="100"/>
-            </w:tcMar>
-          </w:tcPr>
-          <w:p>
-            <w:pPr>
-              <w:spacing w:after="0" w:line="252"/>
-            </w:pPr>
-            <w:r>
-              <w:rPr>
-                <w:rFonts w:ascii="Calibri" w:cs="Calibri" w:eastAsia="Calibri" w:hAnsi="Calibri"/>
-                <w:b w:val="false"/>
-                <w:bCs w:val="false"/>
-                <w:i w:val="false"/>
-                <w:iCs w:val="false"/>
-                <w:sz w:val="19"/>
-                <w:szCs w:val="19"/>
-              </w:rPr>
-              <w:t xml:space="preserve">Keep the OCR and database explanation. Drop the courgette anecdote.</w:t>
-            </w:r>
-          </w:p>
-        </w:tc>
-        <w:tc>
-          <w:tcPr>
-            <w:tcW w:type="dxa" w:w="1300"/>
-            <w:tcMar>
-              <w:top w:type="dxa" w:w="60"/>
-              <w:left w:type="dxa" w:w="100"/>
-              <w:bottom w:type="dxa" w:w="60"/>
-              <w:right w:type="dxa" w:w="100"/>
-            </w:tcMar>
-          </w:tcPr>
-          <w:p>
-            <w:pPr>
-              <w:spacing w:after="0" w:line="252"/>
-            </w:pPr>
-            <w:r>
-              <w:rPr>
-                <w:rFonts w:ascii="Calibri" w:cs="Calibri" w:eastAsia="Calibri" w:hAnsi="Calibri"/>
-                <w:b w:val="false"/>
-                <w:bCs w:val="false"/>
-                <w:i w:val="false"/>
-                <w:iCs w:val="false"/>
-                <w:sz w:val="19"/>
-                <w:szCs w:val="19"/>
-              </w:rPr>
-              <w:t xml:space="preserve">1:10</w:t>
+            <w:tcW w:type="dxa" w:w="1900"/>
+            <w:tcMar>
+              <w:top w:type="dxa" w:w="60"/>
+              <w:left w:type="dxa" w:w="100"/>
+              <w:bottom w:type="dxa" w:w="60"/>
+              <w:right w:type="dxa" w:w="100"/>
+            </w:tcMar>
+          </w:tcPr>
+          <w:p>
+            <w:pPr>
+              <w:spacing w:after="0" w:line="252"/>
+            </w:pPr>
+            <w:r>
+              <w:rPr>
+                <w:rFonts w:ascii="Calibri" w:cs="Calibri" w:eastAsia="Calibri" w:hAnsi="Calibri"/>
+                <w:b w:val="false"/>
+                <w:bCs w:val="false"/>
+                <w:i w:val="false"/>
+                <w:iCs w:val="false"/>
+                <w:sz w:val="19"/>
+                <w:szCs w:val="19"/>
+              </w:rPr>
+              <w:t xml:space="preserve">Quantisation, 4-bit</w:t>
+            </w:r>
+          </w:p>
+        </w:tc>
+        <w:tc>
+          <w:tcPr>
+            <w:tcW w:type="dxa" w:w="3300"/>
+            <w:tcMar>
+              <w:top w:type="dxa" w:w="60"/>
+              <w:left w:type="dxa" w:w="100"/>
+              <w:bottom w:type="dxa" w:w="60"/>
+              <w:right w:type="dxa" w:w="100"/>
+            </w:tcMar>
+          </w:tcPr>
+          <w:p>
+            <w:pPr>
+              <w:spacing w:after="0" w:line="252"/>
+            </w:pPr>
+            <w:r>
+              <w:rPr>
+                <w:rFonts w:ascii="Calibri" w:cs="Calibri" w:eastAsia="Calibri" w:hAnsi="Calibri"/>
+                <w:b w:val="false"/>
+                <w:bCs w:val="false"/>
+                <w:i w:val="false"/>
+                <w:iCs w:val="false"/>
+                <w:sz w:val="19"/>
+                <w:szCs w:val="19"/>
+              </w:rPr>
+              <w:t xml:space="preserve">Storing each of the model's numbers in four bits instead of sixteen</w:t>
+            </w:r>
+          </w:p>
+        </w:tc>
+        <w:tc>
+          <w:tcPr>
+            <w:tcW w:type="dxa" w:w="4100"/>
+            <w:tcMar>
+              <w:top w:type="dxa" w:w="60"/>
+              <w:left w:type="dxa" w:w="100"/>
+              <w:bottom w:type="dxa" w:w="60"/>
+              <w:right w:type="dxa" w:w="100"/>
+            </w:tcMar>
+          </w:tcPr>
+          <w:p>
+            <w:pPr>
+              <w:spacing w:after="0" w:line="252"/>
+            </w:pPr>
+            <w:r>
+              <w:rPr>
+                <w:rFonts w:ascii="Calibri" w:cs="Calibri" w:eastAsia="Calibri" w:hAnsi="Calibri"/>
+                <w:b w:val="false"/>
+                <w:bCs w:val="false"/>
+                <w:i w:val="false"/>
+                <w:iCs w:val="false"/>
+                <w:sz w:val="19"/>
+                <w:szCs w:val="19"/>
+              </w:rPr>
+              <w:t xml:space="preserve">"Compression. Sixteen possible values per number instead of sixty-five thousand. A ten-gigabyte file becomes four, with a small loss of precision."</w:t>
             </w:r>
           </w:p>
         </w:tc>
@@ -3586,85 +3656,85 @@
       <w:tr>
         <w:tc>
           <w:tcPr>
-            <w:tcW w:type="dxa" w:w="2600"/>
-            <w:tcMar>
-              <w:top w:type="dxa" w:w="60"/>
-              <w:left w:type="dxa" w:w="100"/>
-              <w:bottom w:type="dxa" w:w="60"/>
-              <w:right w:type="dxa" w:w="100"/>
-            </w:tcMar>
-          </w:tcPr>
-          <w:p>
-            <w:pPr>
-              <w:spacing w:after="0" w:line="252"/>
-            </w:pPr>
-            <w:r>
-              <w:rPr>
-                <w:rFonts w:ascii="Calibri" w:cs="Calibri" w:eastAsia="Calibri" w:hAnsi="Calibri"/>
-                <w:b w:val="false"/>
-                <w:bCs w:val="false"/>
-                <w:i w:val="false"/>
-                <w:iCs w:val="false"/>
-                <w:sz w:val="19"/>
-                <w:szCs w:val="19"/>
-              </w:rPr>
-              <w:t xml:space="preserve">4. "Bob, I'm drained"</w:t>
-            </w:r>
-          </w:p>
-        </w:tc>
-        <w:tc>
-          <w:tcPr>
-            <w:tcW w:type="dxa" w:w="5400"/>
-            <w:tcMar>
-              <w:top w:type="dxa" w:w="60"/>
-              <w:left w:type="dxa" w:w="100"/>
-              <w:bottom w:type="dxa" w:w="60"/>
-              <w:right w:type="dxa" w:w="100"/>
-            </w:tcMar>
-          </w:tcPr>
-          <w:p>
-            <w:pPr>
-              <w:spacing w:after="0" w:line="252"/>
-            </w:pPr>
-            <w:r>
-              <w:rPr>
-                <w:rFonts w:ascii="Calibri" w:cs="Calibri" w:eastAsia="Calibri" w:hAnsi="Calibri"/>
-                <w:b w:val="false"/>
-                <w:bCs w:val="false"/>
-                <w:i w:val="false"/>
-                <w:iCs w:val="false"/>
-                <w:sz w:val="19"/>
-                <w:szCs w:val="19"/>
-              </w:rPr>
-              <w:t xml:space="preserve">Keep the 26-minute story and the Gemma numbers. Drop Qwen 2.5 and the temperature.</w:t>
-            </w:r>
-          </w:p>
-        </w:tc>
-        <w:tc>
-          <w:tcPr>
-            <w:tcW w:type="dxa" w:w="1300"/>
-            <w:tcMar>
-              <w:top w:type="dxa" w:w="60"/>
-              <w:left w:type="dxa" w:w="100"/>
-              <w:bottom w:type="dxa" w:w="60"/>
-              <w:right w:type="dxa" w:w="100"/>
-            </w:tcMar>
-          </w:tcPr>
-          <w:p>
-            <w:pPr>
-              <w:spacing w:after="0" w:line="252"/>
-            </w:pPr>
-            <w:r>
-              <w:rPr>
-                <w:rFonts w:ascii="Calibri" w:cs="Calibri" w:eastAsia="Calibri" w:hAnsi="Calibri"/>
-                <w:b w:val="false"/>
-                <w:bCs w:val="false"/>
-                <w:i w:val="false"/>
-                <w:iCs w:val="false"/>
-                <w:sz w:val="19"/>
-                <w:szCs w:val="19"/>
-              </w:rPr>
-              <w:t xml:space="preserve">0:50</w:t>
+            <w:tcW w:type="dxa" w:w="1900"/>
+            <w:tcMar>
+              <w:top w:type="dxa" w:w="60"/>
+              <w:left w:type="dxa" w:w="100"/>
+              <w:bottom w:type="dxa" w:w="60"/>
+              <w:right w:type="dxa" w:w="100"/>
+            </w:tcMar>
+          </w:tcPr>
+          <w:p>
+            <w:pPr>
+              <w:spacing w:after="0" w:line="252"/>
+            </w:pPr>
+            <w:r>
+              <w:rPr>
+                <w:rFonts w:ascii="Calibri" w:cs="Calibri" w:eastAsia="Calibri" w:hAnsi="Calibri"/>
+                <w:b w:val="false"/>
+                <w:bCs w:val="false"/>
+                <w:i w:val="false"/>
+                <w:iCs w:val="false"/>
+                <w:sz w:val="19"/>
+                <w:szCs w:val="19"/>
+              </w:rPr>
+              <w:t xml:space="preserve">GPU, Apple Silicon</w:t>
+            </w:r>
+          </w:p>
+        </w:tc>
+        <w:tc>
+          <w:tcPr>
+            <w:tcW w:type="dxa" w:w="3300"/>
+            <w:tcMar>
+              <w:top w:type="dxa" w:w="60"/>
+              <w:left w:type="dxa" w:w="100"/>
+              <w:bottom w:type="dxa" w:w="60"/>
+              <w:right w:type="dxa" w:w="100"/>
+            </w:tcMar>
+          </w:tcPr>
+          <w:p>
+            <w:pPr>
+              <w:spacing w:after="0" w:line="252"/>
+            </w:pPr>
+            <w:r>
+              <w:rPr>
+                <w:rFonts w:ascii="Calibri" w:cs="Calibri" w:eastAsia="Calibri" w:hAnsi="Calibri"/>
+                <w:b w:val="false"/>
+                <w:bCs w:val="false"/>
+                <w:i w:val="false"/>
+                <w:iCs w:val="false"/>
+                <w:sz w:val="19"/>
+                <w:szCs w:val="19"/>
+              </w:rPr>
+              <w:t xml:space="preserve">The graphics processor built into the M4 chip, 10 cores, sharing the same memory as everything else</w:t>
+            </w:r>
+          </w:p>
+        </w:tc>
+        <w:tc>
+          <w:tcPr>
+            <w:tcW w:type="dxa" w:w="4100"/>
+            <w:tcMar>
+              <w:top w:type="dxa" w:w="60"/>
+              <w:left w:type="dxa" w:w="100"/>
+              <w:bottom w:type="dxa" w:w="60"/>
+              <w:right w:type="dxa" w:w="100"/>
+            </w:tcMar>
+          </w:tcPr>
+          <w:p>
+            <w:pPr>
+              <w:spacing w:after="0" w:line="252"/>
+            </w:pPr>
+            <w:r>
+              <w:rPr>
+                <w:rFonts w:ascii="Calibri" w:cs="Calibri" w:eastAsia="Calibri" w:hAnsi="Calibri"/>
+                <w:b w:val="false"/>
+                <w:bCs w:val="false"/>
+                <w:i w:val="false"/>
+                <w:iCs w:val="false"/>
+                <w:sz w:val="19"/>
+                <w:szCs w:val="19"/>
+              </w:rPr>
+              <w:t xml:space="preserve">"Yes, the chip has a graphics processor built in. It shares one pool of memory with the rest of the machine, which is why a laptop can run this at all."</w:t>
             </w:r>
           </w:p>
         </w:tc>
@@ -3672,85 +3742,85 @@
       <w:tr>
         <w:tc>
           <w:tcPr>
-            <w:tcW w:type="dxa" w:w="2600"/>
-            <w:tcMar>
-              <w:top w:type="dxa" w:w="60"/>
-              <w:left w:type="dxa" w:w="100"/>
-              <w:bottom w:type="dxa" w:w="60"/>
-              <w:right w:type="dxa" w:w="100"/>
-            </w:tcMar>
-          </w:tcPr>
-          <w:p>
-            <w:pPr>
-              <w:spacing w:after="0" w:line="252"/>
-            </w:pPr>
-            <w:r>
-              <w:rPr>
-                <w:rFonts w:ascii="Calibri" w:cs="Calibri" w:eastAsia="Calibri" w:hAnsi="Calibri"/>
-                <w:b w:val="false"/>
-                <w:bCs w:val="false"/>
-                <w:i w:val="false"/>
-                <w:iCs w:val="false"/>
-                <w:sz w:val="19"/>
-                <w:szCs w:val="19"/>
-              </w:rPr>
-              <w:t xml:space="preserve">5. Why the recipe can be trusted</w:t>
-            </w:r>
-          </w:p>
-        </w:tc>
-        <w:tc>
-          <w:tcPr>
-            <w:tcW w:type="dxa" w:w="5400"/>
-            <w:tcMar>
-              <w:top w:type="dxa" w:w="60"/>
-              <w:left w:type="dxa" w:w="100"/>
-              <w:bottom w:type="dxa" w:w="60"/>
-              <w:right w:type="dxa" w:w="100"/>
-            </w:tcMar>
-          </w:tcPr>
-          <w:p>
-            <w:pPr>
-              <w:spacing w:after="0" w:line="252"/>
-            </w:pPr>
-            <w:r>
-              <w:rPr>
-                <w:rFonts w:ascii="Calibri" w:cs="Calibri" w:eastAsia="Calibri" w:hAnsi="Calibri"/>
-                <w:b w:val="false"/>
-                <w:bCs w:val="false"/>
-                <w:i w:val="false"/>
-                <w:iCs w:val="false"/>
-                <w:sz w:val="19"/>
-                <w:szCs w:val="19"/>
-              </w:rPr>
-              <w:t xml:space="preserve">Keep the checks. Retrieval in one sentence: "2.1 million real recipes, full-text search, milliseconds".</w:t>
-            </w:r>
-          </w:p>
-        </w:tc>
-        <w:tc>
-          <w:tcPr>
-            <w:tcW w:type="dxa" w:w="1300"/>
-            <w:tcMar>
-              <w:top w:type="dxa" w:w="60"/>
-              <w:left w:type="dxa" w:w="100"/>
-              <w:bottom w:type="dxa" w:w="60"/>
-              <w:right w:type="dxa" w:w="100"/>
-            </w:tcMar>
-          </w:tcPr>
-          <w:p>
-            <w:pPr>
-              <w:spacing w:after="0" w:line="252"/>
-            </w:pPr>
-            <w:r>
-              <w:rPr>
-                <w:rFonts w:ascii="Calibri" w:cs="Calibri" w:eastAsia="Calibri" w:hAnsi="Calibri"/>
-                <w:b w:val="false"/>
-                <w:bCs w:val="false"/>
-                <w:i w:val="false"/>
-                <w:iCs w:val="false"/>
-                <w:sz w:val="19"/>
-                <w:szCs w:val="19"/>
-              </w:rPr>
-              <w:t xml:space="preserve">0:40</w:t>
+            <w:tcW w:type="dxa" w:w="1900"/>
+            <w:tcMar>
+              <w:top w:type="dxa" w:w="60"/>
+              <w:left w:type="dxa" w:w="100"/>
+              <w:bottom w:type="dxa" w:w="60"/>
+              <w:right w:type="dxa" w:w="100"/>
+            </w:tcMar>
+          </w:tcPr>
+          <w:p>
+            <w:pPr>
+              <w:spacing w:after="0" w:line="252"/>
+            </w:pPr>
+            <w:r>
+              <w:rPr>
+                <w:rFonts w:ascii="Calibri" w:cs="Calibri" w:eastAsia="Calibri" w:hAnsi="Calibri"/>
+                <w:b w:val="false"/>
+                <w:bCs w:val="false"/>
+                <w:i w:val="false"/>
+                <w:iCs w:val="false"/>
+                <w:sz w:val="19"/>
+                <w:szCs w:val="19"/>
+              </w:rPr>
+              <w:t xml:space="preserve">MLX</w:t>
+            </w:r>
+          </w:p>
+        </w:tc>
+        <w:tc>
+          <w:tcPr>
+            <w:tcW w:type="dxa" w:w="3300"/>
+            <w:tcMar>
+              <w:top w:type="dxa" w:w="60"/>
+              <w:left w:type="dxa" w:w="100"/>
+              <w:bottom w:type="dxa" w:w="60"/>
+              <w:right w:type="dxa" w:w="100"/>
+            </w:tcMar>
+          </w:tcPr>
+          <w:p>
+            <w:pPr>
+              <w:spacing w:after="0" w:line="252"/>
+            </w:pPr>
+            <w:r>
+              <w:rPr>
+                <w:rFonts w:ascii="Calibri" w:cs="Calibri" w:eastAsia="Calibri" w:hAnsi="Calibri"/>
+                <w:b w:val="false"/>
+                <w:bCs w:val="false"/>
+                <w:i w:val="false"/>
+                <w:iCs w:val="false"/>
+                <w:sz w:val="19"/>
+                <w:szCs w:val="19"/>
+              </w:rPr>
+              <w:t xml:space="preserve">Apple's software for running models on its own chips</w:t>
+            </w:r>
+          </w:p>
+        </w:tc>
+        <w:tc>
+          <w:tcPr>
+            <w:tcW w:type="dxa" w:w="4100"/>
+            <w:tcMar>
+              <w:top w:type="dxa" w:w="60"/>
+              <w:left w:type="dxa" w:w="100"/>
+              <w:bottom w:type="dxa" w:w="60"/>
+              <w:right w:type="dxa" w:w="100"/>
+            </w:tcMar>
+          </w:tcPr>
+          <w:p>
+            <w:pPr>
+              <w:spacing w:after="0" w:line="252"/>
+            </w:pPr>
+            <w:r>
+              <w:rPr>
+                <w:rFonts w:ascii="Calibri" w:cs="Calibri" w:eastAsia="Calibri" w:hAnsi="Calibri"/>
+                <w:b w:val="false"/>
+                <w:bCs w:val="false"/>
+                <w:i w:val="false"/>
+                <w:iCs w:val="false"/>
+                <w:sz w:val="19"/>
+                <w:szCs w:val="19"/>
+              </w:rPr>
+              <w:t xml:space="preserve">"Apple's own toolkit for running AI on Apple chips. It is the fastest way to do it on a Mac."</w:t>
             </w:r>
           </w:p>
         </w:tc>
@@ -3758,85 +3828,85 @@
       <w:tr>
         <w:tc>
           <w:tcPr>
-            <w:tcW w:type="dxa" w:w="2600"/>
-            <w:tcMar>
-              <w:top w:type="dxa" w:w="60"/>
-              <w:left w:type="dxa" w:w="100"/>
-              <w:bottom w:type="dxa" w:w="60"/>
-              <w:right w:type="dxa" w:w="100"/>
-            </w:tcMar>
-          </w:tcPr>
-          <w:p>
-            <w:pPr>
-              <w:spacing w:after="0" w:line="252"/>
-            </w:pPr>
-            <w:r>
-              <w:rPr>
-                <w:rFonts w:ascii="Calibri" w:cs="Calibri" w:eastAsia="Calibri" w:hAnsi="Calibri"/>
-                <w:b w:val="false"/>
-                <w:bCs w:val="false"/>
-                <w:i w:val="false"/>
-                <w:iCs w:val="false"/>
-                <w:sz w:val="19"/>
-                <w:szCs w:val="19"/>
-              </w:rPr>
-              <w:t xml:space="preserve">6. Cooking with the chef</w:t>
-            </w:r>
-          </w:p>
-        </w:tc>
-        <w:tc>
-          <w:tcPr>
-            <w:tcW w:type="dxa" w:w="5400"/>
-            <w:tcMar>
-              <w:top w:type="dxa" w:w="60"/>
-              <w:left w:type="dxa" w:w="100"/>
-              <w:bottom w:type="dxa" w:w="60"/>
-              <w:right w:type="dxa" w:w="100"/>
-            </w:tcMar>
-          </w:tcPr>
-          <w:p>
-            <w:pPr>
-              <w:spacing w:after="0" w:line="252"/>
-            </w:pPr>
-            <w:r>
-              <w:rPr>
-                <w:rFonts w:ascii="Calibri" w:cs="Calibri" w:eastAsia="Calibri" w:hAnsi="Calibri"/>
-                <w:b w:val="false"/>
-                <w:bCs w:val="false"/>
-                <w:i w:val="false"/>
-                <w:iCs w:val="false"/>
-                <w:sz w:val="19"/>
-                <w:szCs w:val="19"/>
-              </w:rPr>
-              <w:t xml:space="preserve">"Start cooking" and "Bob, next" only. No question.</w:t>
-            </w:r>
-          </w:p>
-        </w:tc>
-        <w:tc>
-          <w:tcPr>
-            <w:tcW w:type="dxa" w:w="1300"/>
-            <w:tcMar>
-              <w:top w:type="dxa" w:w="60"/>
-              <w:left w:type="dxa" w:w="100"/>
-              <w:bottom w:type="dxa" w:w="60"/>
-              <w:right w:type="dxa" w:w="100"/>
-            </w:tcMar>
-          </w:tcPr>
-          <w:p>
-            <w:pPr>
-              <w:spacing w:after="0" w:line="252"/>
-            </w:pPr>
-            <w:r>
-              <w:rPr>
-                <w:rFonts w:ascii="Calibri" w:cs="Calibri" w:eastAsia="Calibri" w:hAnsi="Calibri"/>
-                <w:b w:val="false"/>
-                <w:bCs w:val="false"/>
-                <w:i w:val="false"/>
-                <w:iCs w:val="false"/>
-                <w:sz w:val="19"/>
-                <w:szCs w:val="19"/>
-              </w:rPr>
-              <w:t xml:space="preserve">0:40</w:t>
+            <w:tcW w:type="dxa" w:w="1900"/>
+            <w:tcMar>
+              <w:top w:type="dxa" w:w="60"/>
+              <w:left w:type="dxa" w:w="100"/>
+              <w:bottom w:type="dxa" w:w="60"/>
+              <w:right w:type="dxa" w:w="100"/>
+            </w:tcMar>
+          </w:tcPr>
+          <w:p>
+            <w:pPr>
+              <w:spacing w:after="0" w:line="252"/>
+            </w:pPr>
+            <w:r>
+              <w:rPr>
+                <w:rFonts w:ascii="Calibri" w:cs="Calibri" w:eastAsia="Calibri" w:hAnsi="Calibri"/>
+                <w:b w:val="false"/>
+                <w:bCs w:val="false"/>
+                <w:i w:val="false"/>
+                <w:iCs w:val="false"/>
+                <w:sz w:val="19"/>
+                <w:szCs w:val="19"/>
+              </w:rPr>
+              <w:t xml:space="preserve">GGUF, llama.cpp</w:t>
+            </w:r>
+          </w:p>
+        </w:tc>
+        <w:tc>
+          <w:tcPr>
+            <w:tcW w:type="dxa" w:w="3300"/>
+            <w:tcMar>
+              <w:top w:type="dxa" w:w="60"/>
+              <w:left w:type="dxa" w:w="100"/>
+              <w:bottom w:type="dxa" w:w="60"/>
+              <w:right w:type="dxa" w:w="100"/>
+            </w:tcMar>
+          </w:tcPr>
+          <w:p>
+            <w:pPr>
+              <w:spacing w:after="0" w:line="252"/>
+            </w:pPr>
+            <w:r>
+              <w:rPr>
+                <w:rFonts w:ascii="Calibri" w:cs="Calibri" w:eastAsia="Calibri" w:hAnsi="Calibri"/>
+                <w:b w:val="false"/>
+                <w:bCs w:val="false"/>
+                <w:i w:val="false"/>
+                <w:iCs w:val="false"/>
+                <w:sz w:val="19"/>
+                <w:szCs w:val="19"/>
+              </w:rPr>
+              <w:t xml:space="preserve">The file format and engine used by most other local tools, including Ollama</w:t>
+            </w:r>
+          </w:p>
+        </w:tc>
+        <w:tc>
+          <w:tcPr>
+            <w:tcW w:type="dxa" w:w="4100"/>
+            <w:tcMar>
+              <w:top w:type="dxa" w:w="60"/>
+              <w:left w:type="dxa" w:w="100"/>
+              <w:bottom w:type="dxa" w:w="60"/>
+              <w:right w:type="dxa" w:w="100"/>
+            </w:tcMar>
+          </w:tcPr>
+          <w:p>
+            <w:pPr>
+              <w:spacing w:after="0" w:line="252"/>
+            </w:pPr>
+            <w:r>
+              <w:rPr>
+                <w:rFonts w:ascii="Calibri" w:cs="Calibri" w:eastAsia="Calibri" w:hAnsi="Calibri"/>
+                <w:b w:val="false"/>
+                <w:bCs w:val="false"/>
+                <w:i w:val="false"/>
+                <w:iCs w:val="false"/>
+                <w:sz w:val="19"/>
+                <w:szCs w:val="19"/>
+              </w:rPr>
+              <w:t xml:space="preserve">"The other common format, used by the tools that have to run on every machine. We use it on the Windows laptops."</w:t>
             </w:r>
           </w:p>
         </w:tc>
@@ -3844,85 +3914,85 @@
       <w:tr>
         <w:tc>
           <w:tcPr>
-            <w:tcW w:type="dxa" w:w="2600"/>
-            <w:tcMar>
-              <w:top w:type="dxa" w:w="60"/>
-              <w:left w:type="dxa" w:w="100"/>
-              <w:bottom w:type="dxa" w:w="60"/>
-              <w:right w:type="dxa" w:w="100"/>
-            </w:tcMar>
-          </w:tcPr>
-          <w:p>
-            <w:pPr>
-              <w:spacing w:after="0" w:line="252"/>
-            </w:pPr>
-            <w:r>
-              <w:rPr>
-                <w:rFonts w:ascii="Calibri" w:cs="Calibri" w:eastAsia="Calibri" w:hAnsi="Calibri"/>
-                <w:b w:val="false"/>
-                <w:bCs w:val="false"/>
-                <w:i w:val="false"/>
-                <w:iCs w:val="false"/>
-                <w:sz w:val="19"/>
-                <w:szCs w:val="19"/>
-              </w:rPr>
-              <w:t xml:space="preserve">7. Fine-tuning and limits</w:t>
-            </w:r>
-          </w:p>
-        </w:tc>
-        <w:tc>
-          <w:tcPr>
-            <w:tcW w:type="dxa" w:w="5400"/>
-            <w:tcMar>
-              <w:top w:type="dxa" w:w="60"/>
-              <w:left w:type="dxa" w:w="100"/>
-              <w:bottom w:type="dxa" w:w="60"/>
-              <w:right w:type="dxa" w:w="100"/>
-            </w:tcMar>
-          </w:tcPr>
-          <w:p>
-            <w:pPr>
-              <w:spacing w:after="0" w:line="252"/>
-            </w:pPr>
-            <w:r>
-              <w:rPr>
-                <w:rFonts w:ascii="Calibri" w:cs="Calibri" w:eastAsia="Calibri" w:hAnsi="Calibri"/>
-                <w:b w:val="false"/>
-                <w:bCs w:val="false"/>
-                <w:i w:val="false"/>
-                <w:iCs w:val="false"/>
-                <w:sz w:val="19"/>
-                <w:szCs w:val="19"/>
-              </w:rPr>
-              <w:t xml:space="preserve">LoRA numbers in two sentences. One limit: the step drift.</w:t>
-            </w:r>
-          </w:p>
-        </w:tc>
-        <w:tc>
-          <w:tcPr>
-            <w:tcW w:type="dxa" w:w="1300"/>
-            <w:tcMar>
-              <w:top w:type="dxa" w:w="60"/>
-              <w:left w:type="dxa" w:w="100"/>
-              <w:bottom w:type="dxa" w:w="60"/>
-              <w:right w:type="dxa" w:w="100"/>
-            </w:tcMar>
-          </w:tcPr>
-          <w:p>
-            <w:pPr>
-              <w:spacing w:after="0" w:line="252"/>
-            </w:pPr>
-            <w:r>
-              <w:rPr>
-                <w:rFonts w:ascii="Calibri" w:cs="Calibri" w:eastAsia="Calibri" w:hAnsi="Calibri"/>
-                <w:b w:val="false"/>
-                <w:bCs w:val="false"/>
-                <w:i w:val="false"/>
-                <w:iCs w:val="false"/>
-                <w:sz w:val="19"/>
-                <w:szCs w:val="19"/>
-              </w:rPr>
-              <w:t xml:space="preserve">0:35</w:t>
+            <w:tcW w:type="dxa" w:w="1900"/>
+            <w:tcMar>
+              <w:top w:type="dxa" w:w="60"/>
+              <w:left w:type="dxa" w:w="100"/>
+              <w:bottom w:type="dxa" w:w="60"/>
+              <w:right w:type="dxa" w:w="100"/>
+            </w:tcMar>
+          </w:tcPr>
+          <w:p>
+            <w:pPr>
+              <w:spacing w:after="0" w:line="252"/>
+            </w:pPr>
+            <w:r>
+              <w:rPr>
+                <w:rFonts w:ascii="Calibri" w:cs="Calibri" w:eastAsia="Calibri" w:hAnsi="Calibri"/>
+                <w:b w:val="false"/>
+                <w:bCs w:val="false"/>
+                <w:i w:val="false"/>
+                <w:iCs w:val="false"/>
+                <w:sz w:val="19"/>
+                <w:szCs w:val="19"/>
+              </w:rPr>
+              <w:t xml:space="preserve">LM Studio, Ollama</w:t>
+            </w:r>
+          </w:p>
+        </w:tc>
+        <w:tc>
+          <w:tcPr>
+            <w:tcW w:type="dxa" w:w="3300"/>
+            <w:tcMar>
+              <w:top w:type="dxa" w:w="60"/>
+              <w:left w:type="dxa" w:w="100"/>
+              <w:bottom w:type="dxa" w:w="60"/>
+              <w:right w:type="dxa" w:w="100"/>
+            </w:tcMar>
+          </w:tcPr>
+          <w:p>
+            <w:pPr>
+              <w:spacing w:after="0" w:line="252"/>
+            </w:pPr>
+            <w:r>
+              <w:rPr>
+                <w:rFonts w:ascii="Calibri" w:cs="Calibri" w:eastAsia="Calibri" w:hAnsi="Calibri"/>
+                <w:b w:val="false"/>
+                <w:bCs w:val="false"/>
+                <w:i w:val="false"/>
+                <w:iCs w:val="false"/>
+                <w:sz w:val="19"/>
+                <w:szCs w:val="19"/>
+              </w:rPr>
+              <w:t xml:space="preserve">Two programs that load a model and answer requests on your machine</w:t>
+            </w:r>
+          </w:p>
+        </w:tc>
+        <w:tc>
+          <w:tcPr>
+            <w:tcW w:type="dxa" w:w="4100"/>
+            <w:tcMar>
+              <w:top w:type="dxa" w:w="60"/>
+              <w:left w:type="dxa" w:w="100"/>
+              <w:bottom w:type="dxa" w:w="60"/>
+              <w:right w:type="dxa" w:w="100"/>
+            </w:tcMar>
+          </w:tcPr>
+          <w:p>
+            <w:pPr>
+              <w:spacing w:after="0" w:line="252"/>
+            </w:pPr>
+            <w:r>
+              <w:rPr>
+                <w:rFonts w:ascii="Calibri" w:cs="Calibri" w:eastAsia="Calibri" w:hAnsi="Calibri"/>
+                <w:b w:val="false"/>
+                <w:bCs w:val="false"/>
+                <w:i w:val="false"/>
+                <w:iCs w:val="false"/>
+                <w:sz w:val="19"/>
+                <w:szCs w:val="19"/>
+              </w:rPr>
+              <w:t xml:space="preserve">"Programs that hold the model in memory and answer our app's requests. We use one on the Mac and the other on Windows."</w:t>
             </w:r>
           </w:p>
         </w:tc>
@@ -3930,107 +4000,1208 @@
       <w:tr>
         <w:tc>
           <w:tcPr>
-            <w:tcW w:type="dxa" w:w="2600"/>
-            <w:tcMar>
-              <w:top w:type="dxa" w:w="60"/>
-              <w:left w:type="dxa" w:w="100"/>
-              <w:bottom w:type="dxa" w:w="60"/>
-              <w:right w:type="dxa" w:w="100"/>
-            </w:tcMar>
-          </w:tcPr>
-          <w:p>
-            <w:pPr>
-              <w:spacing w:after="0" w:line="252"/>
-            </w:pPr>
-            <w:r>
-              <w:rPr>
-                <w:rFonts w:ascii="Calibri" w:cs="Calibri" w:eastAsia="Calibri" w:hAnsi="Calibri"/>
-                <w:b w:val="false"/>
-                <w:bCs w:val="false"/>
-                <w:i w:val="false"/>
-                <w:iCs w:val="false"/>
-                <w:sz w:val="19"/>
-                <w:szCs w:val="19"/>
-              </w:rPr>
-              <w:t xml:space="preserve">8. Close</w:t>
-            </w:r>
-          </w:p>
-        </w:tc>
-        <w:tc>
-          <w:tcPr>
-            <w:tcW w:type="dxa" w:w="5400"/>
-            <w:tcMar>
-              <w:top w:type="dxa" w:w="60"/>
-              <w:left w:type="dxa" w:w="100"/>
-              <w:bottom w:type="dxa" w:w="60"/>
-              <w:right w:type="dxa" w:w="100"/>
-            </w:tcMar>
-          </w:tcPr>
-          <w:p>
-            <w:pPr>
-              <w:spacing w:after="0" w:line="252"/>
-            </w:pPr>
-            <w:r>
-              <w:rPr>
-                <w:rFonts w:ascii="Calibri" w:cs="Calibri" w:eastAsia="Calibri" w:hAnsi="Calibri"/>
-                <w:b w:val="false"/>
-                <w:bCs w:val="false"/>
-                <w:i w:val="false"/>
-                <w:iCs w:val="false"/>
-                <w:sz w:val="19"/>
-                <w:szCs w:val="19"/>
-              </w:rPr>
-              <w:t xml:space="preserve">Keep as is.</w:t>
-            </w:r>
-          </w:p>
-        </w:tc>
-        <w:tc>
-          <w:tcPr>
-            <w:tcW w:type="dxa" w:w="1300"/>
-            <w:tcMar>
-              <w:top w:type="dxa" w:w="60"/>
-              <w:left w:type="dxa" w:w="100"/>
-              <w:bottom w:type="dxa" w:w="60"/>
-              <w:right w:type="dxa" w:w="100"/>
-            </w:tcMar>
-          </w:tcPr>
-          <w:p>
-            <w:pPr>
-              <w:spacing w:after="0" w:line="252"/>
-            </w:pPr>
-            <w:r>
-              <w:rPr>
-                <w:rFonts w:ascii="Calibri" w:cs="Calibri" w:eastAsia="Calibri" w:hAnsi="Calibri"/>
-                <w:b w:val="false"/>
-                <w:bCs w:val="false"/>
-                <w:i w:val="false"/>
-                <w:iCs w:val="false"/>
-                <w:sz w:val="19"/>
-                <w:szCs w:val="19"/>
-              </w:rPr>
-              <w:t xml:space="preserve">0:15</w:t>
+            <w:tcW w:type="dxa" w:w="1900"/>
+            <w:tcMar>
+              <w:top w:type="dxa" w:w="60"/>
+              <w:left w:type="dxa" w:w="100"/>
+              <w:bottom w:type="dxa" w:w="60"/>
+              <w:right w:type="dxa" w:w="100"/>
+            </w:tcMar>
+          </w:tcPr>
+          <w:p>
+            <w:pPr>
+              <w:spacing w:after="0" w:line="252"/>
+            </w:pPr>
+            <w:r>
+              <w:rPr>
+                <w:rFonts w:ascii="Calibri" w:cs="Calibri" w:eastAsia="Calibri" w:hAnsi="Calibri"/>
+                <w:b w:val="false"/>
+                <w:bCs w:val="false"/>
+                <w:i w:val="false"/>
+                <w:iCs w:val="false"/>
+                <w:sz w:val="19"/>
+                <w:szCs w:val="19"/>
+              </w:rPr>
+              <w:t xml:space="preserve">KV cache</w:t>
+            </w:r>
+          </w:p>
+        </w:tc>
+        <w:tc>
+          <w:tcPr>
+            <w:tcW w:type="dxa" w:w="3300"/>
+            <w:tcMar>
+              <w:top w:type="dxa" w:w="60"/>
+              <w:left w:type="dxa" w:w="100"/>
+              <w:bottom w:type="dxa" w:w="60"/>
+              <w:right w:type="dxa" w:w="100"/>
+            </w:tcMar>
+          </w:tcPr>
+          <w:p>
+            <w:pPr>
+              <w:spacing w:after="0" w:line="252"/>
+            </w:pPr>
+            <w:r>
+              <w:rPr>
+                <w:rFonts w:ascii="Calibri" w:cs="Calibri" w:eastAsia="Calibri" w:hAnsi="Calibri"/>
+                <w:b w:val="false"/>
+                <w:bCs w:val="false"/>
+                <w:i w:val="false"/>
+                <w:iCs w:val="false"/>
+                <w:sz w:val="19"/>
+                <w:szCs w:val="19"/>
+              </w:rPr>
+              <w:t xml:space="preserve">The notes the model keeps about the conversation so far, so it does not reread it for every word</w:t>
+            </w:r>
+          </w:p>
+        </w:tc>
+        <w:tc>
+          <w:tcPr>
+            <w:tcW w:type="dxa" w:w="4100"/>
+            <w:tcMar>
+              <w:top w:type="dxa" w:w="60"/>
+              <w:left w:type="dxa" w:w="100"/>
+              <w:bottom w:type="dxa" w:w="60"/>
+              <w:right w:type="dxa" w:w="100"/>
+            </w:tcMar>
+          </w:tcPr>
+          <w:p>
+            <w:pPr>
+              <w:spacing w:after="0" w:line="252"/>
+            </w:pPr>
+            <w:r>
+              <w:rPr>
+                <w:rFonts w:ascii="Calibri" w:cs="Calibri" w:eastAsia="Calibri" w:hAnsi="Calibri"/>
+                <w:b w:val="false"/>
+                <w:bCs w:val="false"/>
+                <w:i w:val="false"/>
+                <w:iCs w:val="false"/>
+                <w:sz w:val="19"/>
+                <w:szCs w:val="19"/>
+              </w:rPr>
+              <w:t xml:space="preserve">"Its working notes. Without them it would reread the whole conversation for every word it writes."</w:t>
+            </w:r>
+          </w:p>
+        </w:tc>
+      </w:tr>
+      <w:tr>
+        <w:tc>
+          <w:tcPr>
+            <w:tcW w:type="dxa" w:w="1900"/>
+            <w:tcMar>
+              <w:top w:type="dxa" w:w="60"/>
+              <w:left w:type="dxa" w:w="100"/>
+              <w:bottom w:type="dxa" w:w="60"/>
+              <w:right w:type="dxa" w:w="100"/>
+            </w:tcMar>
+          </w:tcPr>
+          <w:p>
+            <w:pPr>
+              <w:spacing w:after="0" w:line="252"/>
+            </w:pPr>
+            <w:r>
+              <w:rPr>
+                <w:rFonts w:ascii="Calibri" w:cs="Calibri" w:eastAsia="Calibri" w:hAnsi="Calibri"/>
+                <w:b w:val="false"/>
+                <w:bCs w:val="false"/>
+                <w:i w:val="false"/>
+                <w:iCs w:val="false"/>
+                <w:sz w:val="19"/>
+                <w:szCs w:val="19"/>
+              </w:rPr>
+              <w:t xml:space="preserve">One shared key-value head</w:t>
+            </w:r>
+          </w:p>
+        </w:tc>
+        <w:tc>
+          <w:tcPr>
+            <w:tcW w:type="dxa" w:w="3300"/>
+            <w:tcMar>
+              <w:top w:type="dxa" w:w="60"/>
+              <w:left w:type="dxa" w:w="100"/>
+              <w:bottom w:type="dxa" w:w="60"/>
+              <w:right w:type="dxa" w:w="100"/>
+            </w:tcMar>
+          </w:tcPr>
+          <w:p>
+            <w:pPr>
+              <w:spacing w:after="0" w:line="252"/>
+            </w:pPr>
+            <w:r>
+              <w:rPr>
+                <w:rFonts w:ascii="Calibri" w:cs="Calibri" w:eastAsia="Calibri" w:hAnsi="Calibri"/>
+                <w:b w:val="false"/>
+                <w:bCs w:val="false"/>
+                <w:i w:val="false"/>
+                <w:iCs w:val="false"/>
+                <w:sz w:val="19"/>
+                <w:szCs w:val="19"/>
+              </w:rPr>
+              <w:t xml:space="preserve">Eight attention heads sharing a single set of those notes instead of eight</w:t>
+            </w:r>
+          </w:p>
+        </w:tc>
+        <w:tc>
+          <w:tcPr>
+            <w:tcW w:type="dxa" w:w="4100"/>
+            <w:tcMar>
+              <w:top w:type="dxa" w:w="60"/>
+              <w:left w:type="dxa" w:w="100"/>
+              <w:bottom w:type="dxa" w:w="60"/>
+              <w:right w:type="dxa" w:w="100"/>
+            </w:tcMar>
+          </w:tcPr>
+          <w:p>
+            <w:pPr>
+              <w:spacing w:after="0" w:line="252"/>
+            </w:pPr>
+            <w:r>
+              <w:rPr>
+                <w:rFonts w:ascii="Calibri" w:cs="Calibri" w:eastAsia="Calibri" w:hAnsi="Calibri"/>
+                <w:b w:val="false"/>
+                <w:bCs w:val="false"/>
+                <w:i w:val="false"/>
+                <w:iCs w:val="false"/>
+                <w:sz w:val="19"/>
+                <w:szCs w:val="19"/>
+              </w:rPr>
+              <w:t xml:space="preserve">"Normally the model keeps eight sets of notes side by side. This one keeps a single shared set, which is eight times smaller."</w:t>
+            </w:r>
+          </w:p>
+        </w:tc>
+      </w:tr>
+      <w:tr>
+        <w:tc>
+          <w:tcPr>
+            <w:tcW w:type="dxa" w:w="1900"/>
+            <w:tcMar>
+              <w:top w:type="dxa" w:w="60"/>
+              <w:left w:type="dxa" w:w="100"/>
+              <w:bottom w:type="dxa" w:w="60"/>
+              <w:right w:type="dxa" w:w="100"/>
+            </w:tcMar>
+          </w:tcPr>
+          <w:p>
+            <w:pPr>
+              <w:spacing w:after="0" w:line="252"/>
+            </w:pPr>
+            <w:r>
+              <w:rPr>
+                <w:rFonts w:ascii="Calibri" w:cs="Calibri" w:eastAsia="Calibri" w:hAnsi="Calibri"/>
+                <w:b w:val="false"/>
+                <w:bCs w:val="false"/>
+                <w:i w:val="false"/>
+                <w:iCs w:val="false"/>
+                <w:sz w:val="19"/>
+                <w:szCs w:val="19"/>
+              </w:rPr>
+              <w:t xml:space="preserve">Sliding-window layers</w:t>
+            </w:r>
+          </w:p>
+        </w:tc>
+        <w:tc>
+          <w:tcPr>
+            <w:tcW w:type="dxa" w:w="3300"/>
+            <w:tcMar>
+              <w:top w:type="dxa" w:w="60"/>
+              <w:left w:type="dxa" w:w="100"/>
+              <w:bottom w:type="dxa" w:w="60"/>
+              <w:right w:type="dxa" w:w="100"/>
+            </w:tcMar>
+          </w:tcPr>
+          <w:p>
+            <w:pPr>
+              <w:spacing w:after="0" w:line="252"/>
+            </w:pPr>
+            <w:r>
+              <w:rPr>
+                <w:rFonts w:ascii="Calibri" w:cs="Calibri" w:eastAsia="Calibri" w:hAnsi="Calibri"/>
+                <w:b w:val="false"/>
+                <w:bCs w:val="false"/>
+                <w:i w:val="false"/>
+                <w:iCs w:val="false"/>
+                <w:sz w:val="19"/>
+                <w:szCs w:val="19"/>
+              </w:rPr>
+              <w:t xml:space="preserve">Layers that look only at the last 512 tokens rather than the whole conversation</w:t>
+            </w:r>
+          </w:p>
+        </w:tc>
+        <w:tc>
+          <w:tcPr>
+            <w:tcW w:type="dxa" w:w="4100"/>
+            <w:tcMar>
+              <w:top w:type="dxa" w:w="60"/>
+              <w:left w:type="dxa" w:w="100"/>
+              <w:bottom w:type="dxa" w:w="60"/>
+              <w:right w:type="dxa" w:w="100"/>
+            </w:tcMar>
+          </w:tcPr>
+          <w:p>
+            <w:pPr>
+              <w:spacing w:after="0" w:line="252"/>
+            </w:pPr>
+            <w:r>
+              <w:rPr>
+                <w:rFonts w:ascii="Calibri" w:cs="Calibri" w:eastAsia="Calibri" w:hAnsi="Calibri"/>
+                <w:b w:val="false"/>
+                <w:bCs w:val="false"/>
+                <w:i w:val="false"/>
+                <w:iCs w:val="false"/>
+                <w:sz w:val="19"/>
+                <w:szCs w:val="19"/>
+              </w:rPr>
+              <w:t xml:space="preserve">"Most of the model only looks at the last page or so, not the whole conversation. Only one layer in five looks at everything."</w:t>
+            </w:r>
+          </w:p>
+        </w:tc>
+      </w:tr>
+      <w:tr>
+        <w:tc>
+          <w:tcPr>
+            <w:tcW w:type="dxa" w:w="1900"/>
+            <w:tcMar>
+              <w:top w:type="dxa" w:w="60"/>
+              <w:left w:type="dxa" w:w="100"/>
+              <w:bottom w:type="dxa" w:w="60"/>
+              <w:right w:type="dxa" w:w="100"/>
+            </w:tcMar>
+          </w:tcPr>
+          <w:p>
+            <w:pPr>
+              <w:spacing w:after="0" w:line="252"/>
+            </w:pPr>
+            <w:r>
+              <w:rPr>
+                <w:rFonts w:ascii="Calibri" w:cs="Calibri" w:eastAsia="Calibri" w:hAnsi="Calibri"/>
+                <w:b w:val="false"/>
+                <w:bCs w:val="false"/>
+                <w:i w:val="false"/>
+                <w:iCs w:val="false"/>
+                <w:sz w:val="19"/>
+                <w:szCs w:val="19"/>
+              </w:rPr>
+              <w:t xml:space="preserve">Why 8,192 tokens costs about 70 MB</w:t>
+            </w:r>
+          </w:p>
+        </w:tc>
+        <w:tc>
+          <w:tcPr>
+            <w:tcW w:type="dxa" w:w="3300"/>
+            <w:tcMar>
+              <w:top w:type="dxa" w:w="60"/>
+              <w:left w:type="dxa" w:w="100"/>
+              <w:bottom w:type="dxa" w:w="60"/>
+              <w:right w:type="dxa" w:w="100"/>
+            </w:tcMar>
+          </w:tcPr>
+          <w:p>
+            <w:pPr>
+              <w:spacing w:after="0" w:line="252"/>
+            </w:pPr>
+            <w:r>
+              <w:rPr>
+                <w:rFonts w:ascii="Calibri" w:cs="Calibri" w:eastAsia="Calibri" w:hAnsi="Calibri"/>
+                <w:b w:val="false"/>
+                <w:bCs w:val="false"/>
+                <w:i w:val="false"/>
+                <w:iCs w:val="false"/>
+                <w:sz w:val="19"/>
+                <w:szCs w:val="19"/>
+              </w:rPr>
+              <w:t xml:space="preserve">1 KB per token per layer, over 7 full-attention layers and 28 window layers</w:t>
+            </w:r>
+          </w:p>
+        </w:tc>
+        <w:tc>
+          <w:tcPr>
+            <w:tcW w:type="dxa" w:w="4100"/>
+            <w:tcMar>
+              <w:top w:type="dxa" w:w="60"/>
+              <w:left w:type="dxa" w:w="100"/>
+              <w:bottom w:type="dxa" w:w="60"/>
+              <w:right w:type="dxa" w:w="100"/>
+            </w:tcMar>
+          </w:tcPr>
+          <w:p>
+            <w:pPr>
+              <w:spacing w:after="0" w:line="252"/>
+            </w:pPr>
+            <w:r>
+              <w:rPr>
+                <w:rFonts w:ascii="Calibri" w:cs="Calibri" w:eastAsia="Calibri" w:hAnsi="Calibri"/>
+                <w:b w:val="false"/>
+                <w:bCs w:val="false"/>
+                <w:i w:val="false"/>
+                <w:iCs w:val="false"/>
+                <w:sz w:val="19"/>
+                <w:szCs w:val="19"/>
+              </w:rPr>
+              <w:t xml:space="preserve">"Those notes are about a kilobyte per word per layer. Because most layers only look at the last page, twelve pages of conversation cost about seventy megabytes rather than three hundred."</w:t>
+            </w:r>
+          </w:p>
+        </w:tc>
+      </w:tr>
+      <w:tr>
+        <w:tc>
+          <w:tcPr>
+            <w:tcW w:type="dxa" w:w="1900"/>
+            <w:tcMar>
+              <w:top w:type="dxa" w:w="60"/>
+              <w:left w:type="dxa" w:w="100"/>
+              <w:bottom w:type="dxa" w:w="60"/>
+              <w:right w:type="dxa" w:w="100"/>
+            </w:tcMar>
+          </w:tcPr>
+          <w:p>
+            <w:pPr>
+              <w:spacing w:after="0" w:line="252"/>
+            </w:pPr>
+            <w:r>
+              <w:rPr>
+                <w:rFonts w:ascii="Calibri" w:cs="Calibri" w:eastAsia="Calibri" w:hAnsi="Calibri"/>
+                <w:b w:val="false"/>
+                <w:bCs w:val="false"/>
+                <w:i w:val="false"/>
+                <w:iCs w:val="false"/>
+                <w:sz w:val="19"/>
+                <w:szCs w:val="19"/>
+              </w:rPr>
+              <w:t xml:space="preserve">Indexing</w:t>
+            </w:r>
+          </w:p>
+        </w:tc>
+        <w:tc>
+          <w:tcPr>
+            <w:tcW w:type="dxa" w:w="3300"/>
+            <w:tcMar>
+              <w:top w:type="dxa" w:w="60"/>
+              <w:left w:type="dxa" w:w="100"/>
+              <w:bottom w:type="dxa" w:w="60"/>
+              <w:right w:type="dxa" w:w="100"/>
+            </w:tcMar>
+          </w:tcPr>
+          <w:p>
+            <w:pPr>
+              <w:spacing w:after="0" w:line="252"/>
+            </w:pPr>
+            <w:r>
+              <w:rPr>
+                <w:rFonts w:ascii="Calibri" w:cs="Calibri" w:eastAsia="Calibri" w:hAnsi="Calibri"/>
+                <w:b w:val="false"/>
+                <w:bCs w:val="false"/>
+                <w:i w:val="false"/>
+                <w:iCs w:val="false"/>
+                <w:sz w:val="19"/>
+                <w:szCs w:val="19"/>
+              </w:rPr>
+              <w:t xml:space="preserve">Reading the whole corpus once, in advance, and writing a lookup table so searching is instant</w:t>
+            </w:r>
+          </w:p>
+        </w:tc>
+        <w:tc>
+          <w:tcPr>
+            <w:tcW w:type="dxa" w:w="4100"/>
+            <w:tcMar>
+              <w:top w:type="dxa" w:w="60"/>
+              <w:left w:type="dxa" w:w="100"/>
+              <w:bottom w:type="dxa" w:w="60"/>
+              <w:right w:type="dxa" w:w="100"/>
+            </w:tcMar>
+          </w:tcPr>
+          <w:p>
+            <w:pPr>
+              <w:spacing w:after="0" w:line="252"/>
+            </w:pPr>
+            <w:r>
+              <w:rPr>
+                <w:rFonts w:ascii="Calibri" w:cs="Calibri" w:eastAsia="Calibri" w:hAnsi="Calibri"/>
+                <w:b w:val="false"/>
+                <w:bCs w:val="false"/>
+                <w:i w:val="false"/>
+                <w:iCs w:val="false"/>
+                <w:sz w:val="19"/>
+                <w:szCs w:val="19"/>
+              </w:rPr>
+              <w:t xml:space="preserve">"Like building the index at the back of a book, once, so you never have to read the book again to find something."</w:t>
+            </w:r>
+          </w:p>
+        </w:tc>
+      </w:tr>
+      <w:tr>
+        <w:tc>
+          <w:tcPr>
+            <w:tcW w:type="dxa" w:w="1900"/>
+            <w:tcMar>
+              <w:top w:type="dxa" w:w="60"/>
+              <w:left w:type="dxa" w:w="100"/>
+              <w:bottom w:type="dxa" w:w="60"/>
+              <w:right w:type="dxa" w:w="100"/>
+            </w:tcMar>
+          </w:tcPr>
+          <w:p>
+            <w:pPr>
+              <w:spacing w:after="0" w:line="252"/>
+            </w:pPr>
+            <w:r>
+              <w:rPr>
+                <w:rFonts w:ascii="Calibri" w:cs="Calibri" w:eastAsia="Calibri" w:hAnsi="Calibri"/>
+                <w:b w:val="false"/>
+                <w:bCs w:val="false"/>
+                <w:i w:val="false"/>
+                <w:iCs w:val="false"/>
+                <w:sz w:val="19"/>
+                <w:szCs w:val="19"/>
+              </w:rPr>
+              <w:t xml:space="preserve">Embedding</w:t>
+            </w:r>
+          </w:p>
+        </w:tc>
+        <w:tc>
+          <w:tcPr>
+            <w:tcW w:type="dxa" w:w="3300"/>
+            <w:tcMar>
+              <w:top w:type="dxa" w:w="60"/>
+              <w:left w:type="dxa" w:w="100"/>
+              <w:bottom w:type="dxa" w:w="60"/>
+              <w:right w:type="dxa" w:w="100"/>
+            </w:tcMar>
+          </w:tcPr>
+          <w:p>
+            <w:pPr>
+              <w:spacing w:after="0" w:line="252"/>
+            </w:pPr>
+            <w:r>
+              <w:rPr>
+                <w:rFonts w:ascii="Calibri" w:cs="Calibri" w:eastAsia="Calibri" w:hAnsi="Calibri"/>
+                <w:b w:val="false"/>
+                <w:bCs w:val="false"/>
+                <w:i w:val="false"/>
+                <w:iCs w:val="false"/>
+                <w:sz w:val="19"/>
+                <w:szCs w:val="19"/>
+              </w:rPr>
+              <w:t xml:space="preserve">Turning a text into a list of numbers that places it by meaning. Our prototype used the BAAI model bge-small-en-v1.5 with the ChromaDB database</w:t>
+            </w:r>
+          </w:p>
+        </w:tc>
+        <w:tc>
+          <w:tcPr>
+            <w:tcW w:type="dxa" w:w="4100"/>
+            <w:tcMar>
+              <w:top w:type="dxa" w:w="60"/>
+              <w:left w:type="dxa" w:w="100"/>
+              <w:bottom w:type="dxa" w:w="60"/>
+              <w:right w:type="dxa" w:w="100"/>
+            </w:tcMar>
+          </w:tcPr>
+          <w:p>
+            <w:pPr>
+              <w:spacing w:after="0" w:line="252"/>
+            </w:pPr>
+            <w:r>
+              <w:rPr>
+                <w:rFonts w:ascii="Calibri" w:cs="Calibri" w:eastAsia="Calibri" w:hAnsi="Calibri"/>
+                <w:b w:val="false"/>
+                <w:bCs w:val="false"/>
+                <w:i w:val="false"/>
+                <w:iCs w:val="false"/>
+                <w:sz w:val="19"/>
+                <w:szCs w:val="19"/>
+              </w:rPr>
+              <w:t xml:space="preserve">"Turning each recipe into a point on a map of meaning, so you can find nearby ones. Every recipe has to pass through a small model called bge-small to get its point, and there are two million of them, which is hours of computing on a laptop. So we did not."</w:t>
+            </w:r>
+          </w:p>
+        </w:tc>
+      </w:tr>
+      <w:tr>
+        <w:tc>
+          <w:tcPr>
+            <w:tcW w:type="dxa" w:w="1900"/>
+            <w:tcMar>
+              <w:top w:type="dxa" w:w="60"/>
+              <w:left w:type="dxa" w:w="100"/>
+              <w:bottom w:type="dxa" w:w="60"/>
+              <w:right w:type="dxa" w:w="100"/>
+            </w:tcMar>
+          </w:tcPr>
+          <w:p>
+            <w:pPr>
+              <w:spacing w:after="0" w:line="252"/>
+            </w:pPr>
+            <w:r>
+              <w:rPr>
+                <w:rFonts w:ascii="Calibri" w:cs="Calibri" w:eastAsia="Calibri" w:hAnsi="Calibri"/>
+                <w:b w:val="false"/>
+                <w:bCs w:val="false"/>
+                <w:i w:val="false"/>
+                <w:iCs w:val="false"/>
+                <w:sz w:val="19"/>
+                <w:szCs w:val="19"/>
+              </w:rPr>
+              <w:t xml:space="preserve">BM25</w:t>
+            </w:r>
+          </w:p>
+        </w:tc>
+        <w:tc>
+          <w:tcPr>
+            <w:tcW w:type="dxa" w:w="3300"/>
+            <w:tcMar>
+              <w:top w:type="dxa" w:w="60"/>
+              <w:left w:type="dxa" w:w="100"/>
+              <w:bottom w:type="dxa" w:w="60"/>
+              <w:right w:type="dxa" w:w="100"/>
+            </w:tcMar>
+          </w:tcPr>
+          <w:p>
+            <w:pPr>
+              <w:spacing w:after="0" w:line="252"/>
+            </w:pPr>
+            <w:r>
+              <w:rPr>
+                <w:rFonts w:ascii="Calibri" w:cs="Calibri" w:eastAsia="Calibri" w:hAnsi="Calibri"/>
+                <w:b w:val="false"/>
+                <w:bCs w:val="false"/>
+                <w:i w:val="false"/>
+                <w:iCs w:val="false"/>
+                <w:sz w:val="19"/>
+                <w:szCs w:val="19"/>
+              </w:rPr>
+              <w:t xml:space="preserve">The standard scoring rule for word search: rare words count more, and a match in a short text counts more</w:t>
+            </w:r>
+          </w:p>
+        </w:tc>
+        <w:tc>
+          <w:tcPr>
+            <w:tcW w:type="dxa" w:w="4100"/>
+            <w:tcMar>
+              <w:top w:type="dxa" w:w="60"/>
+              <w:left w:type="dxa" w:w="100"/>
+              <w:bottom w:type="dxa" w:w="60"/>
+              <w:right w:type="dxa" w:w="100"/>
+            </w:tcMar>
+          </w:tcPr>
+          <w:p>
+            <w:pPr>
+              <w:spacing w:after="0" w:line="252"/>
+            </w:pPr>
+            <w:r>
+              <w:rPr>
+                <w:rFonts w:ascii="Calibri" w:cs="Calibri" w:eastAsia="Calibri" w:hAnsi="Calibri"/>
+                <w:b w:val="false"/>
+                <w:bCs w:val="false"/>
+                <w:i w:val="false"/>
+                <w:iCs w:val="false"/>
+                <w:sz w:val="19"/>
+                <w:szCs w:val="19"/>
+              </w:rPr>
+              <w:t xml:space="preserve">"The rule that decides which result is best in ordinary word search. Rare words count more than common ones, which is why we throw away words like salt."</w:t>
+            </w:r>
+          </w:p>
+        </w:tc>
+      </w:tr>
+      <w:tr>
+        <w:tc>
+          <w:tcPr>
+            <w:tcW w:type="dxa" w:w="1900"/>
+            <w:tcMar>
+              <w:top w:type="dxa" w:w="60"/>
+              <w:left w:type="dxa" w:w="100"/>
+              <w:bottom w:type="dxa" w:w="60"/>
+              <w:right w:type="dxa" w:w="100"/>
+            </w:tcMar>
+          </w:tcPr>
+          <w:p>
+            <w:pPr>
+              <w:spacing w:after="0" w:line="252"/>
+            </w:pPr>
+            <w:r>
+              <w:rPr>
+                <w:rFonts w:ascii="Calibri" w:cs="Calibri" w:eastAsia="Calibri" w:hAnsi="Calibri"/>
+                <w:b w:val="false"/>
+                <w:bCs w:val="false"/>
+                <w:i w:val="false"/>
+                <w:iCs w:val="false"/>
+                <w:sz w:val="19"/>
+                <w:szCs w:val="19"/>
+              </w:rPr>
+              <w:t xml:space="preserve">The databases</w:t>
+            </w:r>
+          </w:p>
+        </w:tc>
+        <w:tc>
+          <w:tcPr>
+            <w:tcW w:type="dxa" w:w="3300"/>
+            <w:tcMar>
+              <w:top w:type="dxa" w:w="60"/>
+              <w:left w:type="dxa" w:w="100"/>
+              <w:bottom w:type="dxa" w:w="60"/>
+              <w:right w:type="dxa" w:w="100"/>
+            </w:tcMar>
+          </w:tcPr>
+          <w:p>
+            <w:pPr>
+              <w:spacing w:after="0" w:line="252"/>
+            </w:pPr>
+            <w:r>
+              <w:rPr>
+                <w:rFonts w:ascii="Calibri" w:cs="Calibri" w:eastAsia="Calibri" w:hAnsi="Calibri"/>
+                <w:b w:val="false"/>
+                <w:bCs w:val="false"/>
+                <w:i w:val="false"/>
+                <w:iCs w:val="false"/>
+                <w:sz w:val="19"/>
+                <w:szCs w:val="19"/>
+              </w:rPr>
+              <w:t xml:space="preserve">SQLite with its FTS5 full-text extension for the recipe index and the Open Food Facts product list; IndexedDB in the browser for the household</w:t>
+            </w:r>
+          </w:p>
+        </w:tc>
+        <w:tc>
+          <w:tcPr>
+            <w:tcW w:type="dxa" w:w="4100"/>
+            <w:tcMar>
+              <w:top w:type="dxa" w:w="60"/>
+              <w:left w:type="dxa" w:w="100"/>
+              <w:bottom w:type="dxa" w:w="60"/>
+              <w:right w:type="dxa" w:w="100"/>
+            </w:tcMar>
+          </w:tcPr>
+          <w:p>
+            <w:pPr>
+              <w:spacing w:after="0" w:line="252"/>
+            </w:pPr>
+            <w:r>
+              <w:rPr>
+                <w:rFonts w:ascii="Calibri" w:cs="Calibri" w:eastAsia="Calibri" w:hAnsi="Calibri"/>
+                <w:b w:val="false"/>
+                <w:bCs w:val="false"/>
+                <w:i w:val="false"/>
+                <w:iCs w:val="false"/>
+                <w:sz w:val="19"/>
+                <w:szCs w:val="19"/>
+              </w:rPr>
+              <w:t xml:space="preserve">"Everything is SQLite, the small database that ships with everything, using its full-text search. The household's own data lives in the browser's own storage, IndexedDB, not on a server."</w:t>
+            </w:r>
+          </w:p>
+        </w:tc>
+      </w:tr>
+      <w:tr>
+        <w:tc>
+          <w:tcPr>
+            <w:tcW w:type="dxa" w:w="1900"/>
+            <w:tcMar>
+              <w:top w:type="dxa" w:w="60"/>
+              <w:left w:type="dxa" w:w="100"/>
+              <w:bottom w:type="dxa" w:w="60"/>
+              <w:right w:type="dxa" w:w="100"/>
+            </w:tcMar>
+          </w:tcPr>
+          <w:p>
+            <w:pPr>
+              <w:spacing w:after="0" w:line="252"/>
+            </w:pPr>
+            <w:r>
+              <w:rPr>
+                <w:rFonts w:ascii="Calibri" w:cs="Calibri" w:eastAsia="Calibri" w:hAnsi="Calibri"/>
+                <w:b w:val="false"/>
+                <w:bCs w:val="false"/>
+                <w:i w:val="false"/>
+                <w:iCs w:val="false"/>
+                <w:sz w:val="19"/>
+                <w:szCs w:val="19"/>
+              </w:rPr>
+              <w:t xml:space="preserve">RAG</w:t>
+            </w:r>
+          </w:p>
+        </w:tc>
+        <w:tc>
+          <w:tcPr>
+            <w:tcW w:type="dxa" w:w="3300"/>
+            <w:tcMar>
+              <w:top w:type="dxa" w:w="60"/>
+              <w:left w:type="dxa" w:w="100"/>
+              <w:bottom w:type="dxa" w:w="60"/>
+              <w:right w:type="dxa" w:w="100"/>
+            </w:tcMar>
+          </w:tcPr>
+          <w:p>
+            <w:pPr>
+              <w:spacing w:after="0" w:line="252"/>
+            </w:pPr>
+            <w:r>
+              <w:rPr>
+                <w:rFonts w:ascii="Calibri" w:cs="Calibri" w:eastAsia="Calibri" w:hAnsi="Calibri"/>
+                <w:b w:val="false"/>
+                <w:bCs w:val="false"/>
+                <w:i w:val="false"/>
+                <w:iCs w:val="false"/>
+                <w:sz w:val="19"/>
+                <w:szCs w:val="19"/>
+              </w:rPr>
+              <w:t xml:space="preserve">Retrieval-augmented generation: search first, then let the model write using what was found</w:t>
+            </w:r>
+          </w:p>
+        </w:tc>
+        <w:tc>
+          <w:tcPr>
+            <w:tcW w:type="dxa" w:w="4100"/>
+            <w:tcMar>
+              <w:top w:type="dxa" w:w="60"/>
+              <w:left w:type="dxa" w:w="100"/>
+              <w:bottom w:type="dxa" w:w="60"/>
+              <w:right w:type="dxa" w:w="100"/>
+            </w:tcMar>
+          </w:tcPr>
+          <w:p>
+            <w:pPr>
+              <w:spacing w:after="0" w:line="252"/>
+            </w:pPr>
+            <w:r>
+              <w:rPr>
+                <w:rFonts w:ascii="Calibri" w:cs="Calibri" w:eastAsia="Calibri" w:hAnsi="Calibri"/>
+                <w:b w:val="false"/>
+                <w:bCs w:val="false"/>
+                <w:i w:val="false"/>
+                <w:iCs w:val="false"/>
+                <w:sz w:val="19"/>
+                <w:szCs w:val="19"/>
+              </w:rPr>
+              <w:t xml:space="preserve">"Look it up, then write. The opposite of trying to teach the model everything in advance."</w:t>
+            </w:r>
+          </w:p>
+        </w:tc>
+      </w:tr>
+      <w:tr>
+        <w:tc>
+          <w:tcPr>
+            <w:tcW w:type="dxa" w:w="1900"/>
+            <w:tcMar>
+              <w:top w:type="dxa" w:w="60"/>
+              <w:left w:type="dxa" w:w="100"/>
+              <w:bottom w:type="dxa" w:w="60"/>
+              <w:right w:type="dxa" w:w="100"/>
+            </w:tcMar>
+          </w:tcPr>
+          <w:p>
+            <w:pPr>
+              <w:spacing w:after="0" w:line="252"/>
+            </w:pPr>
+            <w:r>
+              <w:rPr>
+                <w:rFonts w:ascii="Calibri" w:cs="Calibri" w:eastAsia="Calibri" w:hAnsi="Calibri"/>
+                <w:b w:val="false"/>
+                <w:bCs w:val="false"/>
+                <w:i w:val="false"/>
+                <w:iCs w:val="false"/>
+                <w:sz w:val="19"/>
+                <w:szCs w:val="19"/>
+              </w:rPr>
+              <w:t xml:space="preserve">LoRA, rank 16</w:t>
+            </w:r>
+          </w:p>
+        </w:tc>
+        <w:tc>
+          <w:tcPr>
+            <w:tcW w:type="dxa" w:w="3300"/>
+            <w:tcMar>
+              <w:top w:type="dxa" w:w="60"/>
+              <w:left w:type="dxa" w:w="100"/>
+              <w:bottom w:type="dxa" w:w="60"/>
+              <w:right w:type="dxa" w:w="100"/>
+            </w:tcMar>
+          </w:tcPr>
+          <w:p>
+            <w:pPr>
+              <w:spacing w:after="0" w:line="252"/>
+            </w:pPr>
+            <w:r>
+              <w:rPr>
+                <w:rFonts w:ascii="Calibri" w:cs="Calibri" w:eastAsia="Calibri" w:hAnsi="Calibri"/>
+                <w:b w:val="false"/>
+                <w:bCs w:val="false"/>
+                <w:i w:val="false"/>
+                <w:iCs w:val="false"/>
+                <w:sz w:val="19"/>
+                <w:szCs w:val="19"/>
+              </w:rPr>
+              <w:t xml:space="preserve">Freezing the model and training two small matrices per layer; the rank is how small</w:t>
+            </w:r>
+          </w:p>
+        </w:tc>
+        <w:tc>
+          <w:tcPr>
+            <w:tcW w:type="dxa" w:w="4100"/>
+            <w:tcMar>
+              <w:top w:type="dxa" w:w="60"/>
+              <w:left w:type="dxa" w:w="100"/>
+              <w:bottom w:type="dxa" w:w="60"/>
+              <w:right w:type="dxa" w:w="100"/>
+            </w:tcMar>
+          </w:tcPr>
+          <w:p>
+            <w:pPr>
+              <w:spacing w:after="0" w:line="252"/>
+            </w:pPr>
+            <w:r>
+              <w:rPr>
+                <w:rFonts w:ascii="Calibri" w:cs="Calibri" w:eastAsia="Calibri" w:hAnsi="Calibri"/>
+                <w:b w:val="false"/>
+                <w:bCs w:val="false"/>
+                <w:i w:val="false"/>
+                <w:iCs w:val="false"/>
+                <w:sz w:val="19"/>
+                <w:szCs w:val="19"/>
+              </w:rPr>
+              <w:t xml:space="preserve">"A cheap way to teach a model a new habit: you freeze it and train a small set of extra numbers beside it. Rank sixteen is the size of that set: nineteen million numbers for our model, against five billion in the model itself."</w:t>
+            </w:r>
+          </w:p>
+        </w:tc>
+      </w:tr>
+      <w:tr>
+        <w:tc>
+          <w:tcPr>
+            <w:tcW w:type="dxa" w:w="1900"/>
+            <w:tcMar>
+              <w:top w:type="dxa" w:w="60"/>
+              <w:left w:type="dxa" w:w="100"/>
+              <w:bottom w:type="dxa" w:w="60"/>
+              <w:right w:type="dxa" w:w="100"/>
+            </w:tcMar>
+          </w:tcPr>
+          <w:p>
+            <w:pPr>
+              <w:spacing w:after="0" w:line="252"/>
+            </w:pPr>
+            <w:r>
+              <w:rPr>
+                <w:rFonts w:ascii="Calibri" w:cs="Calibri" w:eastAsia="Calibri" w:hAnsi="Calibri"/>
+                <w:b w:val="false"/>
+                <w:bCs w:val="false"/>
+                <w:i w:val="false"/>
+                <w:iCs w:val="false"/>
+                <w:sz w:val="19"/>
+                <w:szCs w:val="19"/>
+              </w:rPr>
+              <w:t xml:space="preserve">Fine-tuning</w:t>
+            </w:r>
+          </w:p>
+        </w:tc>
+        <w:tc>
+          <w:tcPr>
+            <w:tcW w:type="dxa" w:w="3300"/>
+            <w:tcMar>
+              <w:top w:type="dxa" w:w="60"/>
+              <w:left w:type="dxa" w:w="100"/>
+              <w:bottom w:type="dxa" w:w="60"/>
+              <w:right w:type="dxa" w:w="100"/>
+            </w:tcMar>
+          </w:tcPr>
+          <w:p>
+            <w:pPr>
+              <w:spacing w:after="0" w:line="252"/>
+            </w:pPr>
+            <w:r>
+              <w:rPr>
+                <w:rFonts w:ascii="Calibri" w:cs="Calibri" w:eastAsia="Calibri" w:hAnsi="Calibri"/>
+                <w:b w:val="false"/>
+                <w:bCs w:val="false"/>
+                <w:i w:val="false"/>
+                <w:iCs w:val="false"/>
+                <w:sz w:val="19"/>
+                <w:szCs w:val="19"/>
+              </w:rPr>
+              <w:t xml:space="preserve">Continuing to train the model on your own examples</w:t>
+            </w:r>
+          </w:p>
+        </w:tc>
+        <w:tc>
+          <w:tcPr>
+            <w:tcW w:type="dxa" w:w="4100"/>
+            <w:tcMar>
+              <w:top w:type="dxa" w:w="60"/>
+              <w:left w:type="dxa" w:w="100"/>
+              <w:bottom w:type="dxa" w:w="60"/>
+              <w:right w:type="dxa" w:w="100"/>
+            </w:tcMar>
+          </w:tcPr>
+          <w:p>
+            <w:pPr>
+              <w:spacing w:after="0" w:line="252"/>
+            </w:pPr>
+            <w:r>
+              <w:rPr>
+                <w:rFonts w:ascii="Calibri" w:cs="Calibri" w:eastAsia="Calibri" w:hAnsi="Calibri"/>
+                <w:b w:val="false"/>
+                <w:bCs w:val="false"/>
+                <w:i w:val="false"/>
+                <w:iCs w:val="false"/>
+                <w:sz w:val="19"/>
+                <w:szCs w:val="19"/>
+              </w:rPr>
+              <w:t xml:space="preserve">"Retraining the model on your own data. The full version needs about eighty gigabytes of graphics memory for this model, so it is not happening on a laptop."</w:t>
+            </w:r>
+          </w:p>
+        </w:tc>
+      </w:tr>
+      <w:tr>
+        <w:tc>
+          <w:tcPr>
+            <w:tcW w:type="dxa" w:w="1900"/>
+            <w:tcMar>
+              <w:top w:type="dxa" w:w="60"/>
+              <w:left w:type="dxa" w:w="100"/>
+              <w:bottom w:type="dxa" w:w="60"/>
+              <w:right w:type="dxa" w:w="100"/>
+            </w:tcMar>
+          </w:tcPr>
+          <w:p>
+            <w:pPr>
+              <w:spacing w:after="0" w:line="252"/>
+            </w:pPr>
+            <w:r>
+              <w:rPr>
+                <w:rFonts w:ascii="Calibri" w:cs="Calibri" w:eastAsia="Calibri" w:hAnsi="Calibri"/>
+                <w:b w:val="false"/>
+                <w:bCs w:val="false"/>
+                <w:i w:val="false"/>
+                <w:iCs w:val="false"/>
+                <w:sz w:val="19"/>
+                <w:szCs w:val="19"/>
+              </w:rPr>
+              <w:t xml:space="preserve">Schema-constrained output</w:t>
+            </w:r>
+          </w:p>
+        </w:tc>
+        <w:tc>
+          <w:tcPr>
+            <w:tcW w:type="dxa" w:w="3300"/>
+            <w:tcMar>
+              <w:top w:type="dxa" w:w="60"/>
+              <w:left w:type="dxa" w:w="100"/>
+              <w:bottom w:type="dxa" w:w="60"/>
+              <w:right w:type="dxa" w:w="100"/>
+            </w:tcMar>
+          </w:tcPr>
+          <w:p>
+            <w:pPr>
+              <w:spacing w:after="0" w:line="252"/>
+            </w:pPr>
+            <w:r>
+              <w:rPr>
+                <w:rFonts w:ascii="Calibri" w:cs="Calibri" w:eastAsia="Calibri" w:hAnsi="Calibri"/>
+                <w:b w:val="false"/>
+                <w:bCs w:val="false"/>
+                <w:i w:val="false"/>
+                <w:iCs w:val="false"/>
+                <w:sz w:val="19"/>
+                <w:szCs w:val="19"/>
+              </w:rPr>
+              <w:t xml:space="preserve">The runtime refuses any token that would break the required JSON shape</w:t>
+            </w:r>
+          </w:p>
+        </w:tc>
+        <w:tc>
+          <w:tcPr>
+            <w:tcW w:type="dxa" w:w="4100"/>
+            <w:tcMar>
+              <w:top w:type="dxa" w:w="60"/>
+              <w:left w:type="dxa" w:w="100"/>
+              <w:bottom w:type="dxa" w:w="60"/>
+              <w:right w:type="dxa" w:w="100"/>
+            </w:tcMar>
+          </w:tcPr>
+          <w:p>
+            <w:pPr>
+              <w:spacing w:after="0" w:line="252"/>
+            </w:pPr>
+            <w:r>
+              <w:rPr>
+                <w:rFonts w:ascii="Calibri" w:cs="Calibri" w:eastAsia="Calibri" w:hAnsi="Calibri"/>
+                <w:b w:val="false"/>
+                <w:bCs w:val="false"/>
+                <w:i w:val="false"/>
+                <w:iCs w:val="false"/>
+                <w:sz w:val="19"/>
+                <w:szCs w:val="19"/>
+              </w:rPr>
+              <w:t xml:space="preserve">"We hand it a form to fill in, and the software physically cannot let it write outside the boxes."</w:t>
+            </w:r>
+          </w:p>
+        </w:tc>
+      </w:tr>
+      <w:tr>
+        <w:tc>
+          <w:tcPr>
+            <w:tcW w:type="dxa" w:w="1900"/>
+            <w:tcMar>
+              <w:top w:type="dxa" w:w="60"/>
+              <w:left w:type="dxa" w:w="100"/>
+              <w:bottom w:type="dxa" w:w="60"/>
+              <w:right w:type="dxa" w:w="100"/>
+            </w:tcMar>
+          </w:tcPr>
+          <w:p>
+            <w:pPr>
+              <w:spacing w:after="0" w:line="252"/>
+            </w:pPr>
+            <w:r>
+              <w:rPr>
+                <w:rFonts w:ascii="Calibri" w:cs="Calibri" w:eastAsia="Calibri" w:hAnsi="Calibri"/>
+                <w:b w:val="false"/>
+                <w:bCs w:val="false"/>
+                <w:i w:val="false"/>
+                <w:iCs w:val="false"/>
+                <w:sz w:val="19"/>
+                <w:szCs w:val="19"/>
+              </w:rPr>
+              <w:t xml:space="preserve">Hallucination</w:t>
+            </w:r>
+          </w:p>
+        </w:tc>
+        <w:tc>
+          <w:tcPr>
+            <w:tcW w:type="dxa" w:w="3300"/>
+            <w:tcMar>
+              <w:top w:type="dxa" w:w="60"/>
+              <w:left w:type="dxa" w:w="100"/>
+              <w:bottom w:type="dxa" w:w="60"/>
+              <w:right w:type="dxa" w:w="100"/>
+            </w:tcMar>
+          </w:tcPr>
+          <w:p>
+            <w:pPr>
+              <w:spacing w:after="0" w:line="252"/>
+            </w:pPr>
+            <w:r>
+              <w:rPr>
+                <w:rFonts w:ascii="Calibri" w:cs="Calibri" w:eastAsia="Calibri" w:hAnsi="Calibri"/>
+                <w:b w:val="false"/>
+                <w:bCs w:val="false"/>
+                <w:i w:val="false"/>
+                <w:iCs w:val="false"/>
+                <w:sz w:val="19"/>
+                <w:szCs w:val="19"/>
+              </w:rPr>
+              <w:t xml:space="preserve">A confident statement that is not true</w:t>
+            </w:r>
+          </w:p>
+        </w:tc>
+        <w:tc>
+          <w:tcPr>
+            <w:tcW w:type="dxa" w:w="4100"/>
+            <w:tcMar>
+              <w:top w:type="dxa" w:w="60"/>
+              <w:left w:type="dxa" w:w="100"/>
+              <w:bottom w:type="dxa" w:w="60"/>
+              <w:right w:type="dxa" w:w="100"/>
+            </w:tcMar>
+          </w:tcPr>
+          <w:p>
+            <w:pPr>
+              <w:spacing w:after="0" w:line="252"/>
+            </w:pPr>
+            <w:r>
+              <w:rPr>
+                <w:rFonts w:ascii="Calibri" w:cs="Calibri" w:eastAsia="Calibri" w:hAnsi="Calibri"/>
+                <w:b w:val="false"/>
+                <w:bCs w:val="false"/>
+                <w:i w:val="false"/>
+                <w:iCs w:val="false"/>
+                <w:sz w:val="19"/>
+                <w:szCs w:val="19"/>
+              </w:rPr>
+              <w:t xml:space="preserve">"When it says something wrong with complete confidence. That is what all our checks are for."</w:t>
+            </w:r>
+          </w:p>
+        </w:tc>
+      </w:tr>
+      <w:tr>
+        <w:tc>
+          <w:tcPr>
+            <w:tcW w:type="dxa" w:w="1900"/>
+            <w:tcMar>
+              <w:top w:type="dxa" w:w="60"/>
+              <w:left w:type="dxa" w:w="100"/>
+              <w:bottom w:type="dxa" w:w="60"/>
+              <w:right w:type="dxa" w:w="100"/>
+            </w:tcMar>
+          </w:tcPr>
+          <w:p>
+            <w:pPr>
+              <w:spacing w:after="0" w:line="252"/>
+            </w:pPr>
+            <w:r>
+              <w:rPr>
+                <w:rFonts w:ascii="Calibri" w:cs="Calibri" w:eastAsia="Calibri" w:hAnsi="Calibri"/>
+                <w:b w:val="false"/>
+                <w:bCs w:val="false"/>
+                <w:i w:val="false"/>
+                <w:iCs w:val="false"/>
+                <w:sz w:val="19"/>
+                <w:szCs w:val="19"/>
+              </w:rPr>
+              <w:t xml:space="preserve">Whisper, Parakeet, Kokoro</w:t>
+            </w:r>
+          </w:p>
+        </w:tc>
+        <w:tc>
+          <w:tcPr>
+            <w:tcW w:type="dxa" w:w="3300"/>
+            <w:tcMar>
+              <w:top w:type="dxa" w:w="60"/>
+              <w:left w:type="dxa" w:w="100"/>
+              <w:bottom w:type="dxa" w:w="60"/>
+              <w:right w:type="dxa" w:w="100"/>
+            </w:tcMar>
+          </w:tcPr>
+          <w:p>
+            <w:pPr>
+              <w:spacing w:after="0" w:line="252"/>
+            </w:pPr>
+            <w:r>
+              <w:rPr>
+                <w:rFonts w:ascii="Calibri" w:cs="Calibri" w:eastAsia="Calibri" w:hAnsi="Calibri"/>
+                <w:b w:val="false"/>
+                <w:bCs w:val="false"/>
+                <w:i w:val="false"/>
+                <w:iCs w:val="false"/>
+                <w:sz w:val="19"/>
+                <w:szCs w:val="19"/>
+              </w:rPr>
+              <w:t xml:space="preserve">Speech-to-text models, and a text-to-speech model</w:t>
+            </w:r>
+          </w:p>
+        </w:tc>
+        <w:tc>
+          <w:tcPr>
+            <w:tcW w:type="dxa" w:w="4100"/>
+            <w:tcMar>
+              <w:top w:type="dxa" w:w="60"/>
+              <w:left w:type="dxa" w:w="100"/>
+              <w:bottom w:type="dxa" w:w="60"/>
+              <w:right w:type="dxa" w:w="100"/>
+            </w:tcMar>
+          </w:tcPr>
+          <w:p>
+            <w:pPr>
+              <w:spacing w:after="0" w:line="252"/>
+            </w:pPr>
+            <w:r>
+              <w:rPr>
+                <w:rFonts w:ascii="Calibri" w:cs="Calibri" w:eastAsia="Calibri" w:hAnsi="Calibri"/>
+                <w:b w:val="false"/>
+                <w:bCs w:val="false"/>
+                <w:i w:val="false"/>
+                <w:iCs w:val="false"/>
+                <w:sz w:val="19"/>
+                <w:szCs w:val="19"/>
+              </w:rPr>
+              <w:t xml:space="preserve">"Two small models for hearing and one for the voice, all on the laptop."</w:t>
             </w:r>
           </w:p>
         </w:tc>
       </w:tr>
     </w:tbl>
-    <w:p>
-      <w:pPr>
-        <w:spacing w:after="240" w:before="80"/>
-        <w:jc w:val="center"/>
-      </w:pPr>
-      <w:r>
-        <w:rPr>
-          <w:rFonts w:ascii="Calibri" w:cs="Calibri" w:eastAsia="Calibri" w:hAnsi="Calibri"/>
-          <w:i/>
-          <w:iCs/>
-          <w:color w:val="555555"/>
-          <w:sz w:val="20"/>
-          <w:szCs w:val="20"/>
-        </w:rPr>
-        <w:t xml:space="preserve">Five-minute version, total about 5:00.</w:t>
-      </w:r>
-    </w:p>
     <w:p>
       <w:pPr>
         <w:pStyle w:val="Heading1"/>
@@ -4284,7 +5455,7 @@
                 <w:sz w:val="19"/>
                 <w:szCs w:val="19"/>
               </w:rPr>
-              <w:t xml:space="preserve">"Bob" isn't heard</w:t>
+              <w:t xml:space="preserve">"Bob" isn't heard in cooking mode</w:t>
             </w:r>
           </w:p>
         </w:tc>
@@ -4312,7 +5483,7 @@
                 <w:sz w:val="19"/>
                 <w:szCs w:val="19"/>
               </w:rPr>
-              <w:t xml:space="preserve">"The wake word runs on Chrome's online recogniser."</w:t>
+              <w:t xml:space="preserve">"That one is transcribed on the machine, so let me just press to talk."</w:t>
             </w:r>
           </w:p>
         </w:tc>
@@ -4340,7 +5511,7 @@
                 <w:sz w:val="19"/>
                 <w:szCs w:val="19"/>
               </w:rPr>
-              <w:t xml:space="preserve">Type the request in the chef chat instead.</w:t>
+              <w:t xml:space="preserve">Tap the Talk button and say the command without the name.</w:t>
             </w:r>
           </w:p>
         </w:tc>
@@ -4802,7 +5973,7 @@
         <w:rPr>
           <w:rFonts w:ascii="Calibri" w:cs="Calibri" w:eastAsia="Calibri" w:hAnsi="Calibri"/>
         </w:rPr>
-        <w:t xml:space="preserve">Part 5. Questions the jury may ask</w:t>
+        <w:t xml:space="preserve">Part 5. Questions to expect</w:t>
       </w:r>
     </w:p>
     <w:tbl>
@@ -4911,7 +6082,7 @@
                 <w:sz w:val="19"/>
                 <w:szCs w:val="19"/>
               </w:rPr>
-              <w:t xml:space="preserve">Why not just use ChatGPT or Claude?</w:t>
+              <w:t xml:space="preserve">Is 128,000 tokens a lot?</w:t>
             </w:r>
           </w:p>
         </w:tc>
@@ -4939,7 +6110,7 @@
                 <w:sz w:val="19"/>
                 <w:szCs w:val="19"/>
               </w:rPr>
-              <w:t xml:space="preserve">The course asked us to run the model ourselves. It also makes the product better in some ways: your fridge stays private, it costs nothing per question, and it works offline, apart from the wake word.</w:t>
+              <w:t xml:space="preserve">It is about 98,000 words, roughly a 200-page paperback. We deliberately use 8,192, about twelve pages, because the model reads the whole request before writing anything and every page costs waiting time.</w:t>
             </w:r>
           </w:p>
         </w:tc>
@@ -4969,7 +6140,7 @@
                 <w:sz w:val="19"/>
                 <w:szCs w:val="19"/>
               </w:rPr>
-              <w:t xml:space="preserve">Why RAG and not fine-tuning?</w:t>
+              <w:t xml:space="preserve">Why load only 8,192 then?</w:t>
             </w:r>
           </w:p>
         </w:tc>
@@ -4997,7 +6168,7 @@
                 <w:sz w:val="19"/>
                 <w:szCs w:val="19"/>
               </w:rPr>
-              <w:t xml:space="preserve">The knowledge changes every day or needs a source: a fridge and 2 million recipes. The course says that's retrieval. Fine-tuning fixes behaviour, and we computed it: 40 million parameters, a couple of GPU hours, stage two.</w:t>
+              <w:t xml:space="preserve">Speed, not memory. Twelve pages of context is more than a recipe request needs, and reading more would make every answer slower on a laptop.</w:t>
             </w:r>
           </w:p>
         </w:tc>
@@ -5027,7 +6198,7 @@
                 <w:sz w:val="19"/>
                 <w:szCs w:val="19"/>
               </w:rPr>
-              <w:t xml:space="preserve">Why Gemma 4 E2B?</w:t>
+              <w:t xml:space="preserve">What is the cache, and why does 8,192 tokens cost 70 MB?</w:t>
             </w:r>
           </w:p>
         </w:tc>
@@ -5055,7 +6226,7 @@
                 <w:sz w:val="19"/>
                 <w:szCs w:val="19"/>
               </w:rPr>
-              <w:t xml:space="preserve">It was the best balance on 16 GB: about 3.6 GB, 15 tokens per second, good enough recipes, room for voice. Bigger models starved the voice or thought for 26 minutes; smaller ones wrote bad recipes.</w:t>
+              <w:t xml:space="preserve">The notes the model keeps about the conversation so it does not reread it for every word. They cost about a kilobyte per token per layer. This model keeps a single shared set of notes rather than eight, and most of its layers only look back one page, so twelve pages cost about 70 MB instead of roughly 300.</w:t>
             </w:r>
           </w:p>
         </w:tc>
@@ -5085,7 +6256,7 @@
                 <w:sz w:val="19"/>
                 <w:szCs w:val="19"/>
               </w:rPr>
-              <w:t xml:space="preserve">What does "2.3 billion effective, 5.1 billion total" mean?</w:t>
+              <w:t xml:space="preserve">Does an M4 have a GPU?</w:t>
             </w:r>
           </w:p>
         </w:tc>
@@ -5113,7 +6284,7 @@
                 <w:sz w:val="19"/>
                 <w:szCs w:val="19"/>
               </w:rPr>
-              <w:t xml:space="preserve">Much of the model is in per-layer embedding tables that are cheap to hold and compute. It has the knowledge of a 5B model at roughly the cost of a 2B one.</w:t>
+              <w:t xml:space="preserve">Yes, built into the chip: ten graphics cores on this machine. It shares one pool of memory with the processor, which is why a laptop with no separate graphics card can run the model.</w:t>
             </w:r>
           </w:p>
         </w:tc>
@@ -5143,7 +6314,7 @@
                 <w:sz w:val="19"/>
                 <w:szCs w:val="19"/>
               </w:rPr>
-              <w:t xml:space="preserve">The card says 128K context. Why only 8,000?</w:t>
+              <w:t xml:space="preserve">What is MLX, and what is GGUF?</w:t>
             </w:r>
           </w:p>
         </w:tc>
@@ -5171,7 +6342,7 @@
                 <w:sz w:val="19"/>
                 <w:szCs w:val="19"/>
               </w:rPr>
-              <w:t xml:space="preserve">Because on a laptop every prompt token is read before the answer starts, and the cache shares memory with the voice. The window that matters is the one the user is willing to wait for.</w:t>
+              <w:t xml:space="preserve">MLX is Apple's toolkit for running models on Apple chips, and the format our model comes in. GGUF is the other common format, used by the portable engine behind most local tools, and what the Windows machines use.</w:t>
             </w:r>
           </w:p>
         </w:tc>
@@ -5201,7 +6372,7 @@
                 <w:sz w:val="19"/>
                 <w:szCs w:val="19"/>
               </w:rPr>
-              <w:t xml:space="preserve">Why not embeddings for retrieval?</w:t>
+              <w:t xml:space="preserve">What does 4-bit quantised mean?</w:t>
             </w:r>
           </w:p>
         </w:tc>
@@ -5229,7 +6400,7 @@
                 <w:sz w:val="19"/>
                 <w:szCs w:val="19"/>
               </w:rPr>
-              <w:t xml:space="preserve">We built that prototype. Embedding 2.1 million recipes takes hours on a laptop. Our queries are mostly ingredient lists, which word search handles well. Re-ranking the top results with embeddings is our next step.</w:t>
+              <w:t xml:space="preserve">Each number is stored in four bits instead of sixteen: sixteen possible values instead of sixty-five thousand. The weight file goes from 10.25 GB to 4.34 GB. What it needs in memory is less again, because roughly half of this model is lookup tables read a row at a time rather than held resident.</w:t>
             </w:r>
           </w:p>
         </w:tc>
@@ -5259,7 +6430,7 @@
                 <w:sz w:val="19"/>
                 <w:szCs w:val="19"/>
               </w:rPr>
-              <w:t xml:space="preserve">How do you stop hallucinations?</w:t>
+              <w:t xml:space="preserve">What does indexing mean?</w:t>
             </w:r>
           </w:p>
         </w:tc>
@@ -5287,7 +6458,7 @@
                 <w:sz w:val="19"/>
                 <w:szCs w:val="19"/>
               </w:rPr>
-              <w:t xml:space="preserve">Real recipes as reference, output forced into a schema, and Python checks on times, ingredients and portions, with one retry. What's still wrong is shown to the user, not hidden.</w:t>
+              <w:t xml:space="preserve">Reading all 2,119,522 recipes of the Kaiser1308/CookingRecipes dataset once, in advance, and writing a lookup table, like the index at the back of a book. After that, searching does not touch the recipes themselves.</w:t>
             </w:r>
           </w:p>
         </w:tc>
@@ -5317,7 +6488,7 @@
                 <w:sz w:val="19"/>
                 <w:szCs w:val="19"/>
               </w:rPr>
-              <w:t xml:space="preserve">How did you evaluate it?</w:t>
+              <w:t xml:space="preserve">What is an embedding, and why would it take hours?</w:t>
             </w:r>
           </w:p>
         </w:tc>
@@ -5345,7 +6516,7 @@
                 <w:sz w:val="19"/>
                 <w:szCs w:val="19"/>
               </w:rPr>
-              <w:t xml:space="preserve">Not with perplexity: there's no reference answer for "dinner from this fridge". We measured speed, search time and recipe checks, and ran small controlled tests, like the step-drift experiment.</w:t>
+              <w:t xml:space="preserve">Turning each recipe into a list of numbers that places it by meaning, so similar recipes sit near each other. Every recipe has to pass through a small model, bge-small-en-v1.5, and two million of them is hours of computing on a laptop, which is why we kept word search instead. The prototype that does it with ChromaDB is still in the repository.</w:t>
             </w:r>
           </w:p>
         </w:tc>
@@ -5375,7 +6546,7 @@
                 <w:sz w:val="19"/>
                 <w:szCs w:val="19"/>
               </w:rPr>
-              <w:t xml:space="preserve">Does 4-bit hurt quality?</w:t>
+              <w:t xml:space="preserve">What is BM25?</w:t>
             </w:r>
           </w:p>
         </w:tc>
@@ -5403,7 +6574,7 @@
                 <w:sz w:val="19"/>
                 <w:szCs w:val="19"/>
               </w:rPr>
-              <w:t xml:space="preserve">A little. It's what lets a 5-billion-parameter model fit in 3.6 GB. We judged it on our own task, and the recipes were good enough.</w:t>
+              <w:t xml:space="preserve">The standard scoring rule for word search: rare words count for more than common ones, and a match in a short text counts for more than in a long one.</w:t>
             </w:r>
           </w:p>
         </w:tc>
@@ -5433,7 +6604,7 @@
                 <w:sz w:val="19"/>
                 <w:szCs w:val="19"/>
               </w:rPr>
-              <w:t xml:space="preserve">What about French?</w:t>
+              <w:t xml:space="preserve">Which database?</w:t>
             </w:r>
           </w:p>
         </w:tc>
@@ -5461,7 +6632,7 @@
                 <w:sz w:val="19"/>
                 <w:szCs w:val="19"/>
               </w:rPr>
-              <w:t xml:space="preserve">Gemma speaks French, the speech recogniser can be switched to French, and Kokoro has one French voice. The recipe corpus is in English, so the model translates as it writes.</w:t>
+              <w:t xml:space="preserve">SQLite with its FTS5 full-text search extension: one file holds the index of Kaiser1308/CookingRecipes, another the products from Open Food Facts. The household's own data lives in the browser's IndexedDB, never on a server.</w:t>
             </w:r>
           </w:p>
         </w:tc>
@@ -5491,7 +6662,7 @@
                 <w:sz w:val="19"/>
                 <w:szCs w:val="19"/>
               </w:rPr>
-              <w:t xml:space="preserve">What would you do with another week?</w:t>
+              <w:t xml:space="preserve">What is LoRA, and what does rank 16 mean?</w:t>
             </w:r>
           </w:p>
         </w:tc>
@@ -5519,7 +6690,355 @@
                 <w:sz w:val="19"/>
                 <w:szCs w:val="19"/>
               </w:rPr>
-              <w:t xml:space="preserve">Ship the step-drift fix, run the LoRA on an NVIDIA machine and compare with the untuned model, add embedding re-ranking, and move the wake word onto the device.</w:t>
+              <w:t xml:space="preserve">A cheap way to teach a model a new habit: you freeze the model and train a small set of extra numbers beside it. The rank is the size of that set. At rank 16 on our model it is 18.9 million numbers against 5.1 billion in the model, about a third of a percent.</w:t>
+            </w:r>
+          </w:p>
+        </w:tc>
+      </w:tr>
+      <w:tr>
+        <w:tc>
+          <w:tcPr>
+            <w:tcW w:type="dxa" w:w="3000"/>
+            <w:tcMar>
+              <w:top w:type="dxa" w:w="60"/>
+              <w:left w:type="dxa" w:w="100"/>
+              <w:bottom w:type="dxa" w:w="60"/>
+              <w:right w:type="dxa" w:w="100"/>
+            </w:tcMar>
+          </w:tcPr>
+          <w:p>
+            <w:pPr>
+              <w:spacing w:after="0" w:line="252"/>
+            </w:pPr>
+            <w:r>
+              <w:rPr>
+                <w:rFonts w:ascii="Calibri" w:cs="Calibri" w:eastAsia="Calibri" w:hAnsi="Calibri"/>
+                <w:b w:val="false"/>
+                <w:bCs w:val="false"/>
+                <w:i w:val="false"/>
+                <w:iCs w:val="false"/>
+                <w:sz w:val="19"/>
+                <w:szCs w:val="19"/>
+              </w:rPr>
+              <w:t xml:space="preserve">Why do you quote a 7-billion model when you run Gemma E2B?</w:t>
+            </w:r>
+          </w:p>
+        </w:tc>
+        <w:tc>
+          <w:tcPr>
+            <w:tcW w:type="dxa" w:w="6300"/>
+            <w:tcMar>
+              <w:top w:type="dxa" w:w="60"/>
+              <w:left w:type="dxa" w:w="100"/>
+              <w:bottom w:type="dxa" w:w="60"/>
+              <w:right w:type="dxa" w:w="100"/>
+            </w:tcMar>
+          </w:tcPr>
+          <w:p>
+            <w:pPr>
+              <w:spacing w:after="0" w:line="252"/>
+            </w:pPr>
+            <w:r>
+              <w:rPr>
+                <w:rFonts w:ascii="Calibri" w:cs="Calibri" w:eastAsia="Calibri" w:hAnsi="Calibri"/>
+                <w:b w:val="false"/>
+                <w:bCs w:val="false"/>
+                <w:i w:val="false"/>
+                <w:iCs w:val="false"/>
+                <w:sz w:val="19"/>
+                <w:szCs w:val="19"/>
+              </w:rPr>
+              <w:t xml:space="preserve">Because our training scripts were written for Qwen 7B before we moved the demo to Gemma. On Gemma the same method is 18.9 million trainable numbers and a full retrain would need about 80 GB of graphics memory; on the 7B it is 40 million and about 120 GB. Both are in the report.</w:t>
+            </w:r>
+          </w:p>
+        </w:tc>
+      </w:tr>
+      <w:tr>
+        <w:tc>
+          <w:tcPr>
+            <w:tcW w:type="dxa" w:w="3000"/>
+            <w:tcMar>
+              <w:top w:type="dxa" w:w="60"/>
+              <w:left w:type="dxa" w:w="100"/>
+              <w:bottom w:type="dxa" w:w="60"/>
+              <w:right w:type="dxa" w:w="100"/>
+            </w:tcMar>
+          </w:tcPr>
+          <w:p>
+            <w:pPr>
+              <w:spacing w:after="0" w:line="252"/>
+            </w:pPr>
+            <w:r>
+              <w:rPr>
+                <w:rFonts w:ascii="Calibri" w:cs="Calibri" w:eastAsia="Calibri" w:hAnsi="Calibri"/>
+                <w:b w:val="false"/>
+                <w:bCs w:val="false"/>
+                <w:i w:val="false"/>
+                <w:iCs w:val="false"/>
+                <w:sz w:val="19"/>
+                <w:szCs w:val="19"/>
+              </w:rPr>
+              <w:t xml:space="preserve">Why didn't you train it on recipes?</w:t>
+            </w:r>
+          </w:p>
+        </w:tc>
+        <w:tc>
+          <w:tcPr>
+            <w:tcW w:type="dxa" w:w="6300"/>
+            <w:tcMar>
+              <w:top w:type="dxa" w:w="60"/>
+              <w:left w:type="dxa" w:w="100"/>
+              <w:bottom w:type="dxa" w:w="60"/>
+              <w:right w:type="dxa" w:w="100"/>
+            </w:tcMar>
+          </w:tcPr>
+          <w:p>
+            <w:pPr>
+              <w:spacing w:after="0" w:line="252"/>
+            </w:pPr>
+            <w:r>
+              <w:rPr>
+                <w:rFonts w:ascii="Calibri" w:cs="Calibri" w:eastAsia="Calibri" w:hAnsi="Calibri"/>
+                <w:b w:val="false"/>
+                <w:bCs w:val="false"/>
+                <w:i w:val="false"/>
+                <w:iCs w:val="false"/>
+                <w:sz w:val="19"/>
+                <w:szCs w:val="19"/>
+              </w:rPr>
+              <w:t xml:space="preserve">Because Gemma already cooks well in general; what it lacks is your kitchen tonight and the exact recipe, and both change daily. Training freezes knowledge at training time, a lookup is always current, and a looked-up recipe comes with its source. We built the pipeline anyway and costed it: 18.9 million extra numbers with LoRA on Gemma, an hour or two on one gaming GPU.</w:t>
+            </w:r>
+          </w:p>
+        </w:tc>
+      </w:tr>
+      <w:tr>
+        <w:tc>
+          <w:tcPr>
+            <w:tcW w:type="dxa" w:w="3000"/>
+            <w:tcMar>
+              <w:top w:type="dxa" w:w="60"/>
+              <w:left w:type="dxa" w:w="100"/>
+              <w:bottom w:type="dxa" w:w="60"/>
+              <w:right w:type="dxa" w:w="100"/>
+            </w:tcMar>
+          </w:tcPr>
+          <w:p>
+            <w:pPr>
+              <w:spacing w:after="0" w:line="252"/>
+            </w:pPr>
+            <w:r>
+              <w:rPr>
+                <w:rFonts w:ascii="Calibri" w:cs="Calibri" w:eastAsia="Calibri" w:hAnsi="Calibri"/>
+                <w:b w:val="false"/>
+                <w:bCs w:val="false"/>
+                <w:i w:val="false"/>
+                <w:iCs w:val="false"/>
+                <w:sz w:val="19"/>
+                <w:szCs w:val="19"/>
+              </w:rPr>
+              <w:t xml:space="preserve">What did you use before, and why did you change?</w:t>
+            </w:r>
+          </w:p>
+        </w:tc>
+        <w:tc>
+          <w:tcPr>
+            <w:tcW w:type="dxa" w:w="6300"/>
+            <w:tcMar>
+              <w:top w:type="dxa" w:w="60"/>
+              <w:left w:type="dxa" w:w="100"/>
+              <w:bottom w:type="dxa" w:w="60"/>
+              <w:right w:type="dxa" w:w="100"/>
+            </w:tcMar>
+          </w:tcPr>
+          <w:p>
+            <w:pPr>
+              <w:spacing w:after="0" w:line="252"/>
+            </w:pPr>
+            <w:r>
+              <w:rPr>
+                <w:rFonts w:ascii="Calibri" w:cs="Calibri" w:eastAsia="Calibri" w:hAnsi="Calibri"/>
+                <w:b w:val="false"/>
+                <w:bCs w:val="false"/>
+                <w:i w:val="false"/>
+                <w:iCs w:val="false"/>
+                <w:sz w:val="19"/>
+                <w:szCs w:val="19"/>
+              </w:rPr>
+              <w:t xml:space="preserve">Chat model: a cloud model on day one, then Qwen 2.5 7B (too much memory beside the voice), then Qwen 3.5 9B (reasoning mode, 26 minutes on one recipe), then Gemma 4 E2B. Listening: OpenAI's Whisper on the processor, replaced by NVIDIA's Parakeet on the graphics cores through MLX; Whisper stays as the fallback on Windows. Voice: Kokoro from the start, chosen over Piper for how it sounds.</w:t>
+            </w:r>
+          </w:p>
+        </w:tc>
+      </w:tr>
+      <w:tr>
+        <w:tc>
+          <w:tcPr>
+            <w:tcW w:type="dxa" w:w="3000"/>
+            <w:tcMar>
+              <w:top w:type="dxa" w:w="60"/>
+              <w:left w:type="dxa" w:w="100"/>
+              <w:bottom w:type="dxa" w:w="60"/>
+              <w:right w:type="dxa" w:w="100"/>
+            </w:tcMar>
+          </w:tcPr>
+          <w:p>
+            <w:pPr>
+              <w:spacing w:after="0" w:line="252"/>
+            </w:pPr>
+            <w:r>
+              <w:rPr>
+                <w:rFonts w:ascii="Calibri" w:cs="Calibri" w:eastAsia="Calibri" w:hAnsi="Calibri"/>
+                <w:b w:val="false"/>
+                <w:bCs w:val="false"/>
+                <w:i w:val="false"/>
+                <w:iCs w:val="false"/>
+                <w:sz w:val="19"/>
+                <w:szCs w:val="19"/>
+              </w:rPr>
+              <w:t xml:space="preserve">Why not just use ChatGPT?</w:t>
+            </w:r>
+          </w:p>
+        </w:tc>
+        <w:tc>
+          <w:tcPr>
+            <w:tcW w:type="dxa" w:w="6300"/>
+            <w:tcMar>
+              <w:top w:type="dxa" w:w="60"/>
+              <w:left w:type="dxa" w:w="100"/>
+              <w:bottom w:type="dxa" w:w="60"/>
+              <w:right w:type="dxa" w:w="100"/>
+            </w:tcMar>
+          </w:tcPr>
+          <w:p>
+            <w:pPr>
+              <w:spacing w:after="0" w:line="252"/>
+            </w:pPr>
+            <w:r>
+              <w:rPr>
+                <w:rFonts w:ascii="Calibri" w:cs="Calibri" w:eastAsia="Calibri" w:hAnsi="Calibri"/>
+                <w:b w:val="false"/>
+                <w:bCs w:val="false"/>
+                <w:i w:val="false"/>
+                <w:iCs w:val="false"/>
+                <w:sz w:val="19"/>
+                <w:szCs w:val="19"/>
+              </w:rPr>
+              <w:t xml:space="preserve">Running it ourselves was the point of the exercise, and it changes the product: your kitchen never leaves the laptop, there is no cost per question, and it works without internet.</w:t>
+            </w:r>
+          </w:p>
+        </w:tc>
+      </w:tr>
+      <w:tr>
+        <w:tc>
+          <w:tcPr>
+            <w:tcW w:type="dxa" w:w="3000"/>
+            <w:tcMar>
+              <w:top w:type="dxa" w:w="60"/>
+              <w:left w:type="dxa" w:w="100"/>
+              <w:bottom w:type="dxa" w:w="60"/>
+              <w:right w:type="dxa" w:w="100"/>
+            </w:tcMar>
+          </w:tcPr>
+          <w:p>
+            <w:pPr>
+              <w:spacing w:after="0" w:line="252"/>
+            </w:pPr>
+            <w:r>
+              <w:rPr>
+                <w:rFonts w:ascii="Calibri" w:cs="Calibri" w:eastAsia="Calibri" w:hAnsi="Calibri"/>
+                <w:b w:val="false"/>
+                <w:bCs w:val="false"/>
+                <w:i w:val="false"/>
+                <w:iCs w:val="false"/>
+                <w:sz w:val="19"/>
+                <w:szCs w:val="19"/>
+              </w:rPr>
+              <w:t xml:space="preserve">How do you stop it inventing things?</w:t>
+            </w:r>
+          </w:p>
+        </w:tc>
+        <w:tc>
+          <w:tcPr>
+            <w:tcW w:type="dxa" w:w="6300"/>
+            <w:tcMar>
+              <w:top w:type="dxa" w:w="60"/>
+              <w:left w:type="dxa" w:w="100"/>
+              <w:bottom w:type="dxa" w:w="60"/>
+              <w:right w:type="dxa" w:w="100"/>
+            </w:tcMar>
+          </w:tcPr>
+          <w:p>
+            <w:pPr>
+              <w:spacing w:after="0" w:line="252"/>
+            </w:pPr>
+            <w:r>
+              <w:rPr>
+                <w:rFonts w:ascii="Calibri" w:cs="Calibri" w:eastAsia="Calibri" w:hAnsi="Calibri"/>
+                <w:b w:val="false"/>
+                <w:bCs w:val="false"/>
+                <w:i w:val="false"/>
+                <w:iCs w:val="false"/>
+                <w:sz w:val="19"/>
+                <w:szCs w:val="19"/>
+              </w:rPr>
+              <w:t xml:space="preserve">It writes into a fixed form the software will not let it break, we hand it real recipes to work from, and then ordinary code checks ingredients, quantities, times and whether the rice is ever cooked. What is still wrong is shown on the recipe, not hidden.</w:t>
+            </w:r>
+          </w:p>
+        </w:tc>
+      </w:tr>
+      <w:tr>
+        <w:tc>
+          <w:tcPr>
+            <w:tcW w:type="dxa" w:w="3000"/>
+            <w:tcMar>
+              <w:top w:type="dxa" w:w="60"/>
+              <w:left w:type="dxa" w:w="100"/>
+              <w:bottom w:type="dxa" w:w="60"/>
+              <w:right w:type="dxa" w:w="100"/>
+            </w:tcMar>
+          </w:tcPr>
+          <w:p>
+            <w:pPr>
+              <w:spacing w:after="0" w:line="252"/>
+            </w:pPr>
+            <w:r>
+              <w:rPr>
+                <w:rFonts w:ascii="Calibri" w:cs="Calibri" w:eastAsia="Calibri" w:hAnsi="Calibri"/>
+                <w:b w:val="false"/>
+                <w:bCs w:val="false"/>
+                <w:i w:val="false"/>
+                <w:iCs w:val="false"/>
+                <w:sz w:val="19"/>
+                <w:szCs w:val="19"/>
+              </w:rPr>
+              <w:t xml:space="preserve">How did you evaluate it?</w:t>
+            </w:r>
+          </w:p>
+        </w:tc>
+        <w:tc>
+          <w:tcPr>
+            <w:tcW w:type="dxa" w:w="6300"/>
+            <w:tcMar>
+              <w:top w:type="dxa" w:w="60"/>
+              <w:left w:type="dxa" w:w="100"/>
+              <w:bottom w:type="dxa" w:w="60"/>
+              <w:right w:type="dxa" w:w="100"/>
+            </w:tcMar>
+          </w:tcPr>
+          <w:p>
+            <w:pPr>
+              <w:spacing w:after="0" w:line="252"/>
+            </w:pPr>
+            <w:r>
+              <w:rPr>
+                <w:rFonts w:ascii="Calibri" w:cs="Calibri" w:eastAsia="Calibri" w:hAnsi="Calibri"/>
+                <w:b w:val="false"/>
+                <w:bCs w:val="false"/>
+                <w:i w:val="false"/>
+                <w:iCs w:val="false"/>
+                <w:sz w:val="19"/>
+                <w:szCs w:val="19"/>
+              </w:rPr>
+              <w:t xml:space="preserve">Not with the usual training measure, because there is no single right answer to "dinner from this fridge". We measured how often recipes pass our checks, how long retrieval and generation take, and ran small controlled tests, such as the one that showed the chef drifting to the wrong step.</w:t>
             </w:r>
           </w:p>
         </w:tc>
@@ -5550,8 +7069,8 @@
         </w:tblBorders>
       </w:tblPr>
       <w:tblGrid>
-        <w:gridCol w:w="2600"/>
-        <w:gridCol w:w="6700"/>
+        <w:gridCol w:w="2500"/>
+        <w:gridCol w:w="6800"/>
       </w:tblGrid>
       <w:tr>
         <w:trPr>
@@ -5559,7 +7078,7 @@
         </w:trPr>
         <w:tc>
           <w:tcPr>
-            <w:tcW w:type="dxa" w:w="2600"/>
+            <w:tcW w:type="dxa" w:w="2500"/>
             <w:shd w:fill="1F3864" w:color="auto" w:val="clear"/>
             <w:tcMar>
               <w:top w:type="dxa" w:w="60"/>
@@ -5589,7 +7108,7 @@
         </w:tc>
         <w:tc>
           <w:tcPr>
-            <w:tcW w:type="dxa" w:w="6700"/>
+            <w:tcW w:type="dxa" w:w="6800"/>
             <w:shd w:fill="1F3864" w:color="auto" w:val="clear"/>
             <w:tcMar>
               <w:top w:type="dxa" w:w="60"/>
@@ -5621,57 +7140,57 @@
       <w:tr>
         <w:tc>
           <w:tcPr>
-            <w:tcW w:type="dxa" w:w="2600"/>
-            <w:tcMar>
-              <w:top w:type="dxa" w:w="60"/>
-              <w:left w:type="dxa" w:w="100"/>
-              <w:bottom w:type="dxa" w:w="60"/>
-              <w:right w:type="dxa" w:w="100"/>
-            </w:tcMar>
-          </w:tcPr>
-          <w:p>
-            <w:pPr>
-              <w:spacing w:after="0" w:line="252"/>
-            </w:pPr>
-            <w:r>
-              <w:rPr>
-                <w:rFonts w:ascii="Calibri" w:cs="Calibri" w:eastAsia="Calibri" w:hAnsi="Calibri"/>
-                <w:b w:val="false"/>
-                <w:bCs w:val="false"/>
-                <w:i w:val="false"/>
-                <w:iCs w:val="false"/>
-                <w:sz w:val="19"/>
-                <w:szCs w:val="19"/>
-              </w:rPr>
-              <w:t xml:space="preserve">Demo machine</w:t>
-            </w:r>
-          </w:p>
-        </w:tc>
-        <w:tc>
-          <w:tcPr>
-            <w:tcW w:type="dxa" w:w="6700"/>
-            <w:tcMar>
-              <w:top w:type="dxa" w:w="60"/>
-              <w:left w:type="dxa" w:w="100"/>
-              <w:bottom w:type="dxa" w:w="60"/>
-              <w:right w:type="dxa" w:w="100"/>
-            </w:tcMar>
-          </w:tcPr>
-          <w:p>
-            <w:pPr>
-              <w:spacing w:after="0" w:line="252"/>
-            </w:pPr>
-            <w:r>
-              <w:rPr>
-                <w:rFonts w:ascii="Calibri" w:cs="Calibri" w:eastAsia="Calibri" w:hAnsi="Calibri"/>
-                <w:b w:val="false"/>
-                <w:bCs w:val="false"/>
-                <w:i w:val="false"/>
-                <w:iCs w:val="false"/>
-                <w:sz w:val="19"/>
-                <w:szCs w:val="19"/>
-              </w:rPr>
-              <w:t xml:space="preserve">MacBook Air, Apple M4, 16 GB unified memory</w:t>
+            <w:tcW w:type="dxa" w:w="2500"/>
+            <w:tcMar>
+              <w:top w:type="dxa" w:w="60"/>
+              <w:left w:type="dxa" w:w="100"/>
+              <w:bottom w:type="dxa" w:w="60"/>
+              <w:right w:type="dxa" w:w="100"/>
+            </w:tcMar>
+          </w:tcPr>
+          <w:p>
+            <w:pPr>
+              <w:spacing w:after="0" w:line="252"/>
+            </w:pPr>
+            <w:r>
+              <w:rPr>
+                <w:rFonts w:ascii="Calibri" w:cs="Calibri" w:eastAsia="Calibri" w:hAnsi="Calibri"/>
+                <w:b w:val="false"/>
+                <w:bCs w:val="false"/>
+                <w:i w:val="false"/>
+                <w:iCs w:val="false"/>
+                <w:sz w:val="19"/>
+                <w:szCs w:val="19"/>
+              </w:rPr>
+              <w:t xml:space="preserve">Machine</w:t>
+            </w:r>
+          </w:p>
+        </w:tc>
+        <w:tc>
+          <w:tcPr>
+            <w:tcW w:type="dxa" w:w="6800"/>
+            <w:tcMar>
+              <w:top w:type="dxa" w:w="60"/>
+              <w:left w:type="dxa" w:w="100"/>
+              <w:bottom w:type="dxa" w:w="60"/>
+              <w:right w:type="dxa" w:w="100"/>
+            </w:tcMar>
+          </w:tcPr>
+          <w:p>
+            <w:pPr>
+              <w:spacing w:after="0" w:line="252"/>
+            </w:pPr>
+            <w:r>
+              <w:rPr>
+                <w:rFonts w:ascii="Calibri" w:cs="Calibri" w:eastAsia="Calibri" w:hAnsi="Calibri"/>
+                <w:b w:val="false"/>
+                <w:bCs w:val="false"/>
+                <w:i w:val="false"/>
+                <w:iCs w:val="false"/>
+                <w:sz w:val="19"/>
+                <w:szCs w:val="19"/>
+              </w:rPr>
+              <w:t xml:space="preserve">MacBook Air, Apple M4: 10 processor cores, 10 graphics cores, 16 GB shared by everything</w:t>
             </w:r>
           </w:p>
         </w:tc>
@@ -5679,7 +7198,7 @@
       <w:tr>
         <w:tc>
           <w:tcPr>
-            <w:tcW w:type="dxa" w:w="2600"/>
+            <w:tcW w:type="dxa" w:w="2500"/>
             <w:tcMar>
               <w:top w:type="dxa" w:w="60"/>
               <w:left w:type="dxa" w:w="100"/>
@@ -5707,29 +7226,29 @@
         </w:tc>
         <w:tc>
           <w:tcPr>
-            <w:tcW w:type="dxa" w:w="6700"/>
-            <w:tcMar>
-              <w:top w:type="dxa" w:w="60"/>
-              <w:left w:type="dxa" w:w="100"/>
-              <w:bottom w:type="dxa" w:w="60"/>
-              <w:right w:type="dxa" w:w="100"/>
-            </w:tcMar>
-          </w:tcPr>
-          <w:p>
-            <w:pPr>
-              <w:spacing w:after="0" w:line="252"/>
-            </w:pPr>
-            <w:r>
-              <w:rPr>
-                <w:rFonts w:ascii="Calibri" w:cs="Calibri" w:eastAsia="Calibri" w:hAnsi="Calibri"/>
-                <w:b w:val="false"/>
-                <w:bCs w:val="false"/>
-                <w:i w:val="false"/>
-                <w:iCs w:val="false"/>
-                <w:sz w:val="19"/>
-                <w:szCs w:val="19"/>
-              </w:rPr>
-              <w:t xml:space="preserve">Gemma 4 E2B, 4-bit: 2.3 B effective / 5.1 B total parameters, 3.55 GB, about 15 tokens/s</w:t>
+            <w:tcW w:type="dxa" w:w="6800"/>
+            <w:tcMar>
+              <w:top w:type="dxa" w:w="60"/>
+              <w:left w:type="dxa" w:w="100"/>
+              <w:bottom w:type="dxa" w:w="60"/>
+              <w:right w:type="dxa" w:w="100"/>
+            </w:tcMar>
+          </w:tcPr>
+          <w:p>
+            <w:pPr>
+              <w:spacing w:after="0" w:line="252"/>
+            </w:pPr>
+            <w:r>
+              <w:rPr>
+                <w:rFonts w:ascii="Calibri" w:cs="Calibri" w:eastAsia="Calibri" w:hAnsi="Calibri"/>
+                <w:b w:val="false"/>
+                <w:bCs w:val="false"/>
+                <w:i w:val="false"/>
+                <w:iCs w:val="false"/>
+                <w:sz w:val="19"/>
+                <w:szCs w:val="19"/>
+              </w:rPr>
+              <w:t xml:space="preserve">google/gemma-4-E2B-it, run as the 4-bit MLX build from lmstudio-community: 5.1 billion numbers in total, about 2.3 billion effective, 35 layers</w:t>
             </w:r>
           </w:p>
         </w:tc>
@@ -5737,57 +7256,57 @@
       <w:tr>
         <w:tc>
           <w:tcPr>
-            <w:tcW w:type="dxa" w:w="2600"/>
-            <w:tcMar>
-              <w:top w:type="dxa" w:w="60"/>
-              <w:left w:type="dxa" w:w="100"/>
-              <w:bottom w:type="dxa" w:w="60"/>
-              <w:right w:type="dxa" w:w="100"/>
-            </w:tcMar>
-          </w:tcPr>
-          <w:p>
-            <w:pPr>
-              <w:spacing w:after="0" w:line="252"/>
-            </w:pPr>
-            <w:r>
-              <w:rPr>
-                <w:rFonts w:ascii="Calibri" w:cs="Calibri" w:eastAsia="Calibri" w:hAnsi="Calibri"/>
-                <w:b w:val="false"/>
-                <w:bCs w:val="false"/>
-                <w:i w:val="false"/>
-                <w:iCs w:val="false"/>
-                <w:sz w:val="19"/>
-                <w:szCs w:val="19"/>
-              </w:rPr>
-              <w:t xml:space="preserve">Context</w:t>
-            </w:r>
-          </w:p>
-        </w:tc>
-        <w:tc>
-          <w:tcPr>
-            <w:tcW w:type="dxa" w:w="6700"/>
-            <w:tcMar>
-              <w:top w:type="dxa" w:w="60"/>
-              <w:left w:type="dxa" w:w="100"/>
-              <w:bottom w:type="dxa" w:w="60"/>
-              <w:right w:type="dxa" w:w="100"/>
-            </w:tcMar>
-          </w:tcPr>
-          <w:p>
-            <w:pPr>
-              <w:spacing w:after="0" w:line="252"/>
-            </w:pPr>
-            <w:r>
-              <w:rPr>
-                <w:rFonts w:ascii="Calibri" w:cs="Calibri" w:eastAsia="Calibri" w:hAnsi="Calibri"/>
-                <w:b w:val="false"/>
-                <w:bCs w:val="false"/>
-                <w:i w:val="false"/>
-                <w:iCs w:val="false"/>
-                <w:sz w:val="19"/>
-                <w:szCs w:val="19"/>
-              </w:rPr>
-              <w:t xml:space="preserve">128K on the card, prompts capped at 8,192 tokens, 35 % kept for the answer</w:t>
+            <w:tcW w:type="dxa" w:w="2500"/>
+            <w:tcMar>
+              <w:top w:type="dxa" w:w="60"/>
+              <w:left w:type="dxa" w:w="100"/>
+              <w:bottom w:type="dxa" w:w="60"/>
+              <w:right w:type="dxa" w:w="100"/>
+            </w:tcMar>
+          </w:tcPr>
+          <w:p>
+            <w:pPr>
+              <w:spacing w:after="0" w:line="252"/>
+            </w:pPr>
+            <w:r>
+              <w:rPr>
+                <w:rFonts w:ascii="Calibri" w:cs="Calibri" w:eastAsia="Calibri" w:hAnsi="Calibri"/>
+                <w:b w:val="false"/>
+                <w:bCs w:val="false"/>
+                <w:i w:val="false"/>
+                <w:iCs w:val="false"/>
+                <w:sz w:val="19"/>
+                <w:szCs w:val="19"/>
+              </w:rPr>
+              <w:t xml:space="preserve">Size</w:t>
+            </w:r>
+          </w:p>
+        </w:tc>
+        <w:tc>
+          <w:tcPr>
+            <w:tcW w:type="dxa" w:w="6800"/>
+            <w:tcMar>
+              <w:top w:type="dxa" w:w="60"/>
+              <w:left w:type="dxa" w:w="100"/>
+              <w:bottom w:type="dxa" w:w="60"/>
+              <w:right w:type="dxa" w:w="100"/>
+            </w:tcMar>
+          </w:tcPr>
+          <w:p>
+            <w:pPr>
+              <w:spacing w:after="0" w:line="252"/>
+            </w:pPr>
+            <w:r>
+              <w:rPr>
+                <w:rFonts w:ascii="Calibri" w:cs="Calibri" w:eastAsia="Calibri" w:hAnsi="Calibri"/>
+                <w:b w:val="false"/>
+                <w:bCs w:val="false"/>
+                <w:i w:val="false"/>
+                <w:iCs w:val="false"/>
+                <w:sz w:val="19"/>
+                <w:szCs w:val="19"/>
+              </w:rPr>
+              <w:t xml:space="preserve">a 10.25 GB weight file as published, 4.34 GB for the 4-bit build we run; roughly 2 to 4 GB resident, depending on the context window</w:t>
             </w:r>
           </w:p>
         </w:tc>
@@ -5795,57 +7314,57 @@
       <w:tr>
         <w:tc>
           <w:tcPr>
-            <w:tcW w:type="dxa" w:w="2600"/>
-            <w:tcMar>
-              <w:top w:type="dxa" w:w="60"/>
-              <w:left w:type="dxa" w:w="100"/>
-              <w:bottom w:type="dxa" w:w="60"/>
-              <w:right w:type="dxa" w:w="100"/>
-            </w:tcMar>
-          </w:tcPr>
-          <w:p>
-            <w:pPr>
-              <w:spacing w:after="0" w:line="252"/>
-            </w:pPr>
-            <w:r>
-              <w:rPr>
-                <w:rFonts w:ascii="Calibri" w:cs="Calibri" w:eastAsia="Calibri" w:hAnsi="Calibri"/>
-                <w:b w:val="false"/>
-                <w:bCs w:val="false"/>
-                <w:i w:val="false"/>
-                <w:iCs w:val="false"/>
-                <w:sz w:val="19"/>
-                <w:szCs w:val="19"/>
-              </w:rPr>
-              <w:t xml:space="preserve">Worst model incident</w:t>
-            </w:r>
-          </w:p>
-        </w:tc>
-        <w:tc>
-          <w:tcPr>
-            <w:tcW w:type="dxa" w:w="6700"/>
-            <w:tcMar>
-              <w:top w:type="dxa" w:w="60"/>
-              <w:left w:type="dxa" w:w="100"/>
-              <w:bottom w:type="dxa" w:w="60"/>
-              <w:right w:type="dxa" w:w="100"/>
-            </w:tcMar>
-          </w:tcPr>
-          <w:p>
-            <w:pPr>
-              <w:spacing w:after="0" w:line="252"/>
-            </w:pPr>
-            <w:r>
-              <w:rPr>
-                <w:rFonts w:ascii="Calibri" w:cs="Calibri" w:eastAsia="Calibri" w:hAnsi="Calibri"/>
-                <w:b w:val="false"/>
-                <w:bCs w:val="false"/>
-                <w:i w:val="false"/>
-                <w:iCs w:val="false"/>
-                <w:sz w:val="19"/>
-                <w:szCs w:val="19"/>
-              </w:rPr>
-              <w:t xml:space="preserve">Qwen 3.5 9B reasoned for 26 minutes before one recipe</w:t>
+            <w:tcW w:type="dxa" w:w="2500"/>
+            <w:tcMar>
+              <w:top w:type="dxa" w:w="60"/>
+              <w:left w:type="dxa" w:w="100"/>
+              <w:bottom w:type="dxa" w:w="60"/>
+              <w:right w:type="dxa" w:w="100"/>
+            </w:tcMar>
+          </w:tcPr>
+          <w:p>
+            <w:pPr>
+              <w:spacing w:after="0" w:line="252"/>
+            </w:pPr>
+            <w:r>
+              <w:rPr>
+                <w:rFonts w:ascii="Calibri" w:cs="Calibri" w:eastAsia="Calibri" w:hAnsi="Calibri"/>
+                <w:b w:val="false"/>
+                <w:bCs w:val="false"/>
+                <w:i w:val="false"/>
+                <w:iCs w:val="false"/>
+                <w:sz w:val="19"/>
+                <w:szCs w:val="19"/>
+              </w:rPr>
+              <w:t xml:space="preserve">Speed</w:t>
+            </w:r>
+          </w:p>
+        </w:tc>
+        <w:tc>
+          <w:tcPr>
+            <w:tcW w:type="dxa" w:w="6800"/>
+            <w:tcMar>
+              <w:top w:type="dxa" w:w="60"/>
+              <w:left w:type="dxa" w:w="100"/>
+              <w:bottom w:type="dxa" w:w="60"/>
+              <w:right w:type="dxa" w:w="100"/>
+            </w:tcMar>
+          </w:tcPr>
+          <w:p>
+            <w:pPr>
+              <w:spacing w:after="0" w:line="252"/>
+            </w:pPr>
+            <w:r>
+              <w:rPr>
+                <w:rFonts w:ascii="Calibri" w:cs="Calibri" w:eastAsia="Calibri" w:hAnsi="Calibri"/>
+                <w:b w:val="false"/>
+                <w:bCs w:val="false"/>
+                <w:i w:val="false"/>
+                <w:iCs w:val="false"/>
+                <w:sz w:val="19"/>
+                <w:szCs w:val="19"/>
+              </w:rPr>
+              <w:t xml:space="preserve">about 15 words a second; a full recipe is roughly 700 tokens, so 45 to 50 seconds</w:t>
             </w:r>
           </w:p>
         </w:tc>
@@ -5853,57 +7372,57 @@
       <w:tr>
         <w:tc>
           <w:tcPr>
-            <w:tcW w:type="dxa" w:w="2600"/>
-            <w:tcMar>
-              <w:top w:type="dxa" w:w="60"/>
-              <w:left w:type="dxa" w:w="100"/>
-              <w:bottom w:type="dxa" w:w="60"/>
-              <w:right w:type="dxa" w:w="100"/>
-            </w:tcMar>
-          </w:tcPr>
-          <w:p>
-            <w:pPr>
-              <w:spacing w:after="0" w:line="252"/>
-            </w:pPr>
-            <w:r>
-              <w:rPr>
-                <w:rFonts w:ascii="Calibri" w:cs="Calibri" w:eastAsia="Calibri" w:hAnsi="Calibri"/>
-                <w:b w:val="false"/>
-                <w:bCs w:val="false"/>
-                <w:i w:val="false"/>
-                <w:iCs w:val="false"/>
-                <w:sz w:val="19"/>
-                <w:szCs w:val="19"/>
-              </w:rPr>
-              <w:t xml:space="preserve">Recipes indexed</w:t>
-            </w:r>
-          </w:p>
-        </w:tc>
-        <w:tc>
-          <w:tcPr>
-            <w:tcW w:type="dxa" w:w="6700"/>
-            <w:tcMar>
-              <w:top w:type="dxa" w:w="60"/>
-              <w:left w:type="dxa" w:w="100"/>
-              <w:bottom w:type="dxa" w:w="60"/>
-              <w:right w:type="dxa" w:w="100"/>
-            </w:tcMar>
-          </w:tcPr>
-          <w:p>
-            <w:pPr>
-              <w:spacing w:after="0" w:line="252"/>
-            </w:pPr>
-            <w:r>
-              <w:rPr>
-                <w:rFonts w:ascii="Calibri" w:cs="Calibri" w:eastAsia="Calibri" w:hAnsi="Calibri"/>
-                <w:b w:val="false"/>
-                <w:bCs w:val="false"/>
-                <w:i w:val="false"/>
-                <w:iCs w:val="false"/>
-                <w:sz w:val="19"/>
-                <w:szCs w:val="19"/>
-              </w:rPr>
-              <w:t xml:space="preserve">2,119,522, full-text search in SQLite, 3.3 s down to milliseconds</w:t>
+            <w:tcW w:type="dxa" w:w="2500"/>
+            <w:tcMar>
+              <w:top w:type="dxa" w:w="60"/>
+              <w:left w:type="dxa" w:w="100"/>
+              <w:bottom w:type="dxa" w:w="60"/>
+              <w:right w:type="dxa" w:w="100"/>
+            </w:tcMar>
+          </w:tcPr>
+          <w:p>
+            <w:pPr>
+              <w:spacing w:after="0" w:line="252"/>
+            </w:pPr>
+            <w:r>
+              <w:rPr>
+                <w:rFonts w:ascii="Calibri" w:cs="Calibri" w:eastAsia="Calibri" w:hAnsi="Calibri"/>
+                <w:b w:val="false"/>
+                <w:bCs w:val="false"/>
+                <w:i w:val="false"/>
+                <w:iCs w:val="false"/>
+                <w:sz w:val="19"/>
+                <w:szCs w:val="19"/>
+              </w:rPr>
+              <w:t xml:space="preserve">Context</w:t>
+            </w:r>
+          </w:p>
+        </w:tc>
+        <w:tc>
+          <w:tcPr>
+            <w:tcW w:type="dxa" w:w="6800"/>
+            <w:tcMar>
+              <w:top w:type="dxa" w:w="60"/>
+              <w:left w:type="dxa" w:w="100"/>
+              <w:bottom w:type="dxa" w:w="60"/>
+              <w:right w:type="dxa" w:w="100"/>
+            </w:tcMar>
+          </w:tcPr>
+          <w:p>
+            <w:pPr>
+              <w:spacing w:after="0" w:line="252"/>
+            </w:pPr>
+            <w:r>
+              <w:rPr>
+                <w:rFonts w:ascii="Calibri" w:cs="Calibri" w:eastAsia="Calibri" w:hAnsi="Calibri"/>
+                <w:b w:val="false"/>
+                <w:bCs w:val="false"/>
+                <w:i w:val="false"/>
+                <w:iCs w:val="false"/>
+                <w:sz w:val="19"/>
+                <w:szCs w:val="19"/>
+              </w:rPr>
+              <w:t xml:space="preserve">the model can hold about 200 paperback pages; we give it 12, and keep a third of that for the answer</w:t>
             </w:r>
           </w:p>
         </w:tc>
@@ -5911,57 +7430,57 @@
       <w:tr>
         <w:tc>
           <w:tcPr>
-            <w:tcW w:type="dxa" w:w="2600"/>
-            <w:tcMar>
-              <w:top w:type="dxa" w:w="60"/>
-              <w:left w:type="dxa" w:w="100"/>
-              <w:bottom w:type="dxa" w:w="60"/>
-              <w:right w:type="dxa" w:w="100"/>
-            </w:tcMar>
-          </w:tcPr>
-          <w:p>
-            <w:pPr>
-              <w:spacing w:after="0" w:line="252"/>
-            </w:pPr>
-            <w:r>
-              <w:rPr>
-                <w:rFonts w:ascii="Calibri" w:cs="Calibri" w:eastAsia="Calibri" w:hAnsi="Calibri"/>
-                <w:b w:val="false"/>
-                <w:bCs w:val="false"/>
-                <w:i w:val="false"/>
-                <w:iCs w:val="false"/>
-                <w:sz w:val="19"/>
-                <w:szCs w:val="19"/>
-              </w:rPr>
-              <w:t xml:space="preserve">Receipt database</w:t>
-            </w:r>
-          </w:p>
-        </w:tc>
-        <w:tc>
-          <w:tcPr>
-            <w:tcW w:type="dxa" w:w="6700"/>
-            <w:tcMar>
-              <w:top w:type="dxa" w:w="60"/>
-              <w:left w:type="dxa" w:w="100"/>
-              <w:bottom w:type="dxa" w:w="60"/>
-              <w:right w:type="dxa" w:w="100"/>
-            </w:tcMar>
-          </w:tcPr>
-          <w:p>
-            <w:pPr>
-              <w:spacing w:after="0" w:line="252"/>
-            </w:pPr>
-            <w:r>
-              <w:rPr>
-                <w:rFonts w:ascii="Calibri" w:cs="Calibri" w:eastAsia="Calibri" w:hAnsi="Calibri"/>
-                <w:b w:val="false"/>
-                <w:bCs w:val="false"/>
-                <w:i w:val="false"/>
-                <w:iCs w:val="false"/>
-                <w:sz w:val="19"/>
-                <w:szCs w:val="19"/>
-              </w:rPr>
-              <w:t xml:space="preserve">483,210 French products, 329,783 linked to our 3,052 ingredients</w:t>
+            <w:tcW w:type="dxa" w:w="2500"/>
+            <w:tcMar>
+              <w:top w:type="dxa" w:w="60"/>
+              <w:left w:type="dxa" w:w="100"/>
+              <w:bottom w:type="dxa" w:w="60"/>
+              <w:right w:type="dxa" w:w="100"/>
+            </w:tcMar>
+          </w:tcPr>
+          <w:p>
+            <w:pPr>
+              <w:spacing w:after="0" w:line="252"/>
+            </w:pPr>
+            <w:r>
+              <w:rPr>
+                <w:rFonts w:ascii="Calibri" w:cs="Calibri" w:eastAsia="Calibri" w:hAnsi="Calibri"/>
+                <w:b w:val="false"/>
+                <w:bCs w:val="false"/>
+                <w:i w:val="false"/>
+                <w:iCs w:val="false"/>
+                <w:sz w:val="19"/>
+                <w:szCs w:val="19"/>
+              </w:rPr>
+              <w:t xml:space="preserve">Its working notes</w:t>
+            </w:r>
+          </w:p>
+        </w:tc>
+        <w:tc>
+          <w:tcPr>
+            <w:tcW w:type="dxa" w:w="6800"/>
+            <w:tcMar>
+              <w:top w:type="dxa" w:w="60"/>
+              <w:left w:type="dxa" w:w="100"/>
+              <w:bottom w:type="dxa" w:w="60"/>
+              <w:right w:type="dxa" w:w="100"/>
+            </w:tcMar>
+          </w:tcPr>
+          <w:p>
+            <w:pPr>
+              <w:spacing w:after="0" w:line="252"/>
+            </w:pPr>
+            <w:r>
+              <w:rPr>
+                <w:rFonts w:ascii="Calibri" w:cs="Calibri" w:eastAsia="Calibri" w:hAnsi="Calibri"/>
+                <w:b w:val="false"/>
+                <w:bCs w:val="false"/>
+                <w:i w:val="false"/>
+                <w:iCs w:val="false"/>
+                <w:sz w:val="19"/>
+                <w:szCs w:val="19"/>
+              </w:rPr>
+              <w:t xml:space="preserve">about 70 MB for those 12 pages, because it keeps one shared set of notes and most layers look back only one page</w:t>
             </w:r>
           </w:p>
         </w:tc>
@@ -5969,57 +7488,57 @@
       <w:tr>
         <w:tc>
           <w:tcPr>
-            <w:tcW w:type="dxa" w:w="2600"/>
-            <w:tcMar>
-              <w:top w:type="dxa" w:w="60"/>
-              <w:left w:type="dxa" w:w="100"/>
-              <w:bottom w:type="dxa" w:w="60"/>
-              <w:right w:type="dxa" w:w="100"/>
-            </w:tcMar>
-          </w:tcPr>
-          <w:p>
-            <w:pPr>
-              <w:spacing w:after="0" w:line="252"/>
-            </w:pPr>
-            <w:r>
-              <w:rPr>
-                <w:rFonts w:ascii="Calibri" w:cs="Calibri" w:eastAsia="Calibri" w:hAnsi="Calibri"/>
-                <w:b w:val="false"/>
-                <w:bCs w:val="false"/>
-                <w:i w:val="false"/>
-                <w:iCs w:val="false"/>
-                <w:sz w:val="19"/>
-                <w:szCs w:val="19"/>
-              </w:rPr>
-              <w:t xml:space="preserve">Quick dinner</w:t>
-            </w:r>
-          </w:p>
-        </w:tc>
-        <w:tc>
-          <w:tcPr>
-            <w:tcW w:type="dxa" w:w="6700"/>
-            <w:tcMar>
-              <w:top w:type="dxa" w:w="60"/>
-              <w:left w:type="dxa" w:w="100"/>
-              <w:bottom w:type="dxa" w:w="60"/>
-              <w:right w:type="dxa" w:w="100"/>
-            </w:tcMar>
-          </w:tcPr>
-          <w:p>
-            <w:pPr>
-              <w:spacing w:after="0" w:line="252"/>
-            </w:pPr>
-            <w:r>
-              <w:rPr>
-                <w:rFonts w:ascii="Calibri" w:cs="Calibri" w:eastAsia="Calibri" w:hAnsi="Calibri"/>
-                <w:b w:val="false"/>
-                <w:bCs w:val="false"/>
-                <w:i w:val="false"/>
-                <w:iCs w:val="false"/>
-                <w:sz w:val="19"/>
-                <w:szCs w:val="19"/>
-              </w:rPr>
-              <w:t xml:space="preserve">20–25 s to write</w:t>
+            <w:tcW w:type="dxa" w:w="2500"/>
+            <w:tcMar>
+              <w:top w:type="dxa" w:w="60"/>
+              <w:left w:type="dxa" w:w="100"/>
+              <w:bottom w:type="dxa" w:w="60"/>
+              <w:right w:type="dxa" w:w="100"/>
+            </w:tcMar>
+          </w:tcPr>
+          <w:p>
+            <w:pPr>
+              <w:spacing w:after="0" w:line="252"/>
+            </w:pPr>
+            <w:r>
+              <w:rPr>
+                <w:rFonts w:ascii="Calibri" w:cs="Calibri" w:eastAsia="Calibri" w:hAnsi="Calibri"/>
+                <w:b w:val="false"/>
+                <w:bCs w:val="false"/>
+                <w:i w:val="false"/>
+                <w:iCs w:val="false"/>
+                <w:sz w:val="19"/>
+                <w:szCs w:val="19"/>
+              </w:rPr>
+              <w:t xml:space="preserve">Recipe corpus</w:t>
+            </w:r>
+          </w:p>
+        </w:tc>
+        <w:tc>
+          <w:tcPr>
+            <w:tcW w:type="dxa" w:w="6800"/>
+            <w:tcMar>
+              <w:top w:type="dxa" w:w="60"/>
+              <w:left w:type="dxa" w:w="100"/>
+              <w:bottom w:type="dxa" w:w="60"/>
+              <w:right w:type="dxa" w:w="100"/>
+            </w:tcMar>
+          </w:tcPr>
+          <w:p>
+            <w:pPr>
+              <w:spacing w:after="0" w:line="252"/>
+            </w:pPr>
+            <w:r>
+              <w:rPr>
+                <w:rFonts w:ascii="Calibri" w:cs="Calibri" w:eastAsia="Calibri" w:hAnsi="Calibri"/>
+                <w:b w:val="false"/>
+                <w:bCs w:val="false"/>
+                <w:i w:val="false"/>
+                <w:iCs w:val="false"/>
+                <w:sz w:val="19"/>
+                <w:szCs w:val="19"/>
+              </w:rPr>
+              <w:t xml:space="preserve">Kaiser1308/CookingRecipes: 2,119,522 indexed, searched with SQLite FTS5; 3.3 seconds a query down to a few milliseconds</w:t>
             </w:r>
           </w:p>
         </w:tc>
@@ -6027,57 +7546,57 @@
       <w:tr>
         <w:tc>
           <w:tcPr>
-            <w:tcW w:type="dxa" w:w="2600"/>
-            <w:tcMar>
-              <w:top w:type="dxa" w:w="60"/>
-              <w:left w:type="dxa" w:w="100"/>
-              <w:bottom w:type="dxa" w:w="60"/>
-              <w:right w:type="dxa" w:w="100"/>
-            </w:tcMar>
-          </w:tcPr>
-          <w:p>
-            <w:pPr>
-              <w:spacing w:after="0" w:line="252"/>
-            </w:pPr>
-            <w:r>
-              <w:rPr>
-                <w:rFonts w:ascii="Calibri" w:cs="Calibri" w:eastAsia="Calibri" w:hAnsi="Calibri"/>
-                <w:b w:val="false"/>
-                <w:bCs w:val="false"/>
-                <w:i w:val="false"/>
-                <w:iCs w:val="false"/>
-                <w:sz w:val="19"/>
-                <w:szCs w:val="19"/>
-              </w:rPr>
-              <w:t xml:space="preserve">LoRA</w:t>
-            </w:r>
-          </w:p>
-        </w:tc>
-        <w:tc>
-          <w:tcPr>
-            <w:tcW w:type="dxa" w:w="6700"/>
-            <w:tcMar>
-              <w:top w:type="dxa" w:w="60"/>
-              <w:left w:type="dxa" w:w="100"/>
-              <w:bottom w:type="dxa" w:w="60"/>
-              <w:right w:type="dxa" w:w="100"/>
-            </w:tcMar>
-          </w:tcPr>
-          <w:p>
-            <w:pPr>
-              <w:spacing w:after="0" w:line="252"/>
-            </w:pPr>
-            <w:r>
-              <w:rPr>
-                <w:rFonts w:ascii="Calibri" w:cs="Calibri" w:eastAsia="Calibri" w:hAnsi="Calibri"/>
-                <w:b w:val="false"/>
-                <w:bCs w:val="false"/>
-                <w:i w:val="false"/>
-                <w:iCs w:val="false"/>
-                <w:sz w:val="19"/>
-                <w:szCs w:val="19"/>
-              </w:rPr>
-              <w:t xml:space="preserve">rank 16, about 40 million trainable parameters, 0.53 % of a 7B model; full fine-tune about 120 GB</w:t>
+            <w:tcW w:type="dxa" w:w="2500"/>
+            <w:tcMar>
+              <w:top w:type="dxa" w:w="60"/>
+              <w:left w:type="dxa" w:w="100"/>
+              <w:bottom w:type="dxa" w:w="60"/>
+              <w:right w:type="dxa" w:w="100"/>
+            </w:tcMar>
+          </w:tcPr>
+          <w:p>
+            <w:pPr>
+              <w:spacing w:after="0" w:line="252"/>
+            </w:pPr>
+            <w:r>
+              <w:rPr>
+                <w:rFonts w:ascii="Calibri" w:cs="Calibri" w:eastAsia="Calibri" w:hAnsi="Calibri"/>
+                <w:b w:val="false"/>
+                <w:bCs w:val="false"/>
+                <w:i w:val="false"/>
+                <w:iCs w:val="false"/>
+                <w:sz w:val="19"/>
+                <w:szCs w:val="19"/>
+              </w:rPr>
+              <w:t xml:space="preserve">Receipt products</w:t>
+            </w:r>
+          </w:p>
+        </w:tc>
+        <w:tc>
+          <w:tcPr>
+            <w:tcW w:type="dxa" w:w="6800"/>
+            <w:tcMar>
+              <w:top w:type="dxa" w:w="60"/>
+              <w:left w:type="dxa" w:w="100"/>
+              <w:bottom w:type="dxa" w:w="60"/>
+              <w:right w:type="dxa" w:w="100"/>
+            </w:tcMar>
+          </w:tcPr>
+          <w:p>
+            <w:pPr>
+              <w:spacing w:after="0" w:line="252"/>
+            </w:pPr>
+            <w:r>
+              <w:rPr>
+                <w:rFonts w:ascii="Calibri" w:cs="Calibri" w:eastAsia="Calibri" w:hAnsi="Calibri"/>
+                <w:b w:val="false"/>
+                <w:bCs w:val="false"/>
+                <w:i w:val="false"/>
+                <w:iCs w:val="false"/>
+                <w:sz w:val="19"/>
+                <w:szCs w:val="19"/>
+              </w:rPr>
+              <w:t xml:space="preserve">Open Food Facts, filtered to France: 483,210 products, 329,783 matched to one of our 3,052 catalogue ingredients</w:t>
             </w:r>
           </w:p>
         </w:tc>
@@ -6085,57 +7604,57 @@
       <w:tr>
         <w:tc>
           <w:tcPr>
-            <w:tcW w:type="dxa" w:w="2600"/>
-            <w:tcMar>
-              <w:top w:type="dxa" w:w="60"/>
-              <w:left w:type="dxa" w:w="100"/>
-              <w:bottom w:type="dxa" w:w="60"/>
-              <w:right w:type="dxa" w:w="100"/>
-            </w:tcMar>
-          </w:tcPr>
-          <w:p>
-            <w:pPr>
-              <w:spacing w:after="0" w:line="252"/>
-            </w:pPr>
-            <w:r>
-              <w:rPr>
-                <w:rFonts w:ascii="Calibri" w:cs="Calibri" w:eastAsia="Calibri" w:hAnsi="Calibri"/>
-                <w:b w:val="false"/>
-                <w:bCs w:val="false"/>
-                <w:i w:val="false"/>
-                <w:iCs w:val="false"/>
-                <w:sz w:val="19"/>
-                <w:szCs w:val="19"/>
-              </w:rPr>
-              <w:t xml:space="preserve">Voice</w:t>
-            </w:r>
-          </w:p>
-        </w:tc>
-        <w:tc>
-          <w:tcPr>
-            <w:tcW w:type="dxa" w:w="6700"/>
-            <w:tcMar>
-              <w:top w:type="dxa" w:w="60"/>
-              <w:left w:type="dxa" w:w="100"/>
-              <w:bottom w:type="dxa" w:w="60"/>
-              <w:right w:type="dxa" w:w="100"/>
-            </w:tcMar>
-          </w:tcPr>
-          <w:p>
-            <w:pPr>
-              <w:spacing w:after="0" w:line="252"/>
-            </w:pPr>
-            <w:r>
-              <w:rPr>
-                <w:rFonts w:ascii="Calibri" w:cs="Calibri" w:eastAsia="Calibri" w:hAnsi="Calibri"/>
-                <w:b w:val="false"/>
-                <w:bCs w:val="false"/>
-                <w:i w:val="false"/>
-                <w:iCs w:val="false"/>
-                <w:sz w:val="19"/>
-                <w:szCs w:val="19"/>
-              </w:rPr>
-              <w:t xml:space="preserve">Parakeet 0.6B hears (on the Mac GPU), Kokoro 82M speaks, a short phrase takes 0.15–0.25 s to synthesise</w:t>
+            <w:tcW w:type="dxa" w:w="2500"/>
+            <w:tcMar>
+              <w:top w:type="dxa" w:w="60"/>
+              <w:left w:type="dxa" w:w="100"/>
+              <w:bottom w:type="dxa" w:w="60"/>
+              <w:right w:type="dxa" w:w="100"/>
+            </w:tcMar>
+          </w:tcPr>
+          <w:p>
+            <w:pPr>
+              <w:spacing w:after="0" w:line="252"/>
+            </w:pPr>
+            <w:r>
+              <w:rPr>
+                <w:rFonts w:ascii="Calibri" w:cs="Calibri" w:eastAsia="Calibri" w:hAnsi="Calibri"/>
+                <w:b w:val="false"/>
+                <w:bCs w:val="false"/>
+                <w:i w:val="false"/>
+                <w:iCs w:val="false"/>
+                <w:sz w:val="19"/>
+                <w:szCs w:val="19"/>
+              </w:rPr>
+              <w:t xml:space="preserve">Teaching it a habit (LoRA)</w:t>
+            </w:r>
+          </w:p>
+        </w:tc>
+        <w:tc>
+          <w:tcPr>
+            <w:tcW w:type="dxa" w:w="6800"/>
+            <w:tcMar>
+              <w:top w:type="dxa" w:w="60"/>
+              <w:left w:type="dxa" w:w="100"/>
+              <w:bottom w:type="dxa" w:w="60"/>
+              <w:right w:type="dxa" w:w="100"/>
+            </w:tcMar>
+          </w:tcPr>
+          <w:p>
+            <w:pPr>
+              <w:spacing w:after="0" w:line="252"/>
+            </w:pPr>
+            <w:r>
+              <w:rPr>
+                <w:rFonts w:ascii="Calibri" w:cs="Calibri" w:eastAsia="Calibri" w:hAnsi="Calibri"/>
+                <w:b w:val="false"/>
+                <w:bCs w:val="false"/>
+                <w:i w:val="false"/>
+                <w:iCs w:val="false"/>
+                <w:sz w:val="19"/>
+                <w:szCs w:val="19"/>
+              </w:rPr>
+              <w:t xml:space="preserve">18.9 million extra numbers on Gemma 4 E2B, 0.37 %; retraining all of it would need about 80 GB of graphics memory</w:t>
             </w:r>
           </w:p>
         </w:tc>
@@ -6143,57 +7662,173 @@
       <w:tr>
         <w:tc>
           <w:tcPr>
-            <w:tcW w:type="dxa" w:w="2600"/>
-            <w:tcMar>
-              <w:top w:type="dxa" w:w="60"/>
-              <w:left w:type="dxa" w:w="100"/>
-              <w:bottom w:type="dxa" w:w="60"/>
-              <w:right w:type="dxa" w:w="100"/>
-            </w:tcMar>
-          </w:tcPr>
-          <w:p>
-            <w:pPr>
-              <w:spacing w:after="0" w:line="252"/>
-            </w:pPr>
-            <w:r>
-              <w:rPr>
-                <w:rFonts w:ascii="Calibri" w:cs="Calibri" w:eastAsia="Calibri" w:hAnsi="Calibri"/>
-                <w:b w:val="false"/>
-                <w:bCs w:val="false"/>
-                <w:i w:val="false"/>
-                <w:iCs w:val="false"/>
-                <w:sz w:val="19"/>
-                <w:szCs w:val="19"/>
-              </w:rPr>
-              <w:t xml:space="preserve">Step-drift experiment</w:t>
-            </w:r>
-          </w:p>
-        </w:tc>
-        <w:tc>
-          <w:tcPr>
-            <w:tcW w:type="dxa" w:w="6700"/>
-            <w:tcMar>
-              <w:top w:type="dxa" w:w="60"/>
-              <w:left w:type="dxa" w:w="100"/>
-              <w:bottom w:type="dxa" w:w="60"/>
-              <w:right w:type="dxa" w:w="100"/>
-            </w:tcMar>
-          </w:tcPr>
-          <w:p>
-            <w:pPr>
-              <w:spacing w:after="0" w:line="252"/>
-            </w:pPr>
-            <w:r>
-              <w:rPr>
-                <w:rFonts w:ascii="Calibri" w:cs="Calibri" w:eastAsia="Calibri" w:hAnsi="Calibri"/>
-                <w:b w:val="false"/>
-                <w:bCs w:val="false"/>
-                <w:i w:val="false"/>
-                <w:iCs w:val="false"/>
-                <w:sz w:val="19"/>
-                <w:szCs w:val="19"/>
-              </w:rPr>
-              <w:t xml:space="preserve">With history: 0 of 6 runs on the right step. Step repeated in the question: 6 of 6.</w:t>
+            <w:tcW w:type="dxa" w:w="2500"/>
+            <w:tcMar>
+              <w:top w:type="dxa" w:w="60"/>
+              <w:left w:type="dxa" w:w="100"/>
+              <w:bottom w:type="dxa" w:w="60"/>
+              <w:right w:type="dxa" w:w="100"/>
+            </w:tcMar>
+          </w:tcPr>
+          <w:p>
+            <w:pPr>
+              <w:spacing w:after="0" w:line="252"/>
+            </w:pPr>
+            <w:r>
+              <w:rPr>
+                <w:rFonts w:ascii="Calibri" w:cs="Calibri" w:eastAsia="Calibri" w:hAnsi="Calibri"/>
+                <w:b w:val="false"/>
+                <w:bCs w:val="false"/>
+                <w:i w:val="false"/>
+                <w:iCs w:val="false"/>
+                <w:sz w:val="19"/>
+                <w:szCs w:val="19"/>
+              </w:rPr>
+              <w:t xml:space="preserve">The same on the model our scripts target</w:t>
+            </w:r>
+          </w:p>
+        </w:tc>
+        <w:tc>
+          <w:tcPr>
+            <w:tcW w:type="dxa" w:w="6800"/>
+            <w:tcMar>
+              <w:top w:type="dxa" w:w="60"/>
+              <w:left w:type="dxa" w:w="100"/>
+              <w:bottom w:type="dxa" w:w="60"/>
+              <w:right w:type="dxa" w:w="100"/>
+            </w:tcMar>
+          </w:tcPr>
+          <w:p>
+            <w:pPr>
+              <w:spacing w:after="0" w:line="252"/>
+            </w:pPr>
+            <w:r>
+              <w:rPr>
+                <w:rFonts w:ascii="Calibri" w:cs="Calibri" w:eastAsia="Calibri" w:hAnsi="Calibri"/>
+                <w:b w:val="false"/>
+                <w:bCs w:val="false"/>
+                <w:i w:val="false"/>
+                <w:iCs w:val="false"/>
+                <w:sz w:val="19"/>
+                <w:szCs w:val="19"/>
+              </w:rPr>
+              <w:t xml:space="preserve">Qwen/Qwen2.5-7B-Instruct: 40.4 million, 0.53 %, and about 120 GB for a full retrain</w:t>
+            </w:r>
+          </w:p>
+        </w:tc>
+      </w:tr>
+      <w:tr>
+        <w:tc>
+          <w:tcPr>
+            <w:tcW w:type="dxa" w:w="2500"/>
+            <w:tcMar>
+              <w:top w:type="dxa" w:w="60"/>
+              <w:left w:type="dxa" w:w="100"/>
+              <w:bottom w:type="dxa" w:w="60"/>
+              <w:right w:type="dxa" w:w="100"/>
+            </w:tcMar>
+          </w:tcPr>
+          <w:p>
+            <w:pPr>
+              <w:spacing w:after="0" w:line="252"/>
+            </w:pPr>
+            <w:r>
+              <w:rPr>
+                <w:rFonts w:ascii="Calibri" w:cs="Calibri" w:eastAsia="Calibri" w:hAnsi="Calibri"/>
+                <w:b w:val="false"/>
+                <w:bCs w:val="false"/>
+                <w:i w:val="false"/>
+                <w:iCs w:val="false"/>
+                <w:sz w:val="19"/>
+                <w:szCs w:val="19"/>
+              </w:rPr>
+              <w:t xml:space="preserve">Voice</w:t>
+            </w:r>
+          </w:p>
+        </w:tc>
+        <w:tc>
+          <w:tcPr>
+            <w:tcW w:type="dxa" w:w="6800"/>
+            <w:tcMar>
+              <w:top w:type="dxa" w:w="60"/>
+              <w:left w:type="dxa" w:w="100"/>
+              <w:bottom w:type="dxa" w:w="60"/>
+              <w:right w:type="dxa" w:w="100"/>
+            </w:tcMar>
+          </w:tcPr>
+          <w:p>
+            <w:pPr>
+              <w:spacing w:after="0" w:line="252"/>
+            </w:pPr>
+            <w:r>
+              <w:rPr>
+                <w:rFonts w:ascii="Calibri" w:cs="Calibri" w:eastAsia="Calibri" w:hAnsi="Calibri"/>
+                <w:b w:val="false"/>
+                <w:bCs w:val="false"/>
+                <w:i w:val="false"/>
+                <w:iCs w:val="false"/>
+                <w:sz w:val="19"/>
+                <w:szCs w:val="19"/>
+              </w:rPr>
+              <w:t xml:space="preserve">Parakeet TDT 0.6B hears (MLX build), Kokoro-82M speaks, both on the laptop; a short phrase synthesises in 0.15 to 0.25 s</w:t>
+            </w:r>
+          </w:p>
+        </w:tc>
+      </w:tr>
+      <w:tr>
+        <w:tc>
+          <w:tcPr>
+            <w:tcW w:type="dxa" w:w="2500"/>
+            <w:tcMar>
+              <w:top w:type="dxa" w:w="60"/>
+              <w:left w:type="dxa" w:w="100"/>
+              <w:bottom w:type="dxa" w:w="60"/>
+              <w:right w:type="dxa" w:w="100"/>
+            </w:tcMar>
+          </w:tcPr>
+          <w:p>
+            <w:pPr>
+              <w:spacing w:after="0" w:line="252"/>
+            </w:pPr>
+            <w:r>
+              <w:rPr>
+                <w:rFonts w:ascii="Calibri" w:cs="Calibri" w:eastAsia="Calibri" w:hAnsi="Calibri"/>
+                <w:b w:val="false"/>
+                <w:bCs w:val="false"/>
+                <w:i w:val="false"/>
+                <w:iCs w:val="false"/>
+                <w:sz w:val="19"/>
+                <w:szCs w:val="19"/>
+              </w:rPr>
+              <w:t xml:space="preserve">The team</w:t>
+            </w:r>
+          </w:p>
+        </w:tc>
+        <w:tc>
+          <w:tcPr>
+            <w:tcW w:type="dxa" w:w="6800"/>
+            <w:tcMar>
+              <w:top w:type="dxa" w:w="60"/>
+              <w:left w:type="dxa" w:w="100"/>
+              <w:bottom w:type="dxa" w:w="60"/>
+              <w:right w:type="dxa" w:w="100"/>
+            </w:tcMar>
+          </w:tcPr>
+          <w:p>
+            <w:pPr>
+              <w:spacing w:after="0" w:line="252"/>
+            </w:pPr>
+            <w:r>
+              <w:rPr>
+                <w:rFonts w:ascii="Calibri" w:cs="Calibri" w:eastAsia="Calibri" w:hAnsi="Calibri"/>
+                <w:b w:val="false"/>
+                <w:bCs w:val="false"/>
+                <w:i w:val="false"/>
+                <w:iCs w:val="false"/>
+                <w:sz w:val="19"/>
+                <w:szCs w:val="19"/>
+              </w:rPr>
+              <w:t xml:space="preserve">five people, six days</w:t>
             </w:r>
           </w:p>
         </w:tc>

--- a/Project Générative IA/KitchenBuddy - Oral Presentation (EN).docx
+++ b/Project Générative IA/KitchenBuddy - Oral Presentation (EN).docx
@@ -1304,7 +1304,7 @@
                 <w:sz w:val="19"/>
                 <w:szCs w:val="19"/>
               </w:rPr>
-              <w:t xml:space="preserve">Why we did not train it</w:t>
+              <w:t xml:space="preserve">How we set the model up</w:t>
             </w:r>
           </w:p>
         </w:tc>
@@ -1360,7 +1360,7 @@
                 <w:sz w:val="19"/>
                 <w:szCs w:val="19"/>
               </w:rPr>
-              <w:t xml:space="preserve">0:35</w:t>
+              <w:t xml:space="preserve">0:45</w:t>
             </w:r>
           </w:p>
         </w:tc>
@@ -3078,7 +3078,7 @@
         <w:rPr>
           <w:rFonts w:ascii="Calibri" w:cs="Calibri" w:eastAsia="Calibri" w:hAnsi="Calibri"/>
         </w:rPr>
-        <w:t xml:space="preserve">7. Why we did not train it</w:t>
+        <w:t xml:space="preserve">7. How we set the model up</w:t>
       </w:r>
     </w:p>
     <w:p>
@@ -3116,7 +3116,7 @@
           <w:sz w:val="23"/>
           <w:szCs w:val="23"/>
         </w:rPr>
-        <w:t xml:space="preserve">You might expect us to have trained the model on recipes. We did not, on purpose. Gemma already cooks well in general: techniques, timings, what goes with what. What it lacks is your kitchen tonight and the exact recipe to follow, and both change daily, so they belong in a lookup, not in training.</w:t>
+        <w:t xml:space="preserve">We did not train the model; we configured it, and three settings matter. Context: it can hold about two hundred pages of text, and we give it twelve, because it reads the entire request before writing a word, and every page is waiting time. Temperature: how adventurous it is with each word. Google's default is one; we run recipes at zero point two and chat at zero point three, because we want the same ingredients in the same boxes every time, not creativity.</w:t>
       </w:r>
     </w:p>
     <w:p>
@@ -3137,7 +3137,70 @@
           <w:sz w:val="23"/>
           <w:szCs w:val="23"/>
         </w:rPr>
-        <w:t xml:space="preserve">We did build and cost the training pipeline: with LoRA, about nineteen million extra numbers beside the model, an hour or two on a gaming graphics card. It is there if the writing itself ever needs teaching.</w:t>
+        <w:t xml:space="preserve">And reasoning is switched off. Models like this can think privately before they answer, at the same speed as the answer itself. One model we tried spent twenty-six minutes thinking about a single recipe. Our problems are format and facts, not logic, so we turned it off.</w:t>
+      </w:r>
+    </w:p>
+    <w:p>
+      <w:pPr>
+        <w:keepNext/>
+        <w:spacing w:after="40" w:before="100"/>
+      </w:pPr>
+      <w:r>
+        <w:rPr>
+          <w:rFonts w:ascii="Calibri" w:cs="Calibri" w:eastAsia="Calibri" w:hAnsi="Calibri"/>
+          <w:b/>
+          <w:bCs/>
+          <w:color w:val="555555"/>
+          <w:sz w:val="20"/>
+          <w:szCs w:val="20"/>
+        </w:rPr>
+        <w:t xml:space="preserve">If asked, or if there is time</w:t>
+      </w:r>
+    </w:p>
+    <w:p>
+      <w:pPr>
+        <w:pStyle w:val="ListParagraph"/>
+        <w:numPr>
+          <w:ilvl w:val="0"/>
+          <w:numId w:val="2"/>
+        </w:numPr>
+        <w:spacing w:after="80" w:line="276"/>
+        <w:jc w:val="both"/>
+      </w:pPr>
+      <w:r>
+        <w:rPr>
+          <w:rFonts w:ascii="Calibri" w:cs="Calibri" w:eastAsia="Calibri" w:hAnsi="Calibri"/>
+          <w:b w:val="false"/>
+          <w:bCs w:val="false"/>
+          <w:i w:val="false"/>
+          <w:iCs w:val="false"/>
+          <w:sz w:val="22"/>
+          <w:szCs w:val="22"/>
+        </w:rPr>
+        <w:t xml:space="preserve">If asked why we did not train it on recipes: Gemma already cooks well in general. What it lacks is your kitchen tonight and the exact recipe, and both change daily, so they belong in a lookup, not in training. The pipeline exists anyway: with LoRA, about nineteen million extra numbers beside the model, an hour or two on a gaming graphics card.</w:t>
+      </w:r>
+    </w:p>
+    <w:p>
+      <w:pPr>
+        <w:pStyle w:val="ListParagraph"/>
+        <w:numPr>
+          <w:ilvl w:val="0"/>
+          <w:numId w:val="2"/>
+        </w:numPr>
+        <w:spacing w:after="80" w:line="276"/>
+        <w:jc w:val="both"/>
+      </w:pPr>
+      <w:r>
+        <w:rPr>
+          <w:rFonts w:ascii="Calibri" w:cs="Calibri" w:eastAsia="Calibri" w:hAnsi="Calibri"/>
+          <w:b w:val="false"/>
+          <w:bCs w:val="false"/>
+          <w:i w:val="false"/>
+          <w:iCs w:val="false"/>
+          <w:sz w:val="22"/>
+          <w:szCs w:val="22"/>
+        </w:rPr>
+        <w:t xml:space="preserve">Where the settings live: temperature is sent by our app with every request; the context length and the reasoning switch are set in LM Studio, because it refuses those two over the API.</w:t>
       </w:r>
     </w:p>
     <w:p>
